--- a/CMA_Summaries_B2_Ch07.docx
+++ b/CMA_Summaries_B2_Ch07.docx
@@ -830,6 +830,154 @@
       </w:tr>
     </w:tbl>
     <w:p/>
+    <w:p>
+      <w:pPr>
+        <w:pageBreakBefore w:val="true"/>
+        <w:spacing w:after="0"/>
+      </w:pPr>
+      <w:r>
+        <w:rPr>
+          <w:sz w:val="2"/>
+        </w:rPr>
+        <w:t xml:space="preserve"> </w:t>
+      </w:r>
+    </w:p>
+    <w:p>
+      <w:pPr>
+        <w:spacing w:before="44" w:after="10"/>
+      </w:pPr>
+      <w:r>
+        <w:rPr>
+          <w:b/>
+          <w:bCs/>
+          <w:color w:val="353A7C"/>
+          <w:sz w:val="18"/>
+          <w:szCs w:val="18"/>
+        </w:rPr>
+        <w:t xml:space="preserve">The English this section uses, and its Arabic</w:t>
+      </w:r>
+    </w:p>
+    <w:p>
+      <w:pPr>
+        <w:spacing w:before="0" w:after="12"/>
+      </w:pPr>
+      <w:r>
+        <w:rPr>
+          <w:color w:val="6B7280"/>
+          <w:sz w:val="15"/>
+          <w:szCs w:val="15"/>
+        </w:rPr>
+        <w:t xml:space="preserve">Each term sits against what it means.</w:t>
+      </w:r>
+    </w:p>
+    <w:p>
+      <w:pPr>
+        <w:spacing w:after="40" w:before="90"/>
+        <w:jc w:val="center"/>
+      </w:pPr>
+      <w:r>
+        <w:drawing>
+          <wp:inline distT="0" distB="0" distL="0" distR="0">
+            <wp:extent cx="5734050" cy="1931475"/>
+            <wp:effectExtent t="0" r="0" b="0" l="0"/>
+            <wp:docPr id="1" name="" descr="" title=""/>
+            <wp:cNvGraphicFramePr>
+              <a:graphicFrameLocks xmlns:a="http://schemas.openxmlformats.org/drawingml/2006/main" noChangeAspect="1"/>
+            </wp:cNvGraphicFramePr>
+            <a:graphic xmlns:a="http://schemas.openxmlformats.org/drawingml/2006/main">
+              <a:graphicData uri="http://schemas.openxmlformats.org/drawingml/2006/picture">
+                <pic:pic xmlns:pic="http://schemas.openxmlformats.org/drawingml/2006/picture">
+                  <pic:nvPicPr>
+                    <pic:cNvPr id="0" name="" descr=""/>
+                    <pic:cNvPicPr>
+                      <a:picLocks noChangeAspect="1" noChangeArrowheads="1"/>
+                    </pic:cNvPicPr>
+                  </pic:nvPicPr>
+                  <pic:blipFill>
+                    <a:blip r:embed="rId102" cstate="none"/>
+                    <a:srcRect/>
+                    <a:stretch>
+                      <a:fillRect/>
+                    </a:stretch>
+                  </pic:blipFill>
+                  <pic:spPr bwMode="auto">
+                    <a:xfrm>
+                      <a:off x="0" y="0"/>
+                      <a:ext cx="5734050" cy="1931475"/>
+                    </a:xfrm>
+                    <a:prstGeom prst="rect">
+                      <a:avLst/>
+                    </a:prstGeom>
+                  </pic:spPr>
+                </pic:pic>
+              </a:graphicData>
+            </a:graphic>
+          </wp:inline>
+        </w:drawing>
+      </w:r>
+    </w:p>
+    <w:tbl>
+      <w:tblPr>
+        <w:tblW w:type="pct" w:w="100%"/>
+        <w:tblLayout w:type="fixed"/>
+        <w:tblBorders>
+          <w:top w:val="single" w:color="FBFAF6" w:sz="4"/>
+          <w:left w:val="single" w:color="FBFAF6" w:sz="4"/>
+          <w:bottom w:val="single" w:color="FBFAF6" w:sz="4"/>
+          <w:right w:val="single" w:color="FBFAF6" w:sz="4"/>
+          <w:insideH w:val="single" w:color="FBFAF6" w:sz="4"/>
+          <w:insideV w:val="single" w:color="FBFAF6" w:sz="4"/>
+        </w:tblBorders>
+      </w:tblPr>
+      <w:tblGrid>
+        <w:gridCol w:w="9600"/>
+      </w:tblGrid>
+      <w:tr>
+        <w:tc>
+          <w:tcPr>
+            <w:tcW w:type="pct" w:w="5000"/>
+            <w:shd w:fill="FBFAF6" w:val="clear"/>
+            <w:tcMar>
+              <w:top w:type="dxa" w:w="40"/>
+              <w:left w:type="dxa" w:w="100"/>
+              <w:bottom w:type="dxa" w:w="40"/>
+              <w:right w:type="dxa" w:w="100"/>
+            </w:tcMar>
+          </w:tcPr>
+          <w:p>
+            <w:pPr>
+              <w:spacing w:before="18" w:after="6"/>
+            </w:pPr>
+            <w:r>
+              <w:rPr>
+                <w:b/>
+                <w:bCs/>
+                <w:color w:val="6B7280"/>
+                <w:sz w:val="14"/>
+                <w:szCs w:val="14"/>
+              </w:rPr>
+              <w:t xml:space="preserve">word list</w:t>
+            </w:r>
+          </w:p>
+          <w:p>
+            <w:pPr>
+              <w:spacing w:before="0" w:after="18"/>
+            </w:pPr>
+            <w:r>
+              <w:rPr>
+                <w:b/>
+                <w:bCs/>
+                <w:color w:val="353A7C"/>
+                <w:sz w:val="16"/>
+                <w:szCs w:val="16"/>
+              </w:rPr>
+              <w:t xml:space="preserve">scrap   ·   spoilage   ·   equivalent units</w:t>
+            </w:r>
+          </w:p>
+        </w:tc>
+      </w:tr>
+    </w:tbl>
+    <w:p/>
     <w:tbl>
       <w:tblPr>
         <w:tblW w:type="pct" w:w="100%"/>
@@ -1106,14 +1254,14 @@
                 <w:sz w:val="16"/>
                 <w:szCs w:val="16"/>
               </w:rPr>
-              <w:t xml:space="preserve">8  </w:t>
-            </w:r>
-            <w:r>
-              <w:rPr>
-                <w:sz w:val="16"/>
-                <w:szCs w:val="16"/>
-              </w:rPr>
-              <w:t xml:space="preserve">Crushing</w:t>
+              <w:t xml:space="preserve">9  </w:t>
+            </w:r>
+            <w:r>
+              <w:rPr>
+                <w:sz w:val="16"/>
+                <w:szCs w:val="16"/>
+              </w:rPr>
+              <w:t xml:space="preserve">Bottling</w:t>
             </w:r>
           </w:p>
         </w:tc>
@@ -1174,14 +1322,14 @@
                 <w:sz w:val="16"/>
                 <w:szCs w:val="16"/>
               </w:rPr>
-              <w:t xml:space="preserve">9  </w:t>
-            </w:r>
-            <w:r>
-              <w:rPr>
-                <w:sz w:val="16"/>
-                <w:szCs w:val="16"/>
-              </w:rPr>
-              <w:t xml:space="preserve">Bottling</w:t>
+              <w:t xml:space="preserve">10  </w:t>
+            </w:r>
+            <w:r>
+              <w:rPr>
+                <w:sz w:val="16"/>
+                <w:szCs w:val="16"/>
+              </w:rPr>
+              <w:t xml:space="preserve">average</w:t>
             </w:r>
           </w:p>
         </w:tc>
@@ -1242,14 +1390,14 @@
                 <w:sz w:val="16"/>
                 <w:szCs w:val="16"/>
               </w:rPr>
-              <w:t xml:space="preserve">10  </w:t>
-            </w:r>
-            <w:r>
-              <w:rPr>
-                <w:sz w:val="16"/>
-                <w:szCs w:val="16"/>
-              </w:rPr>
-              <w:t xml:space="preserve">average</w:t>
+              <w:t xml:space="preserve">11  </w:t>
+            </w:r>
+            <w:r>
+              <w:rPr>
+                <w:sz w:val="16"/>
+                <w:szCs w:val="16"/>
+              </w:rPr>
+              <w:t xml:space="preserve">understand</w:t>
             </w:r>
           </w:p>
         </w:tc>
@@ -1310,14 +1458,14 @@
                 <w:sz w:val="16"/>
                 <w:szCs w:val="16"/>
               </w:rPr>
-              <w:t xml:space="preserve">11  </w:t>
-            </w:r>
-            <w:r>
-              <w:rPr>
-                <w:sz w:val="16"/>
-                <w:szCs w:val="16"/>
-              </w:rPr>
-              <w:t xml:space="preserve">understand</w:t>
+              <w:t xml:space="preserve">12  </w:t>
+            </w:r>
+            <w:r>
+              <w:rPr>
+                <w:sz w:val="16"/>
+                <w:szCs w:val="16"/>
+              </w:rPr>
+              <w:t xml:space="preserve">equivalent</w:t>
             </w:r>
           </w:p>
         </w:tc>
@@ -1378,14 +1526,14 @@
                 <w:sz w:val="16"/>
                 <w:szCs w:val="16"/>
               </w:rPr>
-              <w:t xml:space="preserve">12  </w:t>
-            </w:r>
-            <w:r>
-              <w:rPr>
-                <w:sz w:val="16"/>
-                <w:szCs w:val="16"/>
-              </w:rPr>
-              <w:t xml:space="preserve">equivalent</w:t>
+              <w:t xml:space="preserve">13  </w:t>
+            </w:r>
+            <w:r>
+              <w:rPr>
+                <w:sz w:val="16"/>
+                <w:szCs w:val="16"/>
+              </w:rPr>
+              <w:t xml:space="preserve">spoilage</w:t>
             </w:r>
           </w:p>
         </w:tc>
@@ -1446,14 +1594,14 @@
                 <w:sz w:val="16"/>
                 <w:szCs w:val="16"/>
               </w:rPr>
-              <w:t xml:space="preserve">13  </w:t>
-            </w:r>
-            <w:r>
-              <w:rPr>
-                <w:sz w:val="16"/>
-                <w:szCs w:val="16"/>
-              </w:rPr>
-              <w:t xml:space="preserve">spoilage</w:t>
+              <w:t xml:space="preserve">14  </w:t>
+            </w:r>
+            <w:r>
+              <w:rPr>
+                <w:sz w:val="16"/>
+                <w:szCs w:val="16"/>
+              </w:rPr>
+              <w:t xml:space="preserve">equivalent units</w:t>
             </w:r>
           </w:p>
         </w:tc>
@@ -1489,6 +1637,74 @@
                 <w:szCs w:val="16"/>
               </w:rPr>
               <w:t xml:space="preserve">departments</w:t>
+            </w:r>
+          </w:p>
+        </w:tc>
+        <w:tc>
+          <w:tcPr>
+            <w:tcW w:type="pct" w:w="2500"/>
+            <w:tcMar>
+              <w:top w:type="dxa" w:w="20"/>
+              <w:left w:type="dxa" w:w="80"/>
+              <w:bottom w:type="dxa" w:w="20"/>
+              <w:right w:type="dxa" w:w="80"/>
+            </w:tcMar>
+          </w:tcPr>
+          <w:p>
+            <w:pPr>
+              <w:spacing w:before="12" w:after="12"/>
+            </w:pPr>
+            <w:r>
+              <w:rPr>
+                <w:b/>
+                <w:bCs/>
+                <w:color w:val="8186EF"/>
+                <w:sz w:val="16"/>
+                <w:szCs w:val="16"/>
+              </w:rPr>
+              <w:t xml:space="preserve">15  </w:t>
+            </w:r>
+            <w:r>
+              <w:rPr>
+                <w:sz w:val="16"/>
+                <w:szCs w:val="16"/>
+              </w:rPr>
+              <w:t xml:space="preserve">spoilage</w:t>
+            </w:r>
+          </w:p>
+        </w:tc>
+      </w:tr>
+      <w:tr>
+        <w:tc>
+          <w:tcPr>
+            <w:tcW w:type="pct" w:w="2500"/>
+            <w:tcMar>
+              <w:top w:type="dxa" w:w="20"/>
+              <w:left w:type="dxa" w:w="80"/>
+              <w:bottom w:type="dxa" w:w="20"/>
+              <w:right w:type="dxa" w:w="80"/>
+            </w:tcMar>
+          </w:tcPr>
+          <w:p>
+            <w:pPr>
+              <w:spacing w:before="12" w:after="12"/>
+            </w:pPr>
+            <w:r>
+              <w:rPr>
+                <w:b/>
+                <w:bCs/>
+                <w:color w:val="8186EF"/>
+                <w:sz w:val="16"/>
+                <w:szCs w:val="16"/>
+              </w:rPr>
+              <w:t xml:space="preserve">8  </w:t>
+            </w:r>
+            <w:r>
+              <w:rPr>
+                <w:sz w:val="16"/>
+                <w:szCs w:val="16"/>
+              </w:rPr>
+              <w:t xml:space="preserve">Crushing</w:t>
             </w:r>
           </w:p>
         </w:tc>
@@ -5378,7 +5594,7 @@
                     </pic:cNvPicPr>
                   </pic:nvPicPr>
                   <pic:blipFill>
-                    <a:blip r:embed="rId102" cstate="none"/>
+                    <a:blip r:embed="rId103" cstate="none"/>
                     <a:srcRect/>
                     <a:stretch>
                       <a:fillRect/>
@@ -7067,7 +7283,7 @@
                     </pic:cNvPicPr>
                   </pic:nvPicPr>
                   <pic:blipFill>
-                    <a:blip r:embed="rId103" cstate="none"/>
+                    <a:blip r:embed="rId104" cstate="none"/>
                     <a:srcRect/>
                     <a:stretch>
                       <a:fillRect/>
@@ -7752,7 +7968,7 @@
                     </pic:cNvPicPr>
                   </pic:nvPicPr>
                   <pic:blipFill>
-                    <a:blip r:embed="rId104" cstate="none"/>
+                    <a:blip r:embed="rId105" cstate="none"/>
                     <a:srcRect/>
                     <a:stretch>
                       <a:fillRect/>
@@ -15493,7 +15709,7 @@
                     </pic:cNvPicPr>
                   </pic:nvPicPr>
                   <pic:blipFill>
-                    <a:blip r:embed="rId105" cstate="none"/>
+                    <a:blip r:embed="rId106" cstate="none"/>
                     <a:srcRect/>
                     <a:stretch>
                       <a:fillRect/>
@@ -15629,7 +15845,7 @@
                     </pic:cNvPicPr>
                   </pic:nvPicPr>
                   <pic:blipFill>
-                    <a:blip r:embed="rId106" cstate="none"/>
+                    <a:blip r:embed="rId107" cstate="none"/>
                     <a:srcRect/>
                     <a:stretch>
                       <a:fillRect/>
@@ -17647,7 +17863,7 @@
               <w:sz w:val="16"/>
               <w:szCs w:val="16"/>
             </w:rPr>
-            <w:t xml:space="preserve"> of 1</w:t>
+            <w:t xml:space="preserve"> of 2</w:t>
           </w:r>
         </w:p>
       </w:tc>

--- a/CMA_Summaries_B2_Ch07.docx
+++ b/CMA_Summaries_B2_Ch07.docx
@@ -649,7 +649,7 @@
           <w:sz w:val="16"/>
           <w:szCs w:val="16"/>
         </w:rPr>
-        <w:t xml:space="preserve">      gaps 11–13</w:t>
+        <w:t xml:space="preserve">      gaps 11–12</w:t>
       </w:r>
     </w:p>
     <w:p>
@@ -694,7 +694,14 @@
           <w:sz w:val="19"/>
           <w:szCs w:val="19"/>
         </w:rPr>
-        <w:t xml:space="preserve"> process costing and </w:t>
+        <w:t xml:space="preserve"> process costing and equivalent units, not to calculate them (LOS D.2.f). </w:t>
+      </w:r>
+      <w:r>
+        <w:rPr>
+          <w:sz w:val="19"/>
+          <w:szCs w:val="19"/>
+        </w:rPr>
+        <w:t xml:space="preserve">It tests </w:t>
       </w:r>
       <w:r>
         <w:rPr>
@@ -712,7 +719,7 @@
           <w:sz w:val="19"/>
           <w:szCs w:val="19"/>
         </w:rPr>
-        <w:t xml:space="preserve">            </w:t>
+        <w:t xml:space="preserve">           </w:t>
       </w:r>
       <w:r>
         <w:rPr>
@@ -726,46 +733,7 @@
           <w:sz w:val="19"/>
           <w:szCs w:val="19"/>
         </w:rPr>
-        <w:t xml:space="preserve"> units, not to calculate them (LOS D.2.f). </w:t>
-      </w:r>
-      <w:r>
-        <w:rPr>
-          <w:sz w:val="19"/>
-          <w:szCs w:val="19"/>
-        </w:rPr>
-        <w:t xml:space="preserve">It tests </w:t>
-      </w:r>
-      <w:r>
-        <w:rPr>
-          <w:b/>
-          <w:bCs/>
-          <w:color w:val="8186EF"/>
-          <w:sz w:val="15"/>
-          <w:szCs w:val="15"/>
-        </w:rPr>
-        <w:t xml:space="preserve"> (13) </w:t>
-      </w:r>
-      <w:r>
-        <w:rPr>
-          <w:u w:val="single"/>
-          <w:sz w:val="19"/>
-          <w:szCs w:val="19"/>
-        </w:rPr>
-        <w:t xml:space="preserve">           </w:t>
-      </w:r>
-      <w:r>
-        <w:rPr>
-          <w:sz w:val="19"/>
-          <w:szCs w:val="19"/>
-        </w:rPr>
-        <w:t xml:space="preserve"> </w:t>
-      </w:r>
-      <w:r>
-        <w:rPr>
-          <w:sz w:val="19"/>
-          <w:szCs w:val="19"/>
-        </w:rPr>
-        <w:t xml:space="preserve"> calculations in job order and activity-based costing settings (Section 7.5, the case set and. </w:t>
+        <w:t xml:space="preserve"> calculations in job order and activity-based costing settings. </w:t>
       </w:r>
     </w:p>
     <w:tbl>
@@ -823,7 +791,7 @@
                 <w:sz w:val="16"/>
                 <w:szCs w:val="16"/>
               </w:rPr>
-              <w:t xml:space="preserve">spoilage   ·   equivalent   ·   department   ·   understand</w:t>
+              <w:t xml:space="preserve">spoilage   ·   through   ·   understand</w:t>
             </w:r>
           </w:p>
         </w:tc>
@@ -1254,14 +1222,14 @@
                 <w:sz w:val="16"/>
                 <w:szCs w:val="16"/>
               </w:rPr>
-              <w:t xml:space="preserve">9  </w:t>
-            </w:r>
-            <w:r>
-              <w:rPr>
-                <w:sz w:val="16"/>
-                <w:szCs w:val="16"/>
-              </w:rPr>
-              <w:t xml:space="preserve">Bottling</w:t>
+              <w:t xml:space="preserve">8  </w:t>
+            </w:r>
+            <w:r>
+              <w:rPr>
+                <w:sz w:val="16"/>
+                <w:szCs w:val="16"/>
+              </w:rPr>
+              <w:t xml:space="preserve">Crushing</w:t>
             </w:r>
           </w:p>
         </w:tc>
@@ -1322,14 +1290,14 @@
                 <w:sz w:val="16"/>
                 <w:szCs w:val="16"/>
               </w:rPr>
-              <w:t xml:space="preserve">10  </w:t>
-            </w:r>
-            <w:r>
-              <w:rPr>
-                <w:sz w:val="16"/>
-                <w:szCs w:val="16"/>
-              </w:rPr>
-              <w:t xml:space="preserve">average</w:t>
+              <w:t xml:space="preserve">9  </w:t>
+            </w:r>
+            <w:r>
+              <w:rPr>
+                <w:sz w:val="16"/>
+                <w:szCs w:val="16"/>
+              </w:rPr>
+              <w:t xml:space="preserve">Bottling</w:t>
             </w:r>
           </w:p>
         </w:tc>
@@ -1390,14 +1358,14 @@
                 <w:sz w:val="16"/>
                 <w:szCs w:val="16"/>
               </w:rPr>
-              <w:t xml:space="preserve">11  </w:t>
-            </w:r>
-            <w:r>
-              <w:rPr>
-                <w:sz w:val="16"/>
-                <w:szCs w:val="16"/>
-              </w:rPr>
-              <w:t xml:space="preserve">understand</w:t>
+              <w:t xml:space="preserve">10  </w:t>
+            </w:r>
+            <w:r>
+              <w:rPr>
+                <w:sz w:val="16"/>
+                <w:szCs w:val="16"/>
+              </w:rPr>
+              <w:t xml:space="preserve">average</w:t>
             </w:r>
           </w:p>
         </w:tc>
@@ -1458,14 +1426,14 @@
                 <w:sz w:val="16"/>
                 <w:szCs w:val="16"/>
               </w:rPr>
-              <w:t xml:space="preserve">12  </w:t>
-            </w:r>
-            <w:r>
-              <w:rPr>
-                <w:sz w:val="16"/>
-                <w:szCs w:val="16"/>
-              </w:rPr>
-              <w:t xml:space="preserve">equivalent</w:t>
+              <w:t xml:space="preserve">11  </w:t>
+            </w:r>
+            <w:r>
+              <w:rPr>
+                <w:sz w:val="16"/>
+                <w:szCs w:val="16"/>
+              </w:rPr>
+              <w:t xml:space="preserve">understand</w:t>
             </w:r>
           </w:p>
         </w:tc>
@@ -1526,7 +1494,7 @@
                 <w:sz w:val="16"/>
                 <w:szCs w:val="16"/>
               </w:rPr>
-              <w:t xml:space="preserve">13  </w:t>
+              <w:t xml:space="preserve">12  </w:t>
             </w:r>
             <w:r>
               <w:rPr>
@@ -1594,7 +1562,7 @@
                 <w:sz w:val="16"/>
                 <w:szCs w:val="16"/>
               </w:rPr>
-              <w:t xml:space="preserve">14  </w:t>
+              <w:t xml:space="preserve">13  </w:t>
             </w:r>
             <w:r>
               <w:rPr>
@@ -1662,7 +1630,7 @@
                 <w:sz w:val="16"/>
                 <w:szCs w:val="16"/>
               </w:rPr>
-              <w:t xml:space="preserve">15  </w:t>
+              <w:t xml:space="preserve">14  </w:t>
             </w:r>
             <w:r>
               <w:rPr>
@@ -1670,64 +1638,6 @@
                 <w:szCs w:val="16"/>
               </w:rPr>
               <w:t xml:space="preserve">spoilage</w:t>
-            </w:r>
-          </w:p>
-        </w:tc>
-      </w:tr>
-      <w:tr>
-        <w:tc>
-          <w:tcPr>
-            <w:tcW w:type="pct" w:w="2500"/>
-            <w:tcMar>
-              <w:top w:type="dxa" w:w="20"/>
-              <w:left w:type="dxa" w:w="80"/>
-              <w:bottom w:type="dxa" w:w="20"/>
-              <w:right w:type="dxa" w:w="80"/>
-            </w:tcMar>
-          </w:tcPr>
-          <w:p>
-            <w:pPr>
-              <w:spacing w:before="12" w:after="12"/>
-            </w:pPr>
-            <w:r>
-              <w:rPr>
-                <w:b/>
-                <w:bCs/>
-                <w:color w:val="8186EF"/>
-                <w:sz w:val="16"/>
-                <w:szCs w:val="16"/>
-              </w:rPr>
-              <w:t xml:space="preserve">8  </w:t>
-            </w:r>
-            <w:r>
-              <w:rPr>
-                <w:sz w:val="16"/>
-                <w:szCs w:val="16"/>
-              </w:rPr>
-              <w:t xml:space="preserve">Crushing</w:t>
-            </w:r>
-          </w:p>
-        </w:tc>
-        <w:tc>
-          <w:tcPr>
-            <w:tcW w:type="pct" w:w="2500"/>
-            <w:tcMar>
-              <w:top w:type="dxa" w:w="20"/>
-              <w:left w:type="dxa" w:w="80"/>
-              <w:bottom w:type="dxa" w:w="20"/>
-              <w:right w:type="dxa" w:w="80"/>
-            </w:tcMar>
-          </w:tcPr>
-          <w:p>
-            <w:pPr>
-              <w:spacing w:before="24" w:after="24"/>
-            </w:pPr>
-            <w:r>
-              <w:rPr>
-                <w:sz w:val="16"/>
-                <w:szCs w:val="16"/>
-              </w:rPr>
-              <w:t xml:space="preserve"/>
             </w:r>
           </w:p>
         </w:tc>
@@ -1794,7 +1704,7 @@
           <w:sz w:val="15"/>
           <w:szCs w:val="15"/>
         </w:rPr>
-        <w:t xml:space="preserve">The exam asks you to understand process costing and equivalent units, not to calculate them (LOS D.2.f). It tests spoilage calculations in job order and activity-based costing settings (Section 7.5, the case set and.</w:t>
+        <w:t xml:space="preserve">The exam asks you to understand process costing and equivalent units, not to calculate them (LOS D.2.f). It tests spoilage calculations in job order and activity-based costing settings.</w:t>
       </w:r>
     </w:p>
     <w:p>
@@ -6847,7 +6757,7 @@
           <w:sz w:val="16"/>
           <w:szCs w:val="16"/>
         </w:rPr>
-        <w:t xml:space="preserve">      gaps 1–7</w:t>
+        <w:t xml:space="preserve">      gaps 1–9</w:t>
       </w:r>
     </w:p>
     <w:p>
@@ -6867,7 +6777,7 @@
           <w:sz w:val="19"/>
           <w:szCs w:val="19"/>
         </w:rPr>
-        <w:t xml:space="preserve">Normal spoilage </w:t>
+        <w:t xml:space="preserve">Normal spoilage caused by one job's </w:t>
       </w:r>
       <w:r>
         <w:rPr>
@@ -6899,7 +6809,14 @@
           <w:sz w:val="19"/>
           <w:szCs w:val="19"/>
         </w:rPr>
-        <w:t xml:space="preserve"> by one job's </w:t>
+        <w:t xml:space="preserve"> needs stays in that job. </w:t>
+      </w:r>
+      <w:r>
+        <w:rPr>
+          <w:sz w:val="19"/>
+          <w:szCs w:val="19"/>
+        </w:rPr>
+        <w:t xml:space="preserve">Normal spoilage common to all jobs goes to </w:t>
       </w:r>
       <w:r>
         <w:rPr>
@@ -6917,7 +6834,7 @@
           <w:sz w:val="19"/>
           <w:szCs w:val="19"/>
         </w:rPr>
-        <w:t xml:space="preserve">           </w:t>
+        <w:t xml:space="preserve">               </w:t>
       </w:r>
       <w:r>
         <w:rPr>
@@ -6931,14 +6848,7 @@
           <w:sz w:val="19"/>
           <w:szCs w:val="19"/>
         </w:rPr>
-        <w:t xml:space="preserve"> needs stays in that job. </w:t>
-      </w:r>
-      <w:r>
-        <w:rPr>
-          <w:sz w:val="19"/>
-          <w:szCs w:val="19"/>
-        </w:rPr>
-        <w:t xml:space="preserve">Normal spoilage common to all jobs goes to </w:t>
+        <w:t xml:space="preserve"> Overhead Control and is spread </w:t>
       </w:r>
       <w:r>
         <w:rPr>
@@ -6956,7 +6866,7 @@
           <w:sz w:val="19"/>
           <w:szCs w:val="19"/>
         </w:rPr>
-        <w:t xml:space="preserve">               </w:t>
+        <w:t xml:space="preserve">           </w:t>
       </w:r>
       <w:r>
         <w:rPr>
@@ -6970,7 +6880,14 @@
           <w:sz w:val="19"/>
           <w:szCs w:val="19"/>
         </w:rPr>
-        <w:t xml:space="preserve"> Overhead Control and is spread </w:t>
+        <w:t xml:space="preserve"> the overhead rate. </w:t>
+      </w:r>
+      <w:r>
+        <w:rPr>
+          <w:sz w:val="19"/>
+          <w:szCs w:val="19"/>
+        </w:rPr>
+        <w:t xml:space="preserve"/>
       </w:r>
       <w:r>
         <w:rPr>
@@ -7002,14 +6919,14 @@
           <w:sz w:val="19"/>
           <w:szCs w:val="19"/>
         </w:rPr>
-        <w:t xml:space="preserve"> the overhead rate. </w:t>
-      </w:r>
-      <w:r>
-        <w:rPr>
-          <w:sz w:val="19"/>
-          <w:szCs w:val="19"/>
-        </w:rPr>
-        <w:t xml:space="preserve"/>
+        <w:t xml:space="preserve"> spoilage is a loss. </w:t>
+      </w:r>
+      <w:r>
+        <w:rPr>
+          <w:sz w:val="19"/>
+          <w:szCs w:val="19"/>
+        </w:rPr>
+        <w:t xml:space="preserve">In every case, the </w:t>
       </w:r>
       <w:r>
         <w:rPr>
@@ -7041,14 +6958,7 @@
           <w:sz w:val="19"/>
           <w:szCs w:val="19"/>
         </w:rPr>
-        <w:t xml:space="preserve"> spoilage is a loss. </w:t>
-      </w:r>
-      <w:r>
-        <w:rPr>
-          <w:sz w:val="19"/>
-          <w:szCs w:val="19"/>
-        </w:rPr>
-        <w:t xml:space="preserve">In every case, the </w:t>
+        <w:t xml:space="preserve"> value of the spoiled units is </w:t>
       </w:r>
       <w:r>
         <w:rPr>
@@ -7080,7 +6990,14 @@
           <w:sz w:val="19"/>
           <w:szCs w:val="19"/>
         </w:rPr>
-        <w:t xml:space="preserve"> value of the spoiled units is </w:t>
+        <w:t xml:space="preserve"> first. </w:t>
+      </w:r>
+      <w:r>
+        <w:rPr>
+          <w:sz w:val="19"/>
+          <w:szCs w:val="19"/>
+        </w:rPr>
+        <w:t xml:space="preserve"/>
       </w:r>
       <w:r>
         <w:rPr>
@@ -7112,7 +7029,78 @@
           <w:sz w:val="19"/>
           <w:szCs w:val="19"/>
         </w:rPr>
-        <w:t xml:space="preserve"> first. </w:t>
+        <w:t xml:space="preserve">, fixing units so they can be sold, </w:t>
+      </w:r>
+      <w:r>
+        <w:rPr>
+          <w:b/>
+          <w:bCs/>
+          <w:color w:val="8186EF"/>
+          <w:sz w:val="15"/>
+          <w:szCs w:val="15"/>
+        </w:rPr>
+        <w:t xml:space="preserve"> (8) </w:t>
+      </w:r>
+      <w:r>
+        <w:rPr>
+          <w:u w:val="single"/>
+          <w:sz w:val="19"/>
+          <w:szCs w:val="19"/>
+        </w:rPr>
+        <w:t xml:space="preserve">           </w:t>
+      </w:r>
+      <w:r>
+        <w:rPr>
+          <w:sz w:val="19"/>
+          <w:szCs w:val="19"/>
+        </w:rPr>
+        <w:t xml:space="preserve"> </w:t>
+      </w:r>
+      <w:r>
+        <w:rPr>
+          <w:sz w:val="19"/>
+          <w:szCs w:val="19"/>
+        </w:rPr>
+        <w:t xml:space="preserve"> the same three cases. </w:t>
+      </w:r>
+      <w:r>
+        <w:rPr>
+          <w:sz w:val="19"/>
+          <w:szCs w:val="19"/>
+        </w:rPr>
+        <w:t xml:space="preserve"/>
+      </w:r>
+      <w:r>
+        <w:rPr>
+          <w:b/>
+          <w:bCs/>
+          <w:color w:val="8186EF"/>
+          <w:sz w:val="15"/>
+          <w:szCs w:val="15"/>
+        </w:rPr>
+        <w:t xml:space="preserve"> (9) </w:t>
+      </w:r>
+      <w:r>
+        <w:rPr>
+          <w:u w:val="single"/>
+          <w:sz w:val="19"/>
+          <w:szCs w:val="19"/>
+        </w:rPr>
+        <w:t xml:space="preserve">           </w:t>
+      </w:r>
+      <w:r>
+        <w:rPr>
+          <w:sz w:val="19"/>
+          <w:szCs w:val="19"/>
+        </w:rPr>
+        <w:t xml:space="preserve"> </w:t>
+      </w:r>
+      <w:r>
+        <w:rPr>
+          <w:sz w:val="19"/>
+          <w:szCs w:val="19"/>
+        </w:rPr>
+        <w:t xml:space="preserve">, leftover material with a small value, reduces overhead or the job that caused it. </w:t>
       </w:r>
       <w:r>
         <w:rPr>
@@ -7177,7 +7165,7 @@
                 <w:sz w:val="16"/>
                 <w:szCs w:val="16"/>
               </w:rPr>
-              <w:t xml:space="preserve">differently   ·   disposal   ·   special   ·   recorded   ·   Abnormal   ·   through   ·   Manufacturing   ·   caused</w:t>
+              <w:t xml:space="preserve">Control   ·   Manufacturing   ·   Rework   ·   Abnormal   ·   Scrap   ·   through   ·   disposal   ·   follows   ·   recorded   ·   special</w:t>
             </w:r>
           </w:p>
         </w:tc>
@@ -7233,6 +7221,19 @@
     <w:p/>
     <w:p>
       <w:pPr>
+        <w:spacing w:before="20" w:after="20" w:line="360" w:lineRule="auto"/>
+        <w:ind w:left="200"/>
+      </w:pPr>
+      <w:r>
+        <w:rPr>
+          <w:sz w:val="19"/>
+          <w:szCs w:val="19"/>
+        </w:rPr>
+        <w:t xml:space="preserve">Split its spoilage into normal and abnormal.</w:t>
+      </w:r>
+    </w:p>
+    <w:p>
+      <w:pPr>
         <w:spacing w:before="44" w:after="10"/>
       </w:pPr>
       <w:r>
@@ -7267,7 +7268,7 @@
       <w:r>
         <w:drawing>
           <wp:inline distT="0" distB="0" distL="0" distR="0">
-            <wp:extent cx="5734050" cy="1712675"/>
+            <wp:extent cx="5734050" cy="1614600"/>
             <wp:effectExtent t="0" r="0" b="0" l="0"/>
             <wp:docPr id="1" name="" descr="" title=""/>
             <wp:cNvGraphicFramePr>
@@ -7292,7 +7293,7 @@
                   <pic:spPr bwMode="auto">
                     <a:xfrm>
                       <a:off x="0" y="0"/>
-                      <a:ext cx="5734050" cy="1712675"/>
+                      <a:ext cx="5734050" cy="1614600"/>
                     </a:xfrm>
                     <a:prstGeom prst="rect">
                       <a:avLst/>
@@ -7360,7 +7361,7 @@
                 <w:sz w:val="16"/>
                 <w:szCs w:val="16"/>
               </w:rPr>
-              <w:t xml:space="preserve">Abnormal spoilage   ·   inspection point</w:t>
+              <w:t xml:space="preserve">Normal spoilage (2% of good)   ·   production cost report</w:t>
             </w:r>
           </w:p>
         </w:tc>
@@ -7394,9 +7395,9 @@
         </w:tblBorders>
       </w:tblPr>
       <w:tblGrid>
-        <w:gridCol w:w="2476"/>
-        <w:gridCol w:w="3979"/>
-        <w:gridCol w:w="3145"/>
+        <w:gridCol w:w="2374"/>
+        <w:gridCol w:w="4211"/>
+        <w:gridCol w:w="3016"/>
       </w:tblGrid>
       <w:tr>
         <w:tc>
@@ -7431,7 +7432,7 @@
       <w:tr>
         <w:tc>
           <w:tcPr>
-            <w:tcW w:type="pct" w:w="1289"/>
+            <w:tcW w:type="pct" w:w="1236"/>
             <w:shd w:fill="353A7C" w:val="clear"/>
             <w:tcMar>
               <w:top w:type="dxa" w:w="50"/>
@@ -7458,7 +7459,7 @@
         </w:tc>
         <w:tc>
           <w:tcPr>
-            <w:tcW w:type="pct" w:w="2072"/>
+            <w:tcW w:type="pct" w:w="2193"/>
             <w:shd w:fill="353A7C" w:val="clear"/>
             <w:tcMar>
               <w:top w:type="dxa" w:w="50"/>
@@ -7485,7 +7486,7 @@
         </w:tc>
         <w:tc>
           <w:tcPr>
-            <w:tcW w:type="pct" w:w="1638"/>
+            <w:tcW w:type="pct" w:w="1571"/>
             <w:shd w:fill="353A7C" w:val="clear"/>
             <w:tcMar>
               <w:top w:type="dxa" w:w="50"/>
@@ -7514,7 +7515,7 @@
       <w:tr>
         <w:tc>
           <w:tcPr>
-            <w:tcW w:type="pct" w:w="1289"/>
+            <w:tcW w:type="pct" w:w="1236"/>
             <w:tcMar>
               <w:top w:type="dxa" w:w="50"/>
               <w:left w:type="dxa" w:w="110"/>
@@ -7537,30 +7538,7 @@
         </w:tc>
         <w:tc>
           <w:tcPr>
-            <w:tcW w:type="pct" w:w="2072"/>
-            <w:tcMar>
-              <w:top w:type="dxa" w:w="50"/>
-              <w:left w:type="dxa" w:w="110"/>
-              <w:bottom w:type="dxa" w:w="50"/>
-              <w:right w:type="dxa" w:w="110"/>
-            </w:tcMar>
-          </w:tcPr>
-          <w:p>
-            <w:pPr>
-              <w:spacing w:before="28" w:after="28"/>
-            </w:pPr>
-            <w:r>
-              <w:rPr>
-                <w:sz w:val="15"/>
-                <w:szCs w:val="15"/>
-              </w:rPr>
-              <w:t xml:space="preserve">Dr Spoiled Goods Inventory 500; Cr WIP (job) 500</w:t>
-            </w:r>
-          </w:p>
-        </w:tc>
-        <w:tc>
-          <w:tcPr>
-            <w:tcW w:type="pct" w:w="1638"/>
+            <w:tcW w:type="pct" w:w="2193"/>
             <w:shd w:fill="FFFFFF" w:val="clear"/>
             <w:tcMar>
               <w:top w:type="dxa" w:w="50"/>
@@ -7581,16 +7559,13 @@
                 <w:sz w:val="14"/>
                 <w:szCs w:val="14"/>
               </w:rPr>
-              <w:t xml:space="preserve">(9)</w:t>
-            </w:r>
-          </w:p>
-        </w:tc>
-      </w:tr>
-      <w:tr>
-        <w:tc>
-          <w:tcPr>
-            <w:tcW w:type="pct" w:w="1289"/>
-            <w:shd w:fill="FBFAF6" w:val="clear"/>
+              <w:t xml:space="preserve">(11)</w:t>
+            </w:r>
+          </w:p>
+        </w:tc>
+        <w:tc>
+          <w:tcPr>
+            <w:tcW w:type="pct" w:w="1571"/>
             <w:tcMar>
               <w:top w:type="dxa" w:w="50"/>
               <w:left w:type="dxa" w:w="110"/>
@@ -7607,13 +7582,15 @@
                 <w:sz w:val="15"/>
                 <w:szCs w:val="15"/>
               </w:rPr>
-              <w:t xml:space="preserve">Normal, common to all jobs</w:t>
-            </w:r>
-          </w:p>
-        </w:tc>
-        <w:tc>
-          <w:tcPr>
-            <w:tcW w:type="pct" w:w="2072"/>
+              <w:t xml:space="preserve">The job keeps the net cost of 3,500</w:t>
+            </w:r>
+          </w:p>
+        </w:tc>
+      </w:tr>
+      <w:tr>
+        <w:tc>
+          <w:tcPr>
+            <w:tcW w:type="pct" w:w="1236"/>
             <w:shd w:fill="FBFAF6" w:val="clear"/>
             <w:tcMar>
               <w:top w:type="dxa" w:w="50"/>
@@ -7631,13 +7608,13 @@
                 <w:sz w:val="15"/>
                 <w:szCs w:val="15"/>
               </w:rPr>
-              <w:t xml:space="preserve">Dr Spoiled Goods Inventory 500; Dr MOH Control 3,500; Cr WIP (job) 4,000</w:t>
-            </w:r>
-          </w:p>
-        </w:tc>
-        <w:tc>
-          <w:tcPr>
-            <w:tcW w:type="pct" w:w="1638"/>
+              <w:t xml:space="preserve">Normal, common to all jobs</w:t>
+            </w:r>
+          </w:p>
+        </w:tc>
+        <w:tc>
+          <w:tcPr>
+            <w:tcW w:type="pct" w:w="2193"/>
             <w:shd w:fill="FBFAF6" w:val="clear"/>
             <w:tcMar>
               <w:top w:type="dxa" w:w="50"/>
@@ -7655,15 +7632,14 @@
                 <w:sz w:val="15"/>
                 <w:szCs w:val="15"/>
               </w:rPr>
-              <w:t xml:space="preserve">Spread to all jobs through the overhead rate</w:t>
-            </w:r>
-          </w:p>
-        </w:tc>
-      </w:tr>
-      <w:tr>
-        <w:tc>
-          <w:tcPr>
-            <w:tcW w:type="pct" w:w="1289"/>
+              <w:t xml:space="preserve">Dr Spoiled Goods Inventory 500; Dr MOH Control 3,500; Cr WIP (job) 4,000</w:t>
+            </w:r>
+          </w:p>
+        </w:tc>
+        <w:tc>
+          <w:tcPr>
+            <w:tcW w:type="pct" w:w="1571"/>
+            <w:shd w:fill="FBFAF6" w:val="clear"/>
             <w:tcMar>
               <w:top w:type="dxa" w:w="50"/>
               <w:left w:type="dxa" w:w="110"/>
@@ -7680,13 +7656,15 @@
                 <w:sz w:val="15"/>
                 <w:szCs w:val="15"/>
               </w:rPr>
-              <w:t xml:space="preserve">Abnormal</w:t>
-            </w:r>
-          </w:p>
-        </w:tc>
-        <w:tc>
-          <w:tcPr>
-            <w:tcW w:type="pct" w:w="2072"/>
+              <w:t xml:space="preserve">Spread to all jobs through the overhead rate</w:t>
+            </w:r>
+          </w:p>
+        </w:tc>
+      </w:tr>
+      <w:tr>
+        <w:tc>
+          <w:tcPr>
+            <w:tcW w:type="pct" w:w="1236"/>
             <w:tcMar>
               <w:top w:type="dxa" w:w="50"/>
               <w:left w:type="dxa" w:w="110"/>
@@ -7703,8 +7681,48 @@
                 <w:sz w:val="15"/>
                 <w:szCs w:val="15"/>
               </w:rPr>
-              <w:t xml:space="preserve">Dr Spoiled Goods Inventory 500; Dr Loss from </w:t>
-            </w:r>
+              <w:t xml:space="preserve">Abnormal</w:t>
+            </w:r>
+          </w:p>
+        </w:tc>
+        <w:tc>
+          <w:tcPr>
+            <w:tcW w:type="pct" w:w="2193"/>
+            <w:tcMar>
+              <w:top w:type="dxa" w:w="50"/>
+              <w:left w:type="dxa" w:w="110"/>
+              <w:bottom w:type="dxa" w:w="50"/>
+              <w:right w:type="dxa" w:w="110"/>
+            </w:tcMar>
+          </w:tcPr>
+          <w:p>
+            <w:pPr>
+              <w:spacing w:before="28" w:after="28"/>
+            </w:pPr>
+            <w:r>
+              <w:rPr>
+                <w:sz w:val="15"/>
+                <w:szCs w:val="15"/>
+              </w:rPr>
+              <w:t xml:space="preserve">Dr Spoiled Goods Inventory 500; Dr Loss from Abnormal Spoilage 3,500; Cr WIP (job) 4,000</w:t>
+            </w:r>
+          </w:p>
+        </w:tc>
+        <w:tc>
+          <w:tcPr>
+            <w:tcW w:type="pct" w:w="1571"/>
+            <w:shd w:fill="FFFFFF" w:val="clear"/>
+            <w:tcMar>
+              <w:top w:type="dxa" w:w="50"/>
+              <w:left w:type="dxa" w:w="110"/>
+              <w:bottom w:type="dxa" w:w="50"/>
+              <w:right w:type="dxa" w:w="110"/>
+            </w:tcMar>
+          </w:tcPr>
+          <w:p>
+            <w:pPr>
+              <w:spacing w:before="46" w:after="46"/>
+            </w:pPr>
             <w:r>
               <w:rPr>
                 <w:b/>
@@ -7713,84 +7731,39 @@
                 <w:sz w:val="14"/>
                 <w:szCs w:val="14"/>
               </w:rPr>
-              <w:t xml:space="preserve"> (10) </w:t>
-            </w:r>
-            <w:r>
-              <w:rPr>
-                <w:u w:val="single"/>
+              <w:t xml:space="preserve">(12)</w:t>
+            </w:r>
+          </w:p>
+        </w:tc>
+      </w:tr>
+      <w:tr>
+        <w:tc>
+          <w:tcPr>
+            <w:tcW w:type="pct" w:w="1236"/>
+            <w:shd w:fill="FBFAF6" w:val="clear"/>
+            <w:tcMar>
+              <w:top w:type="dxa" w:w="50"/>
+              <w:left w:type="dxa" w:w="110"/>
+              <w:bottom w:type="dxa" w:w="50"/>
+              <w:right w:type="dxa" w:w="110"/>
+            </w:tcMar>
+          </w:tcPr>
+          <w:p>
+            <w:pPr>
+              <w:spacing w:before="28" w:after="28"/>
+            </w:pPr>
+            <w:r>
+              <w:rPr>
                 <w:sz w:val="15"/>
                 <w:szCs w:val="15"/>
               </w:rPr>
-              <w:t xml:space="preserve">              </w:t>
-            </w:r>
-            <w:r>
-              <w:rPr>
-                <w:sz w:val="15"/>
-                <w:szCs w:val="15"/>
-              </w:rPr>
-              <w:t xml:space="preserve"> </w:t>
-            </w:r>
-            <w:r>
-              <w:rPr>
-                <w:sz w:val="15"/>
-                <w:szCs w:val="15"/>
-              </w:rPr>
-              <w:t xml:space="preserve"> 3,500; Cr WIP (job) 4,000</w:t>
-            </w:r>
-          </w:p>
-        </w:tc>
-        <w:tc>
-          <w:tcPr>
-            <w:tcW w:type="pct" w:w="1638"/>
-            <w:tcMar>
-              <w:top w:type="dxa" w:w="50"/>
-              <w:left w:type="dxa" w:w="110"/>
-              <w:bottom w:type="dxa" w:w="50"/>
-              <w:right w:type="dxa" w:w="110"/>
-            </w:tcMar>
-          </w:tcPr>
-          <w:p>
-            <w:pPr>
-              <w:spacing w:before="28" w:after="28"/>
-            </w:pPr>
-            <w:r>
-              <w:rPr>
-                <w:sz w:val="15"/>
-                <w:szCs w:val="15"/>
-              </w:rPr>
-              <w:t xml:space="preserve">Period loss in the income statement</w:t>
-            </w:r>
-          </w:p>
-        </w:tc>
-      </w:tr>
-      <w:tr>
-        <w:tc>
-          <w:tcPr>
-            <w:tcW w:type="pct" w:w="1289"/>
-            <w:shd w:fill="FBFAF6" w:val="clear"/>
-            <w:tcMar>
-              <w:top w:type="dxa" w:w="50"/>
-              <w:left w:type="dxa" w:w="110"/>
-              <w:bottom w:type="dxa" w:w="50"/>
-              <w:right w:type="dxa" w:w="110"/>
-            </w:tcMar>
-          </w:tcPr>
-          <w:p>
-            <w:pPr>
-              <w:spacing w:before="28" w:after="28"/>
-            </w:pPr>
-            <w:r>
-              <w:rPr>
-                <w:sz w:val="15"/>
-                <w:szCs w:val="15"/>
-              </w:rPr>
               <w:t xml:space="preserve">Scrap sold (common to all jobs)</w:t>
             </w:r>
           </w:p>
         </w:tc>
         <w:tc>
           <w:tcPr>
-            <w:tcW w:type="pct" w:w="2072"/>
+            <w:tcW w:type="pct" w:w="2193"/>
             <w:shd w:fill="FFFFFF" w:val="clear"/>
             <w:tcMar>
               <w:top w:type="dxa" w:w="50"/>
@@ -7811,13 +7784,13 @@
                 <w:sz w:val="14"/>
                 <w:szCs w:val="14"/>
               </w:rPr>
-              <w:t xml:space="preserve">(11)</w:t>
-            </w:r>
-          </w:p>
-        </w:tc>
-        <w:tc>
-          <w:tcPr>
-            <w:tcW w:type="pct" w:w="1638"/>
+              <w:t xml:space="preserve">(13)</w:t>
+            </w:r>
+          </w:p>
+        </w:tc>
+        <w:tc>
+          <w:tcPr>
+            <w:tcW w:type="pct" w:w="1571"/>
             <w:shd w:fill="FBFAF6" w:val="clear"/>
             <w:tcMar>
               <w:top w:type="dxa" w:w="50"/>
@@ -7897,7 +7870,7 @@
                 <w:sz w:val="16"/>
                 <w:szCs w:val="16"/>
               </w:rPr>
-              <w:t xml:space="preserve">Abnormal Spoilage   ·   The job keeps the net cost of 3,500   ·   Good units   ·   Dr Cash 600; Cr MOH Control 600</w:t>
+              <w:t xml:space="preserve">Dr Spoiled Goods Inventory 500; Cr WIP (job) 500   ·   Dr Cash 600; Cr MOH Control 600   ·   Spread to all jobs through the overhead rate   ·   Period loss in the income statement</w:t>
             </w:r>
           </w:p>
         </w:tc>
@@ -8354,7 +8327,7 @@
                 <w:sz w:val="16"/>
                 <w:szCs w:val="16"/>
               </w:rPr>
-              <w:t xml:space="preserve">caused</w:t>
+              <w:t xml:space="preserve">special</w:t>
             </w:r>
           </w:p>
         </w:tc>
@@ -8380,14 +8353,14 @@
                 <w:sz w:val="16"/>
                 <w:szCs w:val="16"/>
               </w:rPr>
-              <w:t xml:space="preserve">8  </w:t>
-            </w:r>
-            <w:r>
-              <w:rPr>
-                <w:sz w:val="16"/>
-                <w:szCs w:val="16"/>
-              </w:rPr>
-              <w:t xml:space="preserve">Abnormal spoilage</w:t>
+              <w:t xml:space="preserve">9  </w:t>
+            </w:r>
+            <w:r>
+              <w:rPr>
+                <w:sz w:val="16"/>
+                <w:szCs w:val="16"/>
+              </w:rPr>
+              <w:t xml:space="preserve">Scrap</w:t>
             </w:r>
           </w:p>
         </w:tc>
@@ -8422,7 +8395,7 @@
                 <w:sz w:val="16"/>
                 <w:szCs w:val="16"/>
               </w:rPr>
-              <w:t xml:space="preserve">special</w:t>
+              <w:t xml:space="preserve">Manufacturing</w:t>
             </w:r>
           </w:p>
         </w:tc>
@@ -8448,14 +8421,14 @@
                 <w:sz w:val="16"/>
                 <w:szCs w:val="16"/>
               </w:rPr>
-              <w:t xml:space="preserve">9  </w:t>
-            </w:r>
-            <w:r>
-              <w:rPr>
-                <w:sz w:val="16"/>
-                <w:szCs w:val="16"/>
-              </w:rPr>
-              <w:t xml:space="preserve">The job keeps the net cost of 3,500</w:t>
+              <w:t xml:space="preserve">10  </w:t>
+            </w:r>
+            <w:r>
+              <w:rPr>
+                <w:sz w:val="16"/>
+                <w:szCs w:val="16"/>
+              </w:rPr>
+              <w:t xml:space="preserve">Normal spoilage (2% of good)</w:t>
             </w:r>
           </w:p>
         </w:tc>
@@ -8490,7 +8463,7 @@
                 <w:sz w:val="16"/>
                 <w:szCs w:val="16"/>
               </w:rPr>
-              <w:t xml:space="preserve">Manufacturing</w:t>
+              <w:t xml:space="preserve">through</w:t>
             </w:r>
           </w:p>
         </w:tc>
@@ -8516,14 +8489,14 @@
                 <w:sz w:val="16"/>
                 <w:szCs w:val="16"/>
               </w:rPr>
-              <w:t xml:space="preserve">10  </w:t>
-            </w:r>
-            <w:r>
-              <w:rPr>
-                <w:sz w:val="16"/>
-                <w:szCs w:val="16"/>
-              </w:rPr>
-              <w:t xml:space="preserve">Abnormal Spoilage</w:t>
+              <w:t xml:space="preserve">11  </w:t>
+            </w:r>
+            <w:r>
+              <w:rPr>
+                <w:sz w:val="16"/>
+                <w:szCs w:val="16"/>
+              </w:rPr>
+              <w:t xml:space="preserve">Dr Spoiled Goods Inventory 500; Cr WIP (job) 500</w:t>
             </w:r>
           </w:p>
         </w:tc>
@@ -8558,7 +8531,7 @@
                 <w:sz w:val="16"/>
                 <w:szCs w:val="16"/>
               </w:rPr>
-              <w:t xml:space="preserve">through</w:t>
+              <w:t xml:space="preserve">Abnormal</w:t>
             </w:r>
           </w:p>
         </w:tc>
@@ -8584,14 +8557,14 @@
                 <w:sz w:val="16"/>
                 <w:szCs w:val="16"/>
               </w:rPr>
-              <w:t xml:space="preserve">11  </w:t>
-            </w:r>
-            <w:r>
-              <w:rPr>
-                <w:sz w:val="16"/>
-                <w:szCs w:val="16"/>
-              </w:rPr>
-              <w:t xml:space="preserve">Dr Cash 600; Cr MOH Control 600</w:t>
+              <w:t xml:space="preserve">12  </w:t>
+            </w:r>
+            <w:r>
+              <w:rPr>
+                <w:sz w:val="16"/>
+                <w:szCs w:val="16"/>
+              </w:rPr>
+              <w:t xml:space="preserve">Period loss in the income statement</w:t>
             </w:r>
           </w:p>
         </w:tc>
@@ -8626,7 +8599,7 @@
                 <w:sz w:val="16"/>
                 <w:szCs w:val="16"/>
               </w:rPr>
-              <w:t xml:space="preserve">Abnormal</w:t>
+              <w:t xml:space="preserve">disposal</w:t>
             </w:r>
           </w:p>
         </w:tc>
@@ -8652,14 +8625,14 @@
                 <w:sz w:val="16"/>
                 <w:szCs w:val="16"/>
               </w:rPr>
-              <w:t xml:space="preserve">12  </w:t>
-            </w:r>
-            <w:r>
-              <w:rPr>
-                <w:sz w:val="16"/>
-                <w:szCs w:val="16"/>
-              </w:rPr>
-              <w:t xml:space="preserve">spoilage</w:t>
+              <w:t xml:space="preserve">13  </w:t>
+            </w:r>
+            <w:r>
+              <w:rPr>
+                <w:sz w:val="16"/>
+                <w:szCs w:val="16"/>
+              </w:rPr>
+              <w:t xml:space="preserve">Dr Cash 600; Cr MOH Control 600</w:t>
             </w:r>
           </w:p>
         </w:tc>
@@ -8694,7 +8667,7 @@
                 <w:sz w:val="16"/>
                 <w:szCs w:val="16"/>
               </w:rPr>
-              <w:t xml:space="preserve">disposal</w:t>
+              <w:t xml:space="preserve">recorded</w:t>
             </w:r>
           </w:p>
         </w:tc>
@@ -8720,14 +8693,14 @@
                 <w:sz w:val="16"/>
                 <w:szCs w:val="16"/>
               </w:rPr>
-              <w:t xml:space="preserve">13  </w:t>
-            </w:r>
-            <w:r>
-              <w:rPr>
-                <w:sz w:val="16"/>
-                <w:szCs w:val="16"/>
-              </w:rPr>
-              <w:t xml:space="preserve">rework</w:t>
+              <w:t xml:space="preserve">14  </w:t>
+            </w:r>
+            <w:r>
+              <w:rPr>
+                <w:sz w:val="16"/>
+                <w:szCs w:val="16"/>
+              </w:rPr>
+              <w:t xml:space="preserve">spoilage</w:t>
             </w:r>
           </w:p>
         </w:tc>
@@ -8762,7 +8735,75 @@
                 <w:sz w:val="16"/>
                 <w:szCs w:val="16"/>
               </w:rPr>
-              <w:t xml:space="preserve">recorded</w:t>
+              <w:t xml:space="preserve">Rework</w:t>
+            </w:r>
+          </w:p>
+        </w:tc>
+        <w:tc>
+          <w:tcPr>
+            <w:tcW w:type="pct" w:w="2500"/>
+            <w:tcMar>
+              <w:top w:type="dxa" w:w="20"/>
+              <w:left w:type="dxa" w:w="80"/>
+              <w:bottom w:type="dxa" w:w="20"/>
+              <w:right w:type="dxa" w:w="80"/>
+            </w:tcMar>
+          </w:tcPr>
+          <w:p>
+            <w:pPr>
+              <w:spacing w:before="12" w:after="12"/>
+            </w:pPr>
+            <w:r>
+              <w:rPr>
+                <w:b/>
+                <w:bCs/>
+                <w:color w:val="8186EF"/>
+                <w:sz w:val="16"/>
+                <w:szCs w:val="16"/>
+              </w:rPr>
+              <w:t xml:space="preserve">15  </w:t>
+            </w:r>
+            <w:r>
+              <w:rPr>
+                <w:sz w:val="16"/>
+                <w:szCs w:val="16"/>
+              </w:rPr>
+              <w:t xml:space="preserve">rework</w:t>
+            </w:r>
+          </w:p>
+        </w:tc>
+      </w:tr>
+      <w:tr>
+        <w:tc>
+          <w:tcPr>
+            <w:tcW w:type="pct" w:w="2500"/>
+            <w:tcMar>
+              <w:top w:type="dxa" w:w="20"/>
+              <w:left w:type="dxa" w:w="80"/>
+              <w:bottom w:type="dxa" w:w="20"/>
+              <w:right w:type="dxa" w:w="80"/>
+            </w:tcMar>
+          </w:tcPr>
+          <w:p>
+            <w:pPr>
+              <w:spacing w:before="12" w:after="12"/>
+            </w:pPr>
+            <w:r>
+              <w:rPr>
+                <w:b/>
+                <w:bCs/>
+                <w:color w:val="8186EF"/>
+                <w:sz w:val="16"/>
+                <w:szCs w:val="16"/>
+              </w:rPr>
+              <w:t xml:space="preserve">8  </w:t>
+            </w:r>
+            <w:r>
+              <w:rPr>
+                <w:sz w:val="16"/>
+                <w:szCs w:val="16"/>
+              </w:rPr>
+              <w:t xml:space="preserve">follows</w:t>
             </w:r>
           </w:p>
         </w:tc>
@@ -8828,7 +8869,7 @@
           <w:sz w:val="15"/>
           <w:szCs w:val="15"/>
         </w:rPr>
-        <w:t xml:space="preserve">Job costing has three cases. Normal spoilage caused by one job's special needs stays in that job. Normal spoilage common to all jobs goes to Manufacturing Overhead Control and is spread through the overhead rate. Abnormal spoilage is a loss. In every case, the disposal value of the spoiled units is recorded first. This is the setting in which the exam asks for spoilage calculations: the official statement on spoilage (D.2.c) covers job order and activity-based costing.</w:t>
+        <w:t xml:space="preserve">Job costing has three cases. Normal spoilage caused by one job's special needs stays in that job. Normal spoilage common to all jobs goes to Manufacturing Overhead Control and is spread through the overhead rate. Abnormal spoilage is a loss. In every case, the disposal value of the spoiled units is recorded first. Rework, fixing units so they can be sold, follows the same three cases. Scrap, leftover material with a small value, reduces overhead or the job that caused it. This is the setting in which the exam asks for spoilage calculations: the official statement on spoilage (D.2.c) covers job order and activity-based costing.</w:t>
       </w:r>
     </w:p>
     <w:p>
@@ -11109,7 +11150,7 @@
                 <w:sz w:val="16"/>
                 <w:szCs w:val="16"/>
               </w:rPr>
-              <w:t xml:space="preserve">disposal   ·   by-product   ·   calculations   ·   follows   ·   bottling   ·   settings   ·   extra-virgin   ·   compute   ·   records   ·   includes   ·   department   ·   output</w:t>
+              <w:t xml:space="preserve">disposal   ·   by-product   ·   calculations   ·   follows   ·   abnormal   ·   settings   ·   extra-virgin   ·   compute   ·   records   ·   includes   ·   department   ·   output</w:t>
             </w:r>
           </w:p>
         </w:tc>
@@ -13305,66 +13346,6 @@
     <w:p/>
     <w:p>
       <w:pPr>
-        <w:spacing w:before="20" w:after="20" w:line="360" w:lineRule="auto"/>
-        <w:ind w:left="200"/>
-      </w:pPr>
-      <w:r>
-        <w:rPr>
-          <w:sz w:val="19"/>
-          <w:szCs w:val="19"/>
-        </w:rPr>
-        <w:t xml:space="preserve">A production cost report summarizes a department's units and costs.</w:t>
-      </w:r>
-    </w:p>
-    <w:tbl>
-      <w:tblPr>
-        <w:tblW w:type="pct" w:w="100%"/>
-        <w:tblLayout w:type="fixed"/>
-        <w:tblBorders>
-          <w:top w:val="single" w:color="353A7C" w:sz="4"/>
-          <w:left w:val="single" w:color="353A7C" w:sz="4"/>
-          <w:bottom w:val="single" w:color="353A7C" w:sz="4"/>
-          <w:right w:val="single" w:color="353A7C" w:sz="4"/>
-          <w:insideH w:val="single" w:color="353A7C" w:sz="4"/>
-          <w:insideV w:val="single" w:color="353A7C" w:sz="4"/>
-        </w:tblBorders>
-      </w:tblPr>
-      <w:tblGrid>
-        <w:gridCol w:w="9600"/>
-      </w:tblGrid>
-      <w:tr>
-        <w:tc>
-          <w:tcPr>
-            <w:tcW w:type="pct" w:w="5000"/>
-            <w:shd w:fill="F2F4FB" w:val="clear"/>
-            <w:tcMar>
-              <w:top w:type="dxa" w:w="50"/>
-              <w:left w:type="dxa" w:w="110"/>
-              <w:bottom w:type="dxa" w:w="50"/>
-              <w:right w:type="dxa" w:w="110"/>
-            </w:tcMar>
-          </w:tcPr>
-          <w:p>
-            <w:pPr>
-              <w:spacing w:before="30" w:after="30"/>
-            </w:pPr>
-            <w:r>
-              <w:rPr>
-                <w:b/>
-                <w:bCs/>
-                <w:color w:val="353A7C"/>
-                <w:sz w:val="19"/>
-                <w:szCs w:val="19"/>
-              </w:rPr>
-              <w:t xml:space="preserve">Everything ties</w:t>
-            </w:r>
-          </w:p>
-        </w:tc>
-      </w:tr>
-    </w:tbl>
-    <w:p/>
-    <w:p>
-      <w:pPr>
         <w:spacing w:before="44" w:after="14"/>
       </w:pPr>
       <w:r>
@@ -13396,14 +13377,7 @@
           <w:sz w:val="19"/>
           <w:szCs w:val="19"/>
         </w:rPr>
-        <w:t xml:space="preserve">Crushing: $1,000,000 + $120,000 + $280,000 = $100,000 + $1,047,800 + $252,200. </w:t>
-      </w:r>
-      <w:r>
-        <w:rPr>
-          <w:sz w:val="19"/>
-          <w:szCs w:val="19"/>
-        </w:rPr>
-        <w:t xml:space="preserve"/>
+        <w:t xml:space="preserve">Both </w:t>
       </w:r>
       <w:r>
         <w:rPr>
@@ -13421,7 +13395,7 @@
           <w:sz w:val="19"/>
           <w:szCs w:val="19"/>
         </w:rPr>
-        <w:t xml:space="preserve">           </w:t>
+        <w:t xml:space="preserve">                 </w:t>
       </w:r>
       <w:r>
         <w:rPr>
@@ -13435,14 +13409,14 @@
           <w:sz w:val="19"/>
           <w:szCs w:val="19"/>
         </w:rPr>
-        <w:t xml:space="preserve">: $1,515,800 = finished goods $1,504,140 + loss $11,660. </w:t>
-      </w:r>
-      <w:r>
-        <w:rPr>
-          <w:sz w:val="19"/>
-          <w:szCs w:val="19"/>
-        </w:rPr>
-        <w:t xml:space="preserve"/>
+        <w:t xml:space="preserve"> accounts close to zero: every cost has moved on to inventory or to the loss. </w:t>
+      </w:r>
+      <w:r>
+        <w:rPr>
+          <w:sz w:val="19"/>
+          <w:szCs w:val="19"/>
+        </w:rPr>
+        <w:t xml:space="preserve">A production cost report summarizes a </w:t>
       </w:r>
       <w:r>
         <w:rPr>
@@ -13460,7 +13434,7 @@
           <w:sz w:val="19"/>
           <w:szCs w:val="19"/>
         </w:rPr>
-        <w:t xml:space="preserve">           </w:t>
+        <w:t xml:space="preserve">              </w:t>
       </w:r>
       <w:r>
         <w:rPr>
@@ -13474,7 +13448,7 @@
           <w:sz w:val="19"/>
           <w:szCs w:val="19"/>
         </w:rPr>
-        <w:t xml:space="preserve">: 128,000 + 1,000 + 1,000 = 130,000. </w:t>
+        <w:t xml:space="preserve"> units and costs. </w:t>
       </w:r>
     </w:p>
     <w:tbl>
@@ -13532,7 +13506,7 @@
                 <w:sz w:val="16"/>
                 <w:szCs w:val="16"/>
               </w:rPr>
-              <w:t xml:space="preserve">abnormal   ·   Bottling   ·   Liters</w:t>
+              <w:t xml:space="preserve">department's   ·   inspection   ·   Work-in-Process</w:t>
             </w:r>
           </w:p>
         </w:tc>
@@ -13579,25 +13553,13 @@
                 <w:sz w:val="19"/>
                 <w:szCs w:val="19"/>
               </w:rPr>
-              <w:t xml:space="preserve">Exam view</w:t>
+              <w:t xml:space="preserve">Everything ties</w:t>
             </w:r>
           </w:p>
         </w:tc>
       </w:tr>
     </w:tbl>
     <w:p/>
-    <w:p>
-      <w:pPr>
-        <w:pageBreakBefore w:val="true"/>
-        <w:spacing w:after="0"/>
-      </w:pPr>
-      <w:r>
-        <w:rPr>
-          <w:sz w:val="2"/>
-        </w:rPr>
-        <w:t xml:space="preserve"> </w:t>
-      </w:r>
-    </w:p>
     <w:p>
       <w:pPr>
         <w:spacing w:before="44" w:after="14"/>
@@ -13618,7 +13580,7 @@
           <w:sz w:val="16"/>
           <w:szCs w:val="16"/>
         </w:rPr>
-        <w:t xml:space="preserve">      gaps 23–25</w:t>
+        <w:t xml:space="preserve">      gaps 23–24</w:t>
       </w:r>
     </w:p>
     <w:p>
@@ -13631,7 +13593,14 @@
           <w:sz w:val="19"/>
           <w:szCs w:val="19"/>
         </w:rPr>
-        <w:t xml:space="preserve">Expect </w:t>
+        <w:t xml:space="preserve">Crushing: $1,000,000 + $120,000 + $280,000 = $100,000 + $1,047,800 + $252,200. </w:t>
+      </w:r>
+      <w:r>
+        <w:rPr>
+          <w:sz w:val="19"/>
+          <w:szCs w:val="19"/>
+        </w:rPr>
+        <w:t xml:space="preserve"/>
       </w:r>
       <w:r>
         <w:rPr>
@@ -13663,14 +13632,14 @@
           <w:sz w:val="19"/>
           <w:szCs w:val="19"/>
         </w:rPr>
-        <w:t xml:space="preserve"> units, a normal rate and a unit cost. </w:t>
-      </w:r>
-      <w:r>
-        <w:rPr>
-          <w:sz w:val="19"/>
-          <w:szCs w:val="19"/>
-        </w:rPr>
-        <w:t xml:space="preserve">Base the normal rate on good output, value </w:t>
+        <w:t xml:space="preserve">: $1,515,800 = finished goods $1,504,140 + loss $11,660. </w:t>
+      </w:r>
+      <w:r>
+        <w:rPr>
+          <w:sz w:val="19"/>
+          <w:szCs w:val="19"/>
+        </w:rPr>
+        <w:t xml:space="preserve"/>
       </w:r>
       <w:r>
         <w:rPr>
@@ -13702,46 +13671,7 @@
           <w:sz w:val="19"/>
           <w:szCs w:val="19"/>
         </w:rPr>
-        <w:t xml:space="preserve"> units at the full cost per unit, and report them as a loss. </w:t>
-      </w:r>
-      <w:r>
-        <w:rPr>
-          <w:sz w:val="19"/>
-          <w:szCs w:val="19"/>
-        </w:rPr>
-        <w:t xml:space="preserve">Normal </w:t>
-      </w:r>
-      <w:r>
-        <w:rPr>
-          <w:b/>
-          <w:bCs/>
-          <w:color w:val="8186EF"/>
-          <w:sz w:val="15"/>
-          <w:szCs w:val="15"/>
-        </w:rPr>
-        <w:t xml:space="preserve"> (25) </w:t>
-      </w:r>
-      <w:r>
-        <w:rPr>
-          <w:u w:val="single"/>
-          <w:sz w:val="19"/>
-          <w:szCs w:val="19"/>
-        </w:rPr>
-        <w:t xml:space="preserve">           </w:t>
-      </w:r>
-      <w:r>
-        <w:rPr>
-          <w:sz w:val="19"/>
-          <w:szCs w:val="19"/>
-        </w:rPr>
-        <w:t xml:space="preserve"> </w:t>
-      </w:r>
-      <w:r>
-        <w:rPr>
-          <w:sz w:val="19"/>
-          <w:szCs w:val="19"/>
-        </w:rPr>
-        <w:t xml:space="preserve"> stays in the good units. </w:t>
+        <w:t xml:space="preserve">: 128,000 + 1,000 + 1,000 = 130,000. </w:t>
       </w:r>
     </w:p>
     <w:tbl>
@@ -13799,7 +13729,274 @@
                 <w:sz w:val="16"/>
                 <w:szCs w:val="16"/>
               </w:rPr>
-              <w:t xml:space="preserve">abnormal   ·   spoiled   ·   rework   ·   spoilage</w:t>
+              <w:t xml:space="preserve">Crushing   ·   Bottling   ·   Liters</w:t>
+            </w:r>
+          </w:p>
+        </w:tc>
+      </w:tr>
+    </w:tbl>
+    <w:p/>
+    <w:p>
+      <w:pPr>
+        <w:pageBreakBefore w:val="true"/>
+        <w:spacing w:after="0"/>
+      </w:pPr>
+      <w:r>
+        <w:rPr>
+          <w:sz w:val="2"/>
+        </w:rPr>
+        <w:t xml:space="preserve"> </w:t>
+      </w:r>
+    </w:p>
+    <w:tbl>
+      <w:tblPr>
+        <w:tblW w:type="pct" w:w="100%"/>
+        <w:tblLayout w:type="fixed"/>
+        <w:tblBorders>
+          <w:top w:val="single" w:color="353A7C" w:sz="4"/>
+          <w:left w:val="single" w:color="353A7C" w:sz="4"/>
+          <w:bottom w:val="single" w:color="353A7C" w:sz="4"/>
+          <w:right w:val="single" w:color="353A7C" w:sz="4"/>
+          <w:insideH w:val="single" w:color="353A7C" w:sz="4"/>
+          <w:insideV w:val="single" w:color="353A7C" w:sz="4"/>
+        </w:tblBorders>
+      </w:tblPr>
+      <w:tblGrid>
+        <w:gridCol w:w="9600"/>
+      </w:tblGrid>
+      <w:tr>
+        <w:tc>
+          <w:tcPr>
+            <w:tcW w:type="pct" w:w="5000"/>
+            <w:shd w:fill="F2F4FB" w:val="clear"/>
+            <w:tcMar>
+              <w:top w:type="dxa" w:w="50"/>
+              <w:left w:type="dxa" w:w="110"/>
+              <w:bottom w:type="dxa" w:w="50"/>
+              <w:right w:type="dxa" w:w="110"/>
+            </w:tcMar>
+          </w:tcPr>
+          <w:p>
+            <w:pPr>
+              <w:spacing w:before="30" w:after="30"/>
+            </w:pPr>
+            <w:r>
+              <w:rPr>
+                <w:b/>
+                <w:bCs/>
+                <w:color w:val="353A7C"/>
+                <w:sz w:val="19"/>
+                <w:szCs w:val="19"/>
+              </w:rPr>
+              <w:t xml:space="preserve">Exam view</w:t>
+            </w:r>
+          </w:p>
+        </w:tc>
+      </w:tr>
+    </w:tbl>
+    <w:p/>
+    <w:p>
+      <w:pPr>
+        <w:spacing w:before="44" w:after="14"/>
+      </w:pPr>
+      <w:r>
+        <w:rPr>
+          <w:b/>
+          <w:bCs/>
+          <w:color w:val="353A7C"/>
+          <w:sz w:val="18"/>
+          <w:szCs w:val="18"/>
+        </w:rPr>
+        <w:t xml:space="preserve">Summary 4</w:t>
+      </w:r>
+      <w:r>
+        <w:rPr>
+          <w:color w:val="6B7280"/>
+          <w:sz w:val="16"/>
+          <w:szCs w:val="16"/>
+        </w:rPr>
+        <w:t xml:space="preserve">      gaps 25–27</w:t>
+      </w:r>
+    </w:p>
+    <w:p>
+      <w:pPr>
+        <w:spacing w:before="20" w:after="20" w:line="360" w:lineRule="auto"/>
+        <w:ind w:left="200"/>
+      </w:pPr>
+      <w:r>
+        <w:rPr>
+          <w:sz w:val="19"/>
+          <w:szCs w:val="19"/>
+        </w:rPr>
+        <w:t xml:space="preserve">Expect </w:t>
+      </w:r>
+      <w:r>
+        <w:rPr>
+          <w:b/>
+          <w:bCs/>
+          <w:color w:val="8186EF"/>
+          <w:sz w:val="15"/>
+          <w:szCs w:val="15"/>
+        </w:rPr>
+        <w:t xml:space="preserve"> (25) </w:t>
+      </w:r>
+      <w:r>
+        <w:rPr>
+          <w:u w:val="single"/>
+          <w:sz w:val="19"/>
+          <w:szCs w:val="19"/>
+        </w:rPr>
+        <w:t xml:space="preserve">           </w:t>
+      </w:r>
+      <w:r>
+        <w:rPr>
+          <w:sz w:val="19"/>
+          <w:szCs w:val="19"/>
+        </w:rPr>
+        <w:t xml:space="preserve"> </w:t>
+      </w:r>
+      <w:r>
+        <w:rPr>
+          <w:sz w:val="19"/>
+          <w:szCs w:val="19"/>
+        </w:rPr>
+        <w:t xml:space="preserve"> units, a normal rate and a unit cost. </w:t>
+      </w:r>
+      <w:r>
+        <w:rPr>
+          <w:sz w:val="19"/>
+          <w:szCs w:val="19"/>
+        </w:rPr>
+        <w:t xml:space="preserve">Base the normal rate on good output, value </w:t>
+      </w:r>
+      <w:r>
+        <w:rPr>
+          <w:b/>
+          <w:bCs/>
+          <w:color w:val="8186EF"/>
+          <w:sz w:val="15"/>
+          <w:szCs w:val="15"/>
+        </w:rPr>
+        <w:t xml:space="preserve"> (26) </w:t>
+      </w:r>
+      <w:r>
+        <w:rPr>
+          <w:u w:val="single"/>
+          <w:sz w:val="19"/>
+          <w:szCs w:val="19"/>
+        </w:rPr>
+        <w:t xml:space="preserve">           </w:t>
+      </w:r>
+      <w:r>
+        <w:rPr>
+          <w:sz w:val="19"/>
+          <w:szCs w:val="19"/>
+        </w:rPr>
+        <w:t xml:space="preserve"> </w:t>
+      </w:r>
+      <w:r>
+        <w:rPr>
+          <w:sz w:val="19"/>
+          <w:szCs w:val="19"/>
+        </w:rPr>
+        <w:t xml:space="preserve"> units at the full cost per unit, and report them as a loss. </w:t>
+      </w:r>
+      <w:r>
+        <w:rPr>
+          <w:sz w:val="19"/>
+          <w:szCs w:val="19"/>
+        </w:rPr>
+        <w:t xml:space="preserve">Normal </w:t>
+      </w:r>
+      <w:r>
+        <w:rPr>
+          <w:b/>
+          <w:bCs/>
+          <w:color w:val="8186EF"/>
+          <w:sz w:val="15"/>
+          <w:szCs w:val="15"/>
+        </w:rPr>
+        <w:t xml:space="preserve"> (27) </w:t>
+      </w:r>
+      <w:r>
+        <w:rPr>
+          <w:u w:val="single"/>
+          <w:sz w:val="19"/>
+          <w:szCs w:val="19"/>
+        </w:rPr>
+        <w:t xml:space="preserve">           </w:t>
+      </w:r>
+      <w:r>
+        <w:rPr>
+          <w:sz w:val="19"/>
+          <w:szCs w:val="19"/>
+        </w:rPr>
+        <w:t xml:space="preserve"> </w:t>
+      </w:r>
+      <w:r>
+        <w:rPr>
+          <w:sz w:val="19"/>
+          <w:szCs w:val="19"/>
+        </w:rPr>
+        <w:t xml:space="preserve"> stays in the good units. </w:t>
+      </w:r>
+    </w:p>
+    <w:tbl>
+      <w:tblPr>
+        <w:tblW w:type="pct" w:w="100%"/>
+        <w:tblLayout w:type="fixed"/>
+        <w:tblBorders>
+          <w:top w:val="single" w:color="FBFAF6" w:sz="4"/>
+          <w:left w:val="single" w:color="FBFAF6" w:sz="4"/>
+          <w:bottom w:val="single" w:color="FBFAF6" w:sz="4"/>
+          <w:right w:val="single" w:color="FBFAF6" w:sz="4"/>
+          <w:insideH w:val="single" w:color="FBFAF6" w:sz="4"/>
+          <w:insideV w:val="single" w:color="FBFAF6" w:sz="4"/>
+        </w:tblBorders>
+      </w:tblPr>
+      <w:tblGrid>
+        <w:gridCol w:w="9600"/>
+      </w:tblGrid>
+      <w:tr>
+        <w:tc>
+          <w:tcPr>
+            <w:tcW w:type="pct" w:w="5000"/>
+            <w:shd w:fill="FBFAF6" w:val="clear"/>
+            <w:tcMar>
+              <w:top w:type="dxa" w:w="40"/>
+              <w:left w:type="dxa" w:w="100"/>
+              <w:bottom w:type="dxa" w:w="40"/>
+              <w:right w:type="dxa" w:w="100"/>
+            </w:tcMar>
+          </w:tcPr>
+          <w:p>
+            <w:pPr>
+              <w:spacing w:before="18" w:after="6"/>
+            </w:pPr>
+            <w:r>
+              <w:rPr>
+                <w:b/>
+                <w:bCs/>
+                <w:color w:val="6B7280"/>
+                <w:sz w:val="14"/>
+                <w:szCs w:val="14"/>
+              </w:rPr>
+              <w:t xml:space="preserve">word list</w:t>
+            </w:r>
+          </w:p>
+          <w:p>
+            <w:pPr>
+              <w:spacing w:before="0" w:after="18"/>
+            </w:pPr>
+            <w:r>
+              <w:rPr>
+                <w:b/>
+                <w:bCs/>
+                <w:color w:val="353A7C"/>
+                <w:sz w:val="16"/>
+                <w:szCs w:val="16"/>
+              </w:rPr>
+              <w:t xml:space="preserve">abnormal   ·   spoiled   ·   by-product   ·   spoilage</w:t>
             </w:r>
           </w:p>
         </w:tc>
@@ -14079,7 +14276,7 @@
                 <w:sz w:val="14"/>
                 <w:szCs w:val="14"/>
               </w:rPr>
-              <w:t xml:space="preserve">(26)</w:t>
+              <w:t xml:space="preserve">(28)</w:t>
             </w:r>
           </w:p>
         </w:tc>
@@ -14180,7 +14377,7 @@
                 <w:sz w:val="14"/>
                 <w:szCs w:val="14"/>
               </w:rPr>
-              <w:t xml:space="preserve">(27)</w:t>
+              <w:t xml:space="preserve">(29)</w:t>
             </w:r>
           </w:p>
         </w:tc>
@@ -14233,7 +14430,7 @@
                 <w:sz w:val="14"/>
                 <w:szCs w:val="14"/>
               </w:rPr>
-              <w:t xml:space="preserve">(28)</w:t>
+              <w:t xml:space="preserve">(30)</w:t>
             </w:r>
           </w:p>
         </w:tc>
@@ -14335,7 +14532,7 @@
                 <w:sz w:val="14"/>
                 <w:szCs w:val="14"/>
               </w:rPr>
-              <w:t xml:space="preserve">(29)</w:t>
+              <w:t xml:space="preserve">(31)</w:t>
             </w:r>
           </w:p>
         </w:tc>
@@ -14387,7 +14584,7 @@
                 <w:sz w:val="14"/>
                 <w:szCs w:val="14"/>
               </w:rPr>
-              <w:t xml:space="preserve">(30)</w:t>
+              <w:t xml:space="preserve">(32)</w:t>
             </w:r>
           </w:p>
         </w:tc>
@@ -14440,7 +14637,7 @@
                 <w:sz w:val="14"/>
                 <w:szCs w:val="14"/>
               </w:rPr>
-              <w:t xml:space="preserve">(31)</w:t>
+              <w:t xml:space="preserve">(33)</w:t>
             </w:r>
           </w:p>
         </w:tc>
@@ -14688,7 +14885,7 @@
                 <w:sz w:val="14"/>
                 <w:szCs w:val="14"/>
               </w:rPr>
-              <w:t xml:space="preserve">(32)</w:t>
+              <w:t xml:space="preserve">(34)</w:t>
             </w:r>
           </w:p>
         </w:tc>
@@ -14942,7 +15139,7 @@
                 <w:sz w:val="14"/>
                 <w:szCs w:val="14"/>
               </w:rPr>
-              <w:t xml:space="preserve"> (33) </w:t>
+              <w:t xml:space="preserve"> (35) </w:t>
             </w:r>
             <w:r>
               <w:rPr>
@@ -15184,7 +15381,7 @@
                 <w:sz w:val="14"/>
                 <w:szCs w:val="14"/>
               </w:rPr>
-              <w:t xml:space="preserve">(34)</w:t>
+              <w:t xml:space="preserve">(36)</w:t>
             </w:r>
           </w:p>
         </w:tc>
@@ -15261,7 +15458,7 @@
                 <w:sz w:val="14"/>
                 <w:szCs w:val="14"/>
               </w:rPr>
-              <w:t xml:space="preserve">(35)</w:t>
+              <w:t xml:space="preserve">(37)</w:t>
             </w:r>
           </w:p>
         </w:tc>
@@ -15538,7 +15735,7 @@
                 <w:sz w:val="14"/>
                 <w:szCs w:val="14"/>
               </w:rPr>
-              <w:t xml:space="preserve">(36)</w:t>
+              <w:t xml:space="preserve">(38)</w:t>
             </w:r>
           </w:p>
         </w:tc>
@@ -16371,14 +16568,14 @@
                 <w:sz w:val="16"/>
                 <w:szCs w:val="16"/>
               </w:rPr>
-              <w:t xml:space="preserve">21  </w:t>
-            </w:r>
-            <w:r>
-              <w:rPr>
-                <w:sz w:val="16"/>
-                <w:szCs w:val="16"/>
-              </w:rPr>
-              <w:t xml:space="preserve">Bottling</w:t>
+              <w:t xml:space="preserve">22  </w:t>
+            </w:r>
+            <w:r>
+              <w:rPr>
+                <w:sz w:val="16"/>
+                <w:szCs w:val="16"/>
+              </w:rPr>
+              <w:t xml:space="preserve">department's</w:t>
             </w:r>
           </w:p>
         </w:tc>
@@ -16439,14 +16636,14 @@
                 <w:sz w:val="16"/>
                 <w:szCs w:val="16"/>
               </w:rPr>
-              <w:t xml:space="preserve">22  </w:t>
-            </w:r>
-            <w:r>
-              <w:rPr>
-                <w:sz w:val="16"/>
-                <w:szCs w:val="16"/>
-              </w:rPr>
-              <w:t xml:space="preserve">Liters</w:t>
+              <w:t xml:space="preserve">23  </w:t>
+            </w:r>
+            <w:r>
+              <w:rPr>
+                <w:sz w:val="16"/>
+                <w:szCs w:val="16"/>
+              </w:rPr>
+              <w:t xml:space="preserve">Bottling</w:t>
             </w:r>
           </w:p>
         </w:tc>
@@ -16507,14 +16704,14 @@
                 <w:sz w:val="16"/>
                 <w:szCs w:val="16"/>
               </w:rPr>
-              <w:t xml:space="preserve">23  </w:t>
-            </w:r>
-            <w:r>
-              <w:rPr>
-                <w:sz w:val="16"/>
-                <w:szCs w:val="16"/>
-              </w:rPr>
-              <w:t xml:space="preserve">spoiled</w:t>
+              <w:t xml:space="preserve">24  </w:t>
+            </w:r>
+            <w:r>
+              <w:rPr>
+                <w:sz w:val="16"/>
+                <w:szCs w:val="16"/>
+              </w:rPr>
+              <w:t xml:space="preserve">Liters</w:t>
             </w:r>
           </w:p>
         </w:tc>
@@ -16575,14 +16772,14 @@
                 <w:sz w:val="16"/>
                 <w:szCs w:val="16"/>
               </w:rPr>
-              <w:t xml:space="preserve">24  </w:t>
-            </w:r>
-            <w:r>
-              <w:rPr>
-                <w:sz w:val="16"/>
-                <w:szCs w:val="16"/>
-              </w:rPr>
-              <w:t xml:space="preserve">abnormal</w:t>
+              <w:t xml:space="preserve">25  </w:t>
+            </w:r>
+            <w:r>
+              <w:rPr>
+                <w:sz w:val="16"/>
+                <w:szCs w:val="16"/>
+              </w:rPr>
+              <w:t xml:space="preserve">spoiled</w:t>
             </w:r>
           </w:p>
         </w:tc>
@@ -16643,14 +16840,14 @@
                 <w:sz w:val="16"/>
                 <w:szCs w:val="16"/>
               </w:rPr>
-              <w:t xml:space="preserve">25  </w:t>
-            </w:r>
-            <w:r>
-              <w:rPr>
-                <w:sz w:val="16"/>
-                <w:szCs w:val="16"/>
-              </w:rPr>
-              <w:t xml:space="preserve">spoilage</w:t>
+              <w:t xml:space="preserve">26  </w:t>
+            </w:r>
+            <w:r>
+              <w:rPr>
+                <w:sz w:val="16"/>
+                <w:szCs w:val="16"/>
+              </w:rPr>
+              <w:t xml:space="preserve">abnormal</w:t>
             </w:r>
           </w:p>
         </w:tc>
@@ -16711,14 +16908,14 @@
                 <w:sz w:val="16"/>
                 <w:szCs w:val="16"/>
               </w:rPr>
-              <w:t xml:space="preserve">26  </w:t>
-            </w:r>
-            <w:r>
-              <w:rPr>
-                <w:sz w:val="16"/>
-                <w:szCs w:val="16"/>
-              </w:rPr>
-              <w:t xml:space="preserve">Normal spoilage</w:t>
+              <w:t xml:space="preserve">27  </w:t>
+            </w:r>
+            <w:r>
+              <w:rPr>
+                <w:sz w:val="16"/>
+                <w:szCs w:val="16"/>
+              </w:rPr>
+              <w:t xml:space="preserve">spoilage</w:t>
             </w:r>
           </w:p>
         </w:tc>
@@ -16779,14 +16976,14 @@
                 <w:sz w:val="16"/>
                 <w:szCs w:val="16"/>
               </w:rPr>
-              <w:t xml:space="preserve">27  </w:t>
-            </w:r>
-            <w:r>
-              <w:rPr>
-                <w:sz w:val="16"/>
-                <w:szCs w:val="16"/>
-              </w:rPr>
-              <w:t xml:space="preserve">Costs to account for</w:t>
+              <w:t xml:space="preserve">28  </w:t>
+            </w:r>
+            <w:r>
+              <w:rPr>
+                <w:sz w:val="16"/>
+                <w:szCs w:val="16"/>
+              </w:rPr>
+              <w:t xml:space="preserve">Normal spoilage</w:t>
             </w:r>
           </w:p>
         </w:tc>
@@ -16847,14 +17044,14 @@
                 <w:sz w:val="16"/>
                 <w:szCs w:val="16"/>
               </w:rPr>
-              <w:t xml:space="preserve">28  </w:t>
-            </w:r>
-            <w:r>
-              <w:rPr>
-                <w:sz w:val="16"/>
-                <w:szCs w:val="16"/>
-              </w:rPr>
-              <w:t xml:space="preserve">Transferred-in cost</w:t>
+              <w:t xml:space="preserve">29  </w:t>
+            </w:r>
+            <w:r>
+              <w:rPr>
+                <w:sz w:val="16"/>
+                <w:szCs w:val="16"/>
+              </w:rPr>
+              <w:t xml:space="preserve">Costs to account for</w:t>
             </w:r>
           </w:p>
         </w:tc>
@@ -16915,14 +17112,14 @@
                 <w:sz w:val="16"/>
                 <w:szCs w:val="16"/>
               </w:rPr>
-              <w:t xml:space="preserve">29  </w:t>
-            </w:r>
-            <w:r>
-              <w:rPr>
-                <w:sz w:val="16"/>
-                <w:szCs w:val="16"/>
-              </w:rPr>
-              <w:t xml:space="preserve">Conversion (labor + overhead)</w:t>
+              <w:t xml:space="preserve">30  </w:t>
+            </w:r>
+            <w:r>
+              <w:rPr>
+                <w:sz w:val="16"/>
+                <w:szCs w:val="16"/>
+              </w:rPr>
+              <w:t xml:space="preserve">Transferred-in cost</w:t>
             </w:r>
           </w:p>
         </w:tc>
@@ -16983,14 +17180,14 @@
                 <w:sz w:val="16"/>
                 <w:szCs w:val="16"/>
               </w:rPr>
-              <w:t xml:space="preserve">30  </w:t>
-            </w:r>
-            <w:r>
-              <w:rPr>
-                <w:sz w:val="16"/>
-                <w:szCs w:val="16"/>
-              </w:rPr>
-              <w:t xml:space="preserve">Total</w:t>
+              <w:t xml:space="preserve">31  </w:t>
+            </w:r>
+            <w:r>
+              <w:rPr>
+                <w:sz w:val="16"/>
+                <w:szCs w:val="16"/>
+              </w:rPr>
+              <w:t xml:space="preserve">Conversion (labor + overhead)</w:t>
             </w:r>
           </w:p>
         </w:tc>
@@ -17051,14 +17248,14 @@
                 <w:sz w:val="16"/>
                 <w:szCs w:val="16"/>
               </w:rPr>
-              <w:t xml:space="preserve">31  </w:t>
-            </w:r>
-            <w:r>
-              <w:rPr>
-                <w:sz w:val="16"/>
-                <w:szCs w:val="16"/>
-              </w:rPr>
-              <w:t xml:space="preserve">Cost per liter started</w:t>
+              <w:t xml:space="preserve">32  </w:t>
+            </w:r>
+            <w:r>
+              <w:rPr>
+                <w:sz w:val="16"/>
+                <w:szCs w:val="16"/>
+              </w:rPr>
+              <w:t xml:space="preserve">Total</w:t>
             </w:r>
           </w:p>
         </w:tc>
@@ -17119,14 +17316,14 @@
                 <w:sz w:val="16"/>
                 <w:szCs w:val="16"/>
               </w:rPr>
-              <w:t xml:space="preserve">32  </w:t>
-            </w:r>
-            <w:r>
-              <w:rPr>
-                <w:sz w:val="16"/>
-                <w:szCs w:val="16"/>
-              </w:rPr>
-              <w:t xml:space="preserve">Cost per good liter</w:t>
+              <w:t xml:space="preserve">33  </w:t>
+            </w:r>
+            <w:r>
+              <w:rPr>
+                <w:sz w:val="16"/>
+                <w:szCs w:val="16"/>
+              </w:rPr>
+              <w:t xml:space="preserve">Cost per liter started</w:t>
             </w:r>
           </w:p>
         </w:tc>
@@ -17187,14 +17384,14 @@
                 <w:sz w:val="16"/>
                 <w:szCs w:val="16"/>
               </w:rPr>
-              <w:t xml:space="preserve">33  </w:t>
-            </w:r>
-            <w:r>
-              <w:rPr>
-                <w:sz w:val="16"/>
-                <w:szCs w:val="16"/>
-              </w:rPr>
-              <w:t xml:space="preserve">Spoiled jars on job T-0412 (normal</w:t>
+              <w:t xml:space="preserve">34  </w:t>
+            </w:r>
+            <w:r>
+              <w:rPr>
+                <w:sz w:val="16"/>
+                <w:szCs w:val="16"/>
+              </w:rPr>
+              <w:t xml:space="preserve">Cost per good liter</w:t>
             </w:r>
           </w:p>
         </w:tc>
@@ -17255,14 +17452,14 @@
                 <w:sz w:val="16"/>
                 <w:szCs w:val="16"/>
               </w:rPr>
-              <w:t xml:space="preserve">34  </w:t>
-            </w:r>
-            <w:r>
-              <w:rPr>
-                <w:sz w:val="16"/>
-                <w:szCs w:val="16"/>
-              </w:rPr>
-              <w:t xml:space="preserve">Rework on routine jobs (common to all jobs)</w:t>
+              <w:t xml:space="preserve">35  </w:t>
+            </w:r>
+            <w:r>
+              <w:rPr>
+                <w:sz w:val="16"/>
+                <w:szCs w:val="16"/>
+              </w:rPr>
+              <w:t xml:space="preserve">Spoiled jars on job T-0412 (normal</w:t>
             </w:r>
           </w:p>
         </w:tc>
@@ -17323,14 +17520,14 @@
                 <w:sz w:val="16"/>
                 <w:szCs w:val="16"/>
               </w:rPr>
-              <w:t xml:space="preserve">35  </w:t>
-            </w:r>
-            <w:r>
-              <w:rPr>
-                <w:sz w:val="16"/>
-                <w:szCs w:val="16"/>
-              </w:rPr>
-              <w:t xml:space="preserve">Scrap sold (common to all jobs): proceeds</w:t>
+              <w:t xml:space="preserve">36  </w:t>
+            </w:r>
+            <w:r>
+              <w:rPr>
+                <w:sz w:val="16"/>
+                <w:szCs w:val="16"/>
+              </w:rPr>
+              <w:t xml:space="preserve">Rework on routine jobs (common to all jobs)</w:t>
             </w:r>
           </w:p>
         </w:tc>
@@ -17391,14 +17588,14 @@
                 <w:sz w:val="16"/>
                 <w:szCs w:val="16"/>
               </w:rPr>
-              <w:t xml:space="preserve">36  </w:t>
-            </w:r>
-            <w:r>
-              <w:rPr>
-                <w:sz w:val="16"/>
-                <w:szCs w:val="16"/>
-              </w:rPr>
-              <w:t xml:space="preserve">2% × 20,000 = 400 units</w:t>
+              <w:t xml:space="preserve">37  </w:t>
+            </w:r>
+            <w:r>
+              <w:rPr>
+                <w:sz w:val="16"/>
+                <w:szCs w:val="16"/>
+              </w:rPr>
+              <w:t xml:space="preserve">Scrap sold (common to all jobs): proceeds</w:t>
             </w:r>
           </w:p>
         </w:tc>
@@ -17459,14 +17656,14 @@
                 <w:sz w:val="16"/>
                 <w:szCs w:val="16"/>
               </w:rPr>
-              <w:t xml:space="preserve">37  </w:t>
-            </w:r>
-            <w:r>
-              <w:rPr>
-                <w:sz w:val="16"/>
-                <w:szCs w:val="16"/>
-              </w:rPr>
-              <w:t xml:space="preserve">Normal spoiled jars common to all jobs</w:t>
+              <w:t xml:space="preserve">38  </w:t>
+            </w:r>
+            <w:r>
+              <w:rPr>
+                <w:sz w:val="16"/>
+                <w:szCs w:val="16"/>
+              </w:rPr>
+              <w:t xml:space="preserve">2% × 20,000 = 400 units</w:t>
             </w:r>
           </w:p>
         </w:tc>
@@ -17527,14 +17724,14 @@
                 <w:sz w:val="16"/>
                 <w:szCs w:val="16"/>
               </w:rPr>
-              <w:t xml:space="preserve">38  </w:t>
-            </w:r>
-            <w:r>
-              <w:rPr>
-                <w:sz w:val="16"/>
-                <w:szCs w:val="16"/>
-              </w:rPr>
-              <w:t xml:space="preserve">Proceeds from scrap sold</w:t>
+              <w:t xml:space="preserve">39  </w:t>
+            </w:r>
+            <w:r>
+              <w:rPr>
+                <w:sz w:val="16"/>
+                <w:szCs w:val="16"/>
+              </w:rPr>
+              <w:t xml:space="preserve">Normal spoiled jars common to all jobs</w:t>
             </w:r>
           </w:p>
         </w:tc>
@@ -17595,14 +17792,14 @@
                 <w:sz w:val="16"/>
                 <w:szCs w:val="16"/>
               </w:rPr>
-              <w:t xml:space="preserve">39  </w:t>
-            </w:r>
-            <w:r>
-              <w:rPr>
-                <w:sz w:val="16"/>
-                <w:szCs w:val="16"/>
-              </w:rPr>
-              <w:t xml:space="preserve">transferred-in costs</w:t>
+              <w:t xml:space="preserve">40  </w:t>
+            </w:r>
+            <w:r>
+              <w:rPr>
+                <w:sz w:val="16"/>
+                <w:szCs w:val="16"/>
+              </w:rPr>
+              <w:t xml:space="preserve">Proceeds from scrap sold</w:t>
             </w:r>
           </w:p>
         </w:tc>
@@ -17663,7 +17860,75 @@
                 <w:sz w:val="16"/>
                 <w:szCs w:val="16"/>
               </w:rPr>
-              <w:t xml:space="preserve">40  </w:t>
+              <w:t xml:space="preserve">41  </w:t>
+            </w:r>
+            <w:r>
+              <w:rPr>
+                <w:sz w:val="16"/>
+                <w:szCs w:val="16"/>
+              </w:rPr>
+              <w:t xml:space="preserve">transferred-in costs</w:t>
+            </w:r>
+          </w:p>
+        </w:tc>
+      </w:tr>
+      <w:tr>
+        <w:tc>
+          <w:tcPr>
+            <w:tcW w:type="pct" w:w="2500"/>
+            <w:tcMar>
+              <w:top w:type="dxa" w:w="20"/>
+              <w:left w:type="dxa" w:w="80"/>
+              <w:bottom w:type="dxa" w:w="20"/>
+              <w:right w:type="dxa" w:w="80"/>
+            </w:tcMar>
+          </w:tcPr>
+          <w:p>
+            <w:pPr>
+              <w:spacing w:before="12" w:after="12"/>
+            </w:pPr>
+            <w:r>
+              <w:rPr>
+                <w:b/>
+                <w:bCs/>
+                <w:color w:val="8186EF"/>
+                <w:sz w:val="16"/>
+                <w:szCs w:val="16"/>
+              </w:rPr>
+              <w:t xml:space="preserve">21  </w:t>
+            </w:r>
+            <w:r>
+              <w:rPr>
+                <w:sz w:val="16"/>
+                <w:szCs w:val="16"/>
+              </w:rPr>
+              <w:t xml:space="preserve">Work-in-Process</w:t>
+            </w:r>
+          </w:p>
+        </w:tc>
+        <w:tc>
+          <w:tcPr>
+            <w:tcW w:type="pct" w:w="2500"/>
+            <w:tcMar>
+              <w:top w:type="dxa" w:w="20"/>
+              <w:left w:type="dxa" w:w="80"/>
+              <w:bottom w:type="dxa" w:w="20"/>
+              <w:right w:type="dxa" w:w="80"/>
+            </w:tcMar>
+          </w:tcPr>
+          <w:p>
+            <w:pPr>
+              <w:spacing w:before="12" w:after="12"/>
+            </w:pPr>
+            <w:r>
+              <w:rPr>
+                <w:b/>
+                <w:bCs/>
+                <w:color w:val="8186EF"/>
+                <w:sz w:val="16"/>
+                <w:szCs w:val="16"/>
+              </w:rPr>
+              <w:t xml:space="preserve">42  </w:t>
             </w:r>
             <w:r>
               <w:rPr>
@@ -17737,7 +18002,7 @@
           <w:sz w:val="15"/>
           <w:szCs w:val="15"/>
         </w:rPr>
-        <w:t xml:space="preserve">Crushing: $1,000,000 + $120,000 + $280,000 = $100,000 + $1,047,800 + $252,200. Bottling: $1,515,800 = finished goods $1,504,140 + loss $11,660. Liters: 128,000 + 1,000 + 1,000 = 130,000.</w:t>
+        <w:t xml:space="preserve">Both Work-in-Process accounts close to zero: every cost has moved on to inventory or to the loss. A production cost report summarizes a department's units and costs.</w:t>
       </w:r>
     </w:p>
     <w:p>
@@ -17754,6 +18019,30 @@
           <w:szCs w:val="15"/>
         </w:rPr>
         <w:t xml:space="preserve">Summary 3   </w:t>
+      </w:r>
+      <w:r>
+        <w:rPr>
+          <w:color w:val="6B7280"/>
+          <w:sz w:val="15"/>
+          <w:szCs w:val="15"/>
+        </w:rPr>
+        <w:t xml:space="preserve">Crushing: $1,000,000 + $120,000 + $280,000 = $100,000 + $1,047,800 + $252,200. Bottling: $1,515,800 = finished goods $1,504,140 + loss $11,660. Liters: 128,000 + 1,000 + 1,000 = 130,000.</w:t>
+      </w:r>
+    </w:p>
+    <w:p>
+      <w:pPr>
+        <w:spacing w:before="20" w:after="20"/>
+        <w:ind w:left="240" w:hanging="240"/>
+      </w:pPr>
+      <w:r>
+        <w:rPr>
+          <w:b/>
+          <w:bCs/>
+          <w:color w:val="353A7C"/>
+          <w:sz w:val="15"/>
+          <w:szCs w:val="15"/>
+        </w:rPr>
+        <w:t xml:space="preserve">Summary 4   </w:t>
       </w:r>
       <w:r>
         <w:rPr>

--- a/CMA_Summaries_B2_Ch07.docx
+++ b/CMA_Summaries_B2_Ch07.docx
@@ -4116,7 +4116,7 @@
           <w:sz w:val="19"/>
           <w:szCs w:val="19"/>
         </w:rPr>
-        <w:t xml:space="preserve">Spoilage is units that fail </w:t>
+        <w:t xml:space="preserve">Spoilage is units that fail inspection and are </w:t>
       </w:r>
       <w:r>
         <w:rPr>
@@ -4134,7 +4134,7 @@
           <w:sz w:val="19"/>
           <w:szCs w:val="19"/>
         </w:rPr>
-        <w:t xml:space="preserve">            </w:t>
+        <w:t xml:space="preserve">           </w:t>
       </w:r>
       <w:r>
         <w:rPr>
@@ -4148,7 +4148,7 @@
           <w:sz w:val="19"/>
           <w:szCs w:val="19"/>
         </w:rPr>
-        <w:t xml:space="preserve"> and are thrown away or sold </w:t>
+        <w:t xml:space="preserve"> away or sold </w:t>
       </w:r>
       <w:r>
         <w:rPr>
@@ -4297,7 +4297,7 @@
           <w:sz w:val="19"/>
           <w:szCs w:val="19"/>
         </w:rPr>
-        <w:t xml:space="preserve">In </w:t>
+        <w:t xml:space="preserve">In process </w:t>
       </w:r>
       <w:r>
         <w:rPr>
@@ -4329,7 +4329,7 @@
           <w:sz w:val="19"/>
           <w:szCs w:val="19"/>
         </w:rPr>
-        <w:t xml:space="preserve"> costing, the cost of normal spoilage </w:t>
+        <w:t xml:space="preserve">, the cost of normal spoilage </w:t>
       </w:r>
       <w:r>
         <w:rPr>
@@ -4472,7 +4472,7 @@
                 <w:sz w:val="16"/>
                 <w:szCs w:val="16"/>
               </w:rPr>
-              <w:t xml:space="preserve">becomes   ·   recorded   ·   operations   ·   process   ·   machine   ·   inspection   ·   controlled   ·   spoiled   ·   cheaply</w:t>
+              <w:t xml:space="preserve">becomes   ·   recorded   ·   operations   ·   costing   ·   machine   ·   thrown   ·   controlled   ·   amounts   ·   cheaply</w:t>
             </w:r>
           </w:p>
         </w:tc>
@@ -4559,7 +4559,7 @@
           <w:sz w:val="19"/>
           <w:szCs w:val="19"/>
         </w:rPr>
-        <w:t xml:space="preserve">A process finishes 10,000 good units and finds 350 spoiled units at the final </w:t>
+        <w:t xml:space="preserve">A process </w:t>
       </w:r>
       <w:r>
         <w:rPr>
@@ -4577,7 +4577,7 @@
           <w:sz w:val="19"/>
           <w:szCs w:val="19"/>
         </w:rPr>
-        <w:t xml:space="preserve">            </w:t>
+        <w:t xml:space="preserve">           </w:t>
       </w:r>
       <w:r>
         <w:rPr>
@@ -4591,14 +4591,7 @@
           <w:sz w:val="19"/>
           <w:szCs w:val="19"/>
         </w:rPr>
-        <w:t xml:space="preserve">. </w:t>
-      </w:r>
-      <w:r>
-        <w:rPr>
-          <w:sz w:val="19"/>
-          <w:szCs w:val="19"/>
-        </w:rPr>
-        <w:t xml:space="preserve">Normal </w:t>
+        <w:t xml:space="preserve"> 10,000 good units and finds 350 spoiled units at the final </w:t>
       </w:r>
       <w:r>
         <w:rPr>
@@ -4616,7 +4609,7 @@
           <w:sz w:val="19"/>
           <w:szCs w:val="19"/>
         </w:rPr>
-        <w:t xml:space="preserve">           </w:t>
+        <w:t xml:space="preserve">            </w:t>
       </w:r>
       <w:r>
         <w:rPr>
@@ -4630,7 +4623,14 @@
           <w:sz w:val="19"/>
           <w:szCs w:val="19"/>
         </w:rPr>
-        <w:t xml:space="preserve"> is 200 units, so 150 units are abnormal. </w:t>
+        <w:t xml:space="preserve">. </w:t>
+      </w:r>
+      <w:r>
+        <w:rPr>
+          <w:sz w:val="19"/>
+          <w:szCs w:val="19"/>
+        </w:rPr>
+        <w:t xml:space="preserve">Normal spoilage is 200 units, so 150 units are abnormal. </w:t>
       </w:r>
     </w:p>
     <w:tbl>
@@ -4688,7 +4688,7 @@
                 <w:sz w:val="16"/>
                 <w:szCs w:val="16"/>
               </w:rPr>
-              <w:t xml:space="preserve">charged   ·   spoilage   ·   inspection</w:t>
+              <w:t xml:space="preserve">process   ·   inspection   ·   finishes</w:t>
             </w:r>
           </w:p>
         </w:tc>
@@ -4802,6 +4802,54 @@
         <w:tc>
           <w:tcPr>
             <w:tcW w:type="pct" w:w="2600"/>
+            <w:tcMar>
+              <w:top w:type="dxa" w:w="50"/>
+              <w:left w:type="dxa" w:w="110"/>
+              <w:bottom w:type="dxa" w:w="50"/>
+              <w:right w:type="dxa" w:w="110"/>
+            </w:tcMar>
+          </w:tcPr>
+          <w:p>
+            <w:pPr>
+              <w:spacing w:before="28" w:after="28"/>
+            </w:pPr>
+            <w:r>
+              <w:rPr>
+                <w:sz w:val="15"/>
+                <w:szCs w:val="15"/>
+              </w:rPr>
+              <w:t xml:space="preserve">Good units completed</w:t>
+            </w:r>
+          </w:p>
+        </w:tc>
+        <w:tc>
+          <w:tcPr>
+            <w:tcW w:type="pct" w:w="2400"/>
+            <w:tcMar>
+              <w:top w:type="dxa" w:w="50"/>
+              <w:left w:type="dxa" w:w="110"/>
+              <w:bottom w:type="dxa" w:w="50"/>
+              <w:right w:type="dxa" w:w="110"/>
+            </w:tcMar>
+          </w:tcPr>
+          <w:p>
+            <w:pPr>
+              <w:spacing w:before="28" w:after="28"/>
+            </w:pPr>
+            <w:r>
+              <w:rPr>
+                <w:sz w:val="15"/>
+                <w:szCs w:val="15"/>
+              </w:rPr>
+              <w:t xml:space="preserve">10,000</w:t>
+            </w:r>
+          </w:p>
+        </w:tc>
+      </w:tr>
+      <w:tr>
+        <w:tc>
+          <w:tcPr>
+            <w:tcW w:type="pct" w:w="2600"/>
             <w:shd w:fill="FFFFFF" w:val="clear"/>
             <w:tcMar>
               <w:top w:type="dxa" w:w="50"/>
@@ -4829,6 +4877,7 @@
         <w:tc>
           <w:tcPr>
             <w:tcW w:type="pct" w:w="2400"/>
+            <w:shd w:fill="FBFAF6" w:val="clear"/>
             <w:tcMar>
               <w:top w:type="dxa" w:w="50"/>
               <w:left w:type="dxa" w:w="110"/>
@@ -4845,7 +4894,7 @@
                 <w:sz w:val="15"/>
                 <w:szCs w:val="15"/>
               </w:rPr>
-              <w:t xml:space="preserve">10,000</w:t>
+              <w:t xml:space="preserve">350</w:t>
             </w:r>
           </w:p>
         </w:tc>
@@ -4881,7 +4930,6 @@
         <w:tc>
           <w:tcPr>
             <w:tcW w:type="pct" w:w="2400"/>
-            <w:shd w:fill="FBFAF6" w:val="clear"/>
             <w:tcMar>
               <w:top w:type="dxa" w:w="50"/>
               <w:left w:type="dxa" w:w="110"/>
@@ -4898,7 +4946,7 @@
                 <w:sz w:val="15"/>
                 <w:szCs w:val="15"/>
               </w:rPr>
-              <w:t xml:space="preserve">350</w:t>
+              <w:t xml:space="preserve">200</w:t>
             </w:r>
           </w:p>
         </w:tc>
@@ -4907,6 +4955,7 @@
         <w:tc>
           <w:tcPr>
             <w:tcW w:type="pct" w:w="2600"/>
+            <w:shd w:fill="FBFAF6" w:val="clear"/>
             <w:tcMar>
               <w:top w:type="dxa" w:w="50"/>
               <w:left w:type="dxa" w:w="110"/>
@@ -4923,13 +4972,14 @@
                 <w:sz w:val="15"/>
                 <w:szCs w:val="15"/>
               </w:rPr>
-              <w:t xml:space="preserve">Normal spoilage: 2% of good units</w:t>
+              <w:t xml:space="preserve">Abnormal spoilage: spoiled − normal</w:t>
             </w:r>
           </w:p>
         </w:tc>
         <w:tc>
           <w:tcPr>
             <w:tcW w:type="pct" w:w="2400"/>
+            <w:shd w:fill="FBFAF6" w:val="clear"/>
             <w:tcMar>
               <w:top w:type="dxa" w:w="50"/>
               <w:left w:type="dxa" w:w="110"/>
@@ -4946,7 +4996,55 @@
                 <w:sz w:val="15"/>
                 <w:szCs w:val="15"/>
               </w:rPr>
-              <w:t xml:space="preserve">200</w:t>
+              <w:t xml:space="preserve">150</w:t>
+            </w:r>
+          </w:p>
+        </w:tc>
+      </w:tr>
+      <w:tr>
+        <w:tc>
+          <w:tcPr>
+            <w:tcW w:type="pct" w:w="2600"/>
+            <w:tcMar>
+              <w:top w:type="dxa" w:w="50"/>
+              <w:left w:type="dxa" w:w="110"/>
+              <w:bottom w:type="dxa" w:w="50"/>
+              <w:right w:type="dxa" w:w="110"/>
+            </w:tcMar>
+          </w:tcPr>
+          <w:p>
+            <w:pPr>
+              <w:spacing w:before="28" w:after="28"/>
+            </w:pPr>
+            <w:r>
+              <w:rPr>
+                <w:sz w:val="15"/>
+                <w:szCs w:val="15"/>
+              </w:rPr>
+              <w:t xml:space="preserve">Total cost: 10,350 units × $4.00</w:t>
+            </w:r>
+          </w:p>
+        </w:tc>
+        <w:tc>
+          <w:tcPr>
+            <w:tcW w:type="pct" w:w="2400"/>
+            <w:tcMar>
+              <w:top w:type="dxa" w:w="50"/>
+              <w:left w:type="dxa" w:w="110"/>
+              <w:bottom w:type="dxa" w:w="50"/>
+              <w:right w:type="dxa" w:w="110"/>
+            </w:tcMar>
+          </w:tcPr>
+          <w:p>
+            <w:pPr>
+              <w:spacing w:before="28" w:after="28"/>
+            </w:pPr>
+            <w:r>
+              <w:rPr>
+                <w:sz w:val="15"/>
+                <w:szCs w:val="15"/>
+              </w:rPr>
+              <w:t xml:space="preserve">41,400</w:t>
             </w:r>
           </w:p>
         </w:tc>
@@ -4972,7 +5070,7 @@
                 <w:sz w:val="15"/>
                 <w:szCs w:val="15"/>
               </w:rPr>
-              <w:t xml:space="preserve">Abnormal spoilage: spoiled − normal</w:t>
+              <w:t xml:space="preserve">Loss from abnormal spoilage: 150 × $4.00</w:t>
             </w:r>
           </w:p>
         </w:tc>
@@ -4996,153 +5094,7 @@
                 <w:sz w:val="15"/>
                 <w:szCs w:val="15"/>
               </w:rPr>
-              <w:t xml:space="preserve">150</w:t>
-            </w:r>
-          </w:p>
-        </w:tc>
-      </w:tr>
-      <w:tr>
-        <w:tc>
-          <w:tcPr>
-            <w:tcW w:type="pct" w:w="2600"/>
-            <w:tcMar>
-              <w:top w:type="dxa" w:w="50"/>
-              <w:left w:type="dxa" w:w="110"/>
-              <w:bottom w:type="dxa" w:w="50"/>
-              <w:right w:type="dxa" w:w="110"/>
-            </w:tcMar>
-          </w:tcPr>
-          <w:p>
-            <w:pPr>
-              <w:spacing w:before="28" w:after="28"/>
-            </w:pPr>
-            <w:r>
-              <w:rPr>
-                <w:sz w:val="15"/>
-                <w:szCs w:val="15"/>
-              </w:rPr>
-              <w:t xml:space="preserve">Total cost: 10,350 units × $4.00</w:t>
-            </w:r>
-          </w:p>
-        </w:tc>
-        <w:tc>
-          <w:tcPr>
-            <w:tcW w:type="pct" w:w="2400"/>
-            <w:tcMar>
-              <w:top w:type="dxa" w:w="50"/>
-              <w:left w:type="dxa" w:w="110"/>
-              <w:bottom w:type="dxa" w:w="50"/>
-              <w:right w:type="dxa" w:w="110"/>
-            </w:tcMar>
-          </w:tcPr>
-          <w:p>
-            <w:pPr>
-              <w:spacing w:before="28" w:after="28"/>
-            </w:pPr>
-            <w:r>
-              <w:rPr>
-                <w:sz w:val="15"/>
-                <w:szCs w:val="15"/>
-              </w:rPr>
-              <w:t xml:space="preserve">41,400</w:t>
-            </w:r>
-          </w:p>
-        </w:tc>
-      </w:tr>
-      <w:tr>
-        <w:tc>
-          <w:tcPr>
-            <w:tcW w:type="pct" w:w="2600"/>
-            <w:shd w:fill="FBFAF6" w:val="clear"/>
-            <w:tcMar>
-              <w:top w:type="dxa" w:w="50"/>
-              <w:left w:type="dxa" w:w="110"/>
-              <w:bottom w:type="dxa" w:w="50"/>
-              <w:right w:type="dxa" w:w="110"/>
-            </w:tcMar>
-          </w:tcPr>
-          <w:p>
-            <w:pPr>
-              <w:spacing w:before="28" w:after="28"/>
-            </w:pPr>
-            <w:r>
-              <w:rPr>
-                <w:sz w:val="15"/>
-                <w:szCs w:val="15"/>
-              </w:rPr>
-              <w:t xml:space="preserve">Loss from abnormal spoilage: 150 × $4.00</w:t>
-            </w:r>
-          </w:p>
-        </w:tc>
-        <w:tc>
-          <w:tcPr>
-            <w:tcW w:type="pct" w:w="2400"/>
-            <w:shd w:fill="FBFAF6" w:val="clear"/>
-            <w:tcMar>
-              <w:top w:type="dxa" w:w="50"/>
-              <w:left w:type="dxa" w:w="110"/>
-              <w:bottom w:type="dxa" w:w="50"/>
-              <w:right w:type="dxa" w:w="110"/>
-            </w:tcMar>
-          </w:tcPr>
-          <w:p>
-            <w:pPr>
-              <w:spacing w:before="28" w:after="28"/>
-            </w:pPr>
-            <w:r>
-              <w:rPr>
-                <w:sz w:val="15"/>
-                <w:szCs w:val="15"/>
-              </w:rPr>
               <w:t xml:space="preserve">600</w:t>
-            </w:r>
-          </w:p>
-        </w:tc>
-      </w:tr>
-      <w:tr>
-        <w:tc>
-          <w:tcPr>
-            <w:tcW w:type="pct" w:w="2600"/>
-            <w:tcMar>
-              <w:top w:type="dxa" w:w="50"/>
-              <w:left w:type="dxa" w:w="110"/>
-              <w:bottom w:type="dxa" w:w="50"/>
-              <w:right w:type="dxa" w:w="110"/>
-            </w:tcMar>
-          </w:tcPr>
-          <w:p>
-            <w:pPr>
-              <w:spacing w:before="28" w:after="28"/>
-            </w:pPr>
-            <w:r>
-              <w:rPr>
-                <w:sz w:val="15"/>
-                <w:szCs w:val="15"/>
-              </w:rPr>
-              <w:t xml:space="preserve">Cost of good units (normal spoilage included)</w:t>
-            </w:r>
-          </w:p>
-        </w:tc>
-        <w:tc>
-          <w:tcPr>
-            <w:tcW w:type="pct" w:w="2400"/>
-            <w:tcMar>
-              <w:top w:type="dxa" w:w="50"/>
-              <w:left w:type="dxa" w:w="110"/>
-              <w:bottom w:type="dxa" w:w="50"/>
-              <w:right w:type="dxa" w:w="110"/>
-            </w:tcMar>
-          </w:tcPr>
-          <w:p>
-            <w:pPr>
-              <w:spacing w:before="28" w:after="28"/>
-            </w:pPr>
-            <w:r>
-              <w:rPr>
-                <w:sz w:val="15"/>
-                <w:szCs w:val="15"/>
-              </w:rPr>
-              <w:t xml:space="preserve">40,800</w:t>
             </w:r>
           </w:p>
         </w:tc>
@@ -5172,6 +5124,58 @@
                 <w:szCs w:val="14"/>
               </w:rPr>
               <w:t xml:space="preserve">(13)</w:t>
+            </w:r>
+          </w:p>
+        </w:tc>
+        <w:tc>
+          <w:tcPr>
+            <w:tcW w:type="pct" w:w="2400"/>
+            <w:tcMar>
+              <w:top w:type="dxa" w:w="50"/>
+              <w:left w:type="dxa" w:w="110"/>
+              <w:bottom w:type="dxa" w:w="50"/>
+              <w:right w:type="dxa" w:w="110"/>
+            </w:tcMar>
+          </w:tcPr>
+          <w:p>
+            <w:pPr>
+              <w:spacing w:before="28" w:after="28"/>
+            </w:pPr>
+            <w:r>
+              <w:rPr>
+                <w:sz w:val="15"/>
+                <w:szCs w:val="15"/>
+              </w:rPr>
+              <w:t xml:space="preserve">40,800</w:t>
+            </w:r>
+          </w:p>
+        </w:tc>
+      </w:tr>
+      <w:tr>
+        <w:tc>
+          <w:tcPr>
+            <w:tcW w:type="pct" w:w="2600"/>
+            <w:shd w:fill="FFFFFF" w:val="clear"/>
+            <w:tcMar>
+              <w:top w:type="dxa" w:w="50"/>
+              <w:left w:type="dxa" w:w="110"/>
+              <w:bottom w:type="dxa" w:w="50"/>
+              <w:right w:type="dxa" w:w="110"/>
+            </w:tcMar>
+          </w:tcPr>
+          <w:p>
+            <w:pPr>
+              <w:spacing w:before="46" w:after="46"/>
+            </w:pPr>
+            <w:r>
+              <w:rPr>
+                <w:b/>
+                <w:bCs/>
+                <w:color w:val="8186EF"/>
+                <w:sz w:val="14"/>
+                <w:szCs w:val="14"/>
+              </w:rPr>
+              <w:t xml:space="preserve">(14)</w:t>
             </w:r>
           </w:p>
         </w:tc>
@@ -5257,7 +5261,7 @@
                 <w:sz w:val="16"/>
                 <w:szCs w:val="16"/>
               </w:rPr>
-              <w:t xml:space="preserve">Good units completed   ·   Cost per good unit   ·   Spoiled units found at inspection   ·   Abnormal spoilage: spoiled − normal</w:t>
+              <w:t xml:space="preserve">Spoiled units found at inspection   ·   Normal spoilage: 2% of good units   ·   Cost of good units (normal spoilage included)   ·   Loss from abnormal spoilage   ·   Cost per good unit</w:t>
             </w:r>
           </w:p>
         </w:tc>
@@ -5284,7 +5288,7 @@
           <w:sz w:val="16"/>
           <w:szCs w:val="16"/>
         </w:rPr>
-        <w:t xml:space="preserve">      gaps 14–15</w:t>
+        <w:t xml:space="preserve">      gaps 15–16</w:t>
       </w:r>
     </w:p>
     <w:p>
@@ -5307,7 +5311,7 @@
           <w:sz w:val="15"/>
           <w:szCs w:val="15"/>
         </w:rPr>
-        <w:t xml:space="preserve"> (14) </w:t>
+        <w:t xml:space="preserve"> (15) </w:t>
       </w:r>
       <w:r>
         <w:rPr>
@@ -5329,21 +5333,7 @@
           <w:sz w:val="19"/>
           <w:szCs w:val="19"/>
         </w:rPr>
-        <w:t xml:space="preserve"> (spoilage) are charged to the period, not to inventory. </w:t>
-      </w:r>
-      <w:r>
-        <w:rPr>
-          <w:sz w:val="19"/>
-          <w:szCs w:val="19"/>
-        </w:rPr>
-        <w:t xml:space="preserve">IAS 2 has the same rule. </w:t>
-      </w:r>
-      <w:r>
-        <w:rPr>
-          <w:sz w:val="19"/>
-          <w:szCs w:val="19"/>
-        </w:rPr>
-        <w:t xml:space="preserve"/>
+        <w:t xml:space="preserve"> (spoilage) are </w:t>
       </w:r>
       <w:r>
         <w:rPr>
@@ -5353,7 +5343,7 @@
           <w:sz w:val="15"/>
           <w:szCs w:val="15"/>
         </w:rPr>
-        <w:t xml:space="preserve"> (15) </w:t>
+        <w:t xml:space="preserve"> (16) </w:t>
       </w:r>
       <w:r>
         <w:rPr>
@@ -5375,7 +5365,21 @@
           <w:sz w:val="19"/>
           <w:szCs w:val="19"/>
         </w:rPr>
-        <w:t xml:space="preserve"> spoilage stays in inventory cost. </w:t>
+        <w:t xml:space="preserve"> to the period, not to inventory. </w:t>
+      </w:r>
+      <w:r>
+        <w:rPr>
+          <w:sz w:val="19"/>
+          <w:szCs w:val="19"/>
+        </w:rPr>
+        <w:t xml:space="preserve">IAS 2 has the same rule. </w:t>
+      </w:r>
+      <w:r>
+        <w:rPr>
+          <w:sz w:val="19"/>
+          <w:szCs w:val="19"/>
+        </w:rPr>
+        <w:t xml:space="preserve">Normal spoilage stays in inventory cost. </w:t>
       </w:r>
     </w:p>
     <w:tbl>
@@ -5433,7 +5437,7 @@
                 <w:sz w:val="16"/>
                 <w:szCs w:val="16"/>
               </w:rPr>
-              <w:t xml:space="preserve">Spoilage   ·   materials   ·   Normal</w:t>
+              <w:t xml:space="preserve">controlled   ·   materials   ·   charged</w:t>
             </w:r>
           </w:p>
         </w:tc>
@@ -5992,7 +5996,7 @@
                 <w:sz w:val="16"/>
                 <w:szCs w:val="16"/>
               </w:rPr>
-              <w:t xml:space="preserve">inspection</w:t>
+              <w:t xml:space="preserve">thrown</w:t>
             </w:r>
           </w:p>
         </w:tc>
@@ -6025,7 +6029,7 @@
                 <w:sz w:val="16"/>
                 <w:szCs w:val="16"/>
               </w:rPr>
-              <w:t xml:space="preserve">spoilage</w:t>
+              <w:t xml:space="preserve">inspection</w:t>
             </w:r>
           </w:p>
         </w:tc>
@@ -6093,7 +6097,7 @@
                 <w:sz w:val="16"/>
                 <w:szCs w:val="16"/>
               </w:rPr>
-              <w:t xml:space="preserve">Good units completed</w:t>
+              <w:t xml:space="preserve">Spoiled units found at inspection</w:t>
             </w:r>
           </w:p>
         </w:tc>
@@ -6161,7 +6165,7 @@
                 <w:sz w:val="16"/>
                 <w:szCs w:val="16"/>
               </w:rPr>
-              <w:t xml:space="preserve">Spoiled units found at inspection</w:t>
+              <w:t xml:space="preserve">Normal spoilage: 2% of good units</w:t>
             </w:r>
           </w:p>
         </w:tc>
@@ -6229,7 +6233,7 @@
                 <w:sz w:val="16"/>
                 <w:szCs w:val="16"/>
               </w:rPr>
-              <w:t xml:space="preserve">Cost per good unit</w:t>
+              <w:t xml:space="preserve">Cost of good units (normal spoilage included)</w:t>
             </w:r>
           </w:p>
         </w:tc>
@@ -6297,7 +6301,7 @@
                 <w:sz w:val="16"/>
                 <w:szCs w:val="16"/>
               </w:rPr>
-              <w:t xml:space="preserve">materials</w:t>
+              <w:t xml:space="preserve">Cost per good unit</w:t>
             </w:r>
           </w:p>
         </w:tc>
@@ -6332,7 +6336,7 @@
                 <w:sz w:val="16"/>
                 <w:szCs w:val="16"/>
               </w:rPr>
-              <w:t xml:space="preserve">process</w:t>
+              <w:t xml:space="preserve">costing</w:t>
             </w:r>
           </w:p>
         </w:tc>
@@ -6365,7 +6369,7 @@
                 <w:sz w:val="16"/>
                 <w:szCs w:val="16"/>
               </w:rPr>
-              <w:t xml:space="preserve">Normal</w:t>
+              <w:t xml:space="preserve">materials</w:t>
             </w:r>
           </w:p>
         </w:tc>
@@ -6433,7 +6437,7 @@
                 <w:sz w:val="16"/>
                 <w:szCs w:val="16"/>
               </w:rPr>
-              <w:t xml:space="preserve">abnormal spoilage</w:t>
+              <w:t xml:space="preserve">charged</w:t>
             </w:r>
           </w:p>
         </w:tc>
@@ -6501,7 +6505,7 @@
                 <w:sz w:val="16"/>
                 <w:szCs w:val="16"/>
               </w:rPr>
-              <w:t xml:space="preserve">inspection point</w:t>
+              <w:t xml:space="preserve">abnormal spoilage</w:t>
             </w:r>
           </w:p>
         </w:tc>
@@ -6536,7 +6540,7 @@
                 <w:sz w:val="16"/>
                 <w:szCs w:val="16"/>
               </w:rPr>
-              <w:t xml:space="preserve">inspection</w:t>
+              <w:t xml:space="preserve">finishes</w:t>
             </w:r>
           </w:p>
         </w:tc>
@@ -6552,14 +6556,24 @@
           </w:tcPr>
           <w:p>
             <w:pPr>
-              <w:spacing w:before="24" w:after="24"/>
-            </w:pPr>
-            <w:r>
-              <w:rPr>
-                <w:sz w:val="16"/>
-                <w:szCs w:val="16"/>
-              </w:rPr>
-              <w:t xml:space="preserve"/>
+              <w:spacing w:before="12" w:after="12"/>
+            </w:pPr>
+            <w:r>
+              <w:rPr>
+                <w:b/>
+                <w:bCs/>
+                <w:color w:val="8186EF"/>
+                <w:sz w:val="16"/>
+                <w:szCs w:val="16"/>
+              </w:rPr>
+              <w:t xml:space="preserve">18  </w:t>
+            </w:r>
+            <w:r>
+              <w:rPr>
+                <w:sz w:val="16"/>
+                <w:szCs w:val="16"/>
+              </w:rPr>
+              <w:t xml:space="preserve">inspection point</w:t>
             </w:r>
           </w:p>
         </w:tc>
@@ -6848,7 +6862,21 @@
           <w:sz w:val="19"/>
           <w:szCs w:val="19"/>
         </w:rPr>
-        <w:t xml:space="preserve"> Overhead Control and is spread </w:t>
+        <w:t xml:space="preserve"> Overhead Control and is spread through the overhead rate. </w:t>
+      </w:r>
+      <w:r>
+        <w:rPr>
+          <w:sz w:val="19"/>
+          <w:szCs w:val="19"/>
+        </w:rPr>
+        <w:t xml:space="preserve">Abnormal spoilage is a loss. </w:t>
+      </w:r>
+      <w:r>
+        <w:rPr>
+          <w:sz w:val="19"/>
+          <w:szCs w:val="19"/>
+        </w:rPr>
+        <w:t xml:space="preserve">In every case, the disposal value of the spoiled units is </w:t>
       </w:r>
       <w:r>
         <w:rPr>
@@ -6880,7 +6908,7 @@
           <w:sz w:val="19"/>
           <w:szCs w:val="19"/>
         </w:rPr>
-        <w:t xml:space="preserve"> the overhead rate. </w:t>
+        <w:t xml:space="preserve"> first. </w:t>
       </w:r>
       <w:r>
         <w:rPr>
@@ -6919,14 +6947,7 @@
           <w:sz w:val="19"/>
           <w:szCs w:val="19"/>
         </w:rPr>
-        <w:t xml:space="preserve"> spoilage is a loss. </w:t>
-      </w:r>
-      <w:r>
-        <w:rPr>
-          <w:sz w:val="19"/>
-          <w:szCs w:val="19"/>
-        </w:rPr>
-        <w:t xml:space="preserve">In every case, the </w:t>
+        <w:t xml:space="preserve">, fixing units so they can be sold, </w:t>
       </w:r>
       <w:r>
         <w:rPr>
@@ -6958,7 +6979,14 @@
           <w:sz w:val="19"/>
           <w:szCs w:val="19"/>
         </w:rPr>
-        <w:t xml:space="preserve"> value of the spoiled units is </w:t>
+        <w:t xml:space="preserve"> the same three cases. </w:t>
+      </w:r>
+      <w:r>
+        <w:rPr>
+          <w:sz w:val="19"/>
+          <w:szCs w:val="19"/>
+        </w:rPr>
+        <w:t xml:space="preserve">Scrap, </w:t>
       </w:r>
       <w:r>
         <w:rPr>
@@ -6990,14 +7018,14 @@
           <w:sz w:val="19"/>
           <w:szCs w:val="19"/>
         </w:rPr>
-        <w:t xml:space="preserve"> first. </w:t>
-      </w:r>
-      <w:r>
-        <w:rPr>
-          <w:sz w:val="19"/>
-          <w:szCs w:val="19"/>
-        </w:rPr>
-        <w:t xml:space="preserve"/>
+        <w:t xml:space="preserve"> material with a small value, reduces overhead or the job that caused it. </w:t>
+      </w:r>
+      <w:r>
+        <w:rPr>
+          <w:sz w:val="19"/>
+          <w:szCs w:val="19"/>
+        </w:rPr>
+        <w:t xml:space="preserve">This is the </w:t>
       </w:r>
       <w:r>
         <w:rPr>
@@ -7029,7 +7057,7 @@
           <w:sz w:val="19"/>
           <w:szCs w:val="19"/>
         </w:rPr>
-        <w:t xml:space="preserve">, fixing units so they can be sold, </w:t>
+        <w:t xml:space="preserve"> in which the exam asks for spoilage </w:t>
       </w:r>
       <w:r>
         <w:rPr>
@@ -7047,7 +7075,7 @@
           <w:sz w:val="19"/>
           <w:szCs w:val="19"/>
         </w:rPr>
-        <w:t xml:space="preserve">           </w:t>
+        <w:t xml:space="preserve">              </w:t>
       </w:r>
       <w:r>
         <w:rPr>
@@ -7061,14 +7089,7 @@
           <w:sz w:val="19"/>
           <w:szCs w:val="19"/>
         </w:rPr>
-        <w:t xml:space="preserve"> the same three cases. </w:t>
-      </w:r>
-      <w:r>
-        <w:rPr>
-          <w:sz w:val="19"/>
-          <w:szCs w:val="19"/>
-        </w:rPr>
-        <w:t xml:space="preserve"/>
+        <w:t xml:space="preserve">: the official statement on spoilage (D.2.c) covers job order and </w:t>
       </w:r>
       <w:r>
         <w:rPr>
@@ -7086,7 +7107,7 @@
           <w:sz w:val="19"/>
           <w:szCs w:val="19"/>
         </w:rPr>
-        <w:t xml:space="preserve">           </w:t>
+        <w:t xml:space="preserve">                </w:t>
       </w:r>
       <w:r>
         <w:rPr>
@@ -7100,14 +7121,7 @@
           <w:sz w:val="19"/>
           <w:szCs w:val="19"/>
         </w:rPr>
-        <w:t xml:space="preserve">, leftover material with a small value, reduces overhead or the job that caused it. </w:t>
-      </w:r>
-      <w:r>
-        <w:rPr>
-          <w:sz w:val="19"/>
-          <w:szCs w:val="19"/>
-        </w:rPr>
-        <w:t xml:space="preserve">This is the setting in which the exam asks for spoilage calculations: the official statement on spoilage (D.2.c) covers job order and activity-based costing. </w:t>
+        <w:t xml:space="preserve"> costing. </w:t>
       </w:r>
     </w:p>
     <w:tbl>
@@ -7165,7 +7179,7 @@
                 <w:sz w:val="16"/>
                 <w:szCs w:val="16"/>
               </w:rPr>
-              <w:t xml:space="preserve">Control   ·   Manufacturing   ·   Rework   ·   Abnormal   ·   Scrap   ·   through   ·   disposal   ·   follows   ·   recorded   ·   special</w:t>
+              <w:t xml:space="preserve">costing   ·   Manufacturing   ·   setting   ·   Rework   ·   activity-based   ·   recorded   ·   follows   ·   calculations   ·   leftover   ·   special</w:t>
             </w:r>
           </w:p>
         </w:tc>
@@ -7268,7 +7282,7 @@
       <w:r>
         <w:drawing>
           <wp:inline distT="0" distB="0" distL="0" distR="0">
-            <wp:extent cx="5734050" cy="1614600"/>
+            <wp:extent cx="5734050" cy="2195550"/>
             <wp:effectExtent t="0" r="0" b="0" l="0"/>
             <wp:docPr id="1" name="" descr="" title=""/>
             <wp:cNvGraphicFramePr>
@@ -7293,7 +7307,7 @@
                   <pic:spPr bwMode="auto">
                     <a:xfrm>
                       <a:off x="0" y="0"/>
-                      <a:ext cx="5734050" cy="1614600"/>
+                      <a:ext cx="5734050" cy="2195550"/>
                     </a:xfrm>
                     <a:prstGeom prst="rect">
                       <a:avLst/>
@@ -7381,6 +7395,18 @@
         <w:t xml:space="preserve">The two are accounted for differently, so do not mix them.</w:t>
       </w:r>
     </w:p>
+    <w:p>
+      <w:pPr>
+        <w:pageBreakBefore w:val="true"/>
+        <w:spacing w:after="0"/>
+      </w:pPr>
+      <w:r>
+        <w:rPr>
+          <w:sz w:val="2"/>
+        </w:rPr>
+        <w:t xml:space="preserve"> </w:t>
+      </w:r>
+    </w:p>
     <w:tbl>
       <w:tblPr>
         <w:tblW w:type="pct" w:w="100%"/>
@@ -7395,9 +7421,9 @@
         </w:tblBorders>
       </w:tblPr>
       <w:tblGrid>
-        <w:gridCol w:w="2374"/>
-        <w:gridCol w:w="4211"/>
-        <w:gridCol w:w="3016"/>
+        <w:gridCol w:w="2464"/>
+        <w:gridCol w:w="4224"/>
+        <w:gridCol w:w="2912"/>
       </w:tblGrid>
       <w:tr>
         <w:tc>
@@ -7432,7 +7458,7 @@
       <w:tr>
         <w:tc>
           <w:tcPr>
-            <w:tcW w:type="pct" w:w="1236"/>
+            <w:tcW w:type="pct" w:w="1283"/>
             <w:shd w:fill="353A7C" w:val="clear"/>
             <w:tcMar>
               <w:top w:type="dxa" w:w="50"/>
@@ -7459,7 +7485,7 @@
         </w:tc>
         <w:tc>
           <w:tcPr>
-            <w:tcW w:type="pct" w:w="2193"/>
+            <w:tcW w:type="pct" w:w="2200"/>
             <w:shd w:fill="353A7C" w:val="clear"/>
             <w:tcMar>
               <w:top w:type="dxa" w:w="50"/>
@@ -7486,7 +7512,7 @@
         </w:tc>
         <w:tc>
           <w:tcPr>
-            <w:tcW w:type="pct" w:w="1571"/>
+            <w:tcW w:type="pct" w:w="1517"/>
             <w:shd w:fill="353A7C" w:val="clear"/>
             <w:tcMar>
               <w:top w:type="dxa" w:w="50"/>
@@ -7515,7 +7541,7 @@
       <w:tr>
         <w:tc>
           <w:tcPr>
-            <w:tcW w:type="pct" w:w="1236"/>
+            <w:tcW w:type="pct" w:w="1283"/>
             <w:tcMar>
               <w:top w:type="dxa" w:w="50"/>
               <w:left w:type="dxa" w:w="110"/>
@@ -7538,7 +7564,30 @@
         </w:tc>
         <w:tc>
           <w:tcPr>
-            <w:tcW w:type="pct" w:w="2193"/>
+            <w:tcW w:type="pct" w:w="2200"/>
+            <w:tcMar>
+              <w:top w:type="dxa" w:w="50"/>
+              <w:left w:type="dxa" w:w="110"/>
+              <w:bottom w:type="dxa" w:w="50"/>
+              <w:right w:type="dxa" w:w="110"/>
+            </w:tcMar>
+          </w:tcPr>
+          <w:p>
+            <w:pPr>
+              <w:spacing w:before="28" w:after="28"/>
+            </w:pPr>
+            <w:r>
+              <w:rPr>
+                <w:sz w:val="15"/>
+                <w:szCs w:val="15"/>
+              </w:rPr>
+              <w:t xml:space="preserve">Dr Spoiled Goods Inventory 500; Cr WIP (job) 500</w:t>
+            </w:r>
+          </w:p>
+        </w:tc>
+        <w:tc>
+          <w:tcPr>
+            <w:tcW w:type="pct" w:w="1517"/>
             <w:shd w:fill="FFFFFF" w:val="clear"/>
             <w:tcMar>
               <w:top w:type="dxa" w:w="50"/>
@@ -7563,9 +7612,12 @@
             </w:r>
           </w:p>
         </w:tc>
-        <w:tc>
-          <w:tcPr>
-            <w:tcW w:type="pct" w:w="1571"/>
+      </w:tr>
+      <w:tr>
+        <w:tc>
+          <w:tcPr>
+            <w:tcW w:type="pct" w:w="1283"/>
+            <w:shd w:fill="FBFAF6" w:val="clear"/>
             <w:tcMar>
               <w:top w:type="dxa" w:w="50"/>
               <w:left w:type="dxa" w:w="110"/>
@@ -7582,15 +7634,13 @@
                 <w:sz w:val="15"/>
                 <w:szCs w:val="15"/>
               </w:rPr>
-              <w:t xml:space="preserve">The job keeps the net cost of 3,500</w:t>
-            </w:r>
-          </w:p>
-        </w:tc>
-      </w:tr>
-      <w:tr>
-        <w:tc>
-          <w:tcPr>
-            <w:tcW w:type="pct" w:w="1236"/>
+              <w:t xml:space="preserve">Normal, common to all jobs</w:t>
+            </w:r>
+          </w:p>
+        </w:tc>
+        <w:tc>
+          <w:tcPr>
+            <w:tcW w:type="pct" w:w="2200"/>
             <w:shd w:fill="FBFAF6" w:val="clear"/>
             <w:tcMar>
               <w:top w:type="dxa" w:w="50"/>
@@ -7608,13 +7658,13 @@
                 <w:sz w:val="15"/>
                 <w:szCs w:val="15"/>
               </w:rPr>
-              <w:t xml:space="preserve">Normal, common to all jobs</w:t>
-            </w:r>
-          </w:p>
-        </w:tc>
-        <w:tc>
-          <w:tcPr>
-            <w:tcW w:type="pct" w:w="2193"/>
+              <w:t xml:space="preserve">Dr Spoiled Goods Inventory 500; Dr MOH Control 3,500; Cr WIP (job) 4,000</w:t>
+            </w:r>
+          </w:p>
+        </w:tc>
+        <w:tc>
+          <w:tcPr>
+            <w:tcW w:type="pct" w:w="1517"/>
             <w:shd w:fill="FBFAF6" w:val="clear"/>
             <w:tcMar>
               <w:top w:type="dxa" w:w="50"/>
@@ -7632,14 +7682,15 @@
                 <w:sz w:val="15"/>
                 <w:szCs w:val="15"/>
               </w:rPr>
-              <w:t xml:space="preserve">Dr Spoiled Goods Inventory 500; Dr MOH Control 3,500; Cr WIP (job) 4,000</w:t>
-            </w:r>
-          </w:p>
-        </w:tc>
-        <w:tc>
-          <w:tcPr>
-            <w:tcW w:type="pct" w:w="1571"/>
-            <w:shd w:fill="FBFAF6" w:val="clear"/>
+              <w:t xml:space="preserve">Spread to all jobs through the overhead rate</w:t>
+            </w:r>
+          </w:p>
+        </w:tc>
+      </w:tr>
+      <w:tr>
+        <w:tc>
+          <w:tcPr>
+            <w:tcW w:type="pct" w:w="1283"/>
             <w:tcMar>
               <w:top w:type="dxa" w:w="50"/>
               <w:left w:type="dxa" w:w="110"/>
@@ -7656,15 +7707,13 @@
                 <w:sz w:val="15"/>
                 <w:szCs w:val="15"/>
               </w:rPr>
-              <w:t xml:space="preserve">Spread to all jobs through the overhead rate</w:t>
-            </w:r>
-          </w:p>
-        </w:tc>
-      </w:tr>
-      <w:tr>
-        <w:tc>
-          <w:tcPr>
-            <w:tcW w:type="pct" w:w="1236"/>
+              <w:t xml:space="preserve">Abnormal</w:t>
+            </w:r>
+          </w:p>
+        </w:tc>
+        <w:tc>
+          <w:tcPr>
+            <w:tcW w:type="pct" w:w="2200"/>
             <w:tcMar>
               <w:top w:type="dxa" w:w="50"/>
               <w:left w:type="dxa" w:w="110"/>
@@ -7681,36 +7730,13 @@
                 <w:sz w:val="15"/>
                 <w:szCs w:val="15"/>
               </w:rPr>
-              <w:t xml:space="preserve">Abnormal</w:t>
-            </w:r>
-          </w:p>
-        </w:tc>
-        <w:tc>
-          <w:tcPr>
-            <w:tcW w:type="pct" w:w="2193"/>
-            <w:tcMar>
-              <w:top w:type="dxa" w:w="50"/>
-              <w:left w:type="dxa" w:w="110"/>
-              <w:bottom w:type="dxa" w:w="50"/>
-              <w:right w:type="dxa" w:w="110"/>
-            </w:tcMar>
-          </w:tcPr>
-          <w:p>
-            <w:pPr>
-              <w:spacing w:before="28" w:after="28"/>
-            </w:pPr>
-            <w:r>
-              <w:rPr>
-                <w:sz w:val="15"/>
-                <w:szCs w:val="15"/>
-              </w:rPr>
               <w:t xml:space="preserve">Dr Spoiled Goods Inventory 500; Dr Loss from Abnormal Spoilage 3,500; Cr WIP (job) 4,000</w:t>
             </w:r>
           </w:p>
         </w:tc>
         <w:tc>
           <w:tcPr>
-            <w:tcW w:type="pct" w:w="1571"/>
+            <w:tcW w:type="pct" w:w="1517"/>
             <w:shd w:fill="FFFFFF" w:val="clear"/>
             <w:tcMar>
               <w:top w:type="dxa" w:w="50"/>
@@ -7739,7 +7765,7 @@
       <w:tr>
         <w:tc>
           <w:tcPr>
-            <w:tcW w:type="pct" w:w="1236"/>
+            <w:tcW w:type="pct" w:w="1283"/>
             <w:shd w:fill="FBFAF6" w:val="clear"/>
             <w:tcMar>
               <w:top w:type="dxa" w:w="50"/>
@@ -7763,7 +7789,7 @@
         </w:tc>
         <w:tc>
           <w:tcPr>
-            <w:tcW w:type="pct" w:w="2193"/>
+            <w:tcW w:type="pct" w:w="2200"/>
             <w:shd w:fill="FFFFFF" w:val="clear"/>
             <w:tcMar>
               <w:top w:type="dxa" w:w="50"/>
@@ -7790,7 +7816,7 @@
         </w:tc>
         <w:tc>
           <w:tcPr>
-            <w:tcW w:type="pct" w:w="1571"/>
+            <w:tcW w:type="pct" w:w="1517"/>
             <w:shd w:fill="FBFAF6" w:val="clear"/>
             <w:tcMar>
               <w:top w:type="dxa" w:w="50"/>
@@ -7870,25 +7896,13 @@
                 <w:sz w:val="16"/>
                 <w:szCs w:val="16"/>
               </w:rPr>
-              <w:t xml:space="preserve">Dr Spoiled Goods Inventory 500; Cr WIP (job) 500   ·   Dr Cash 600; Cr MOH Control 600   ·   Spread to all jobs through the overhead rate   ·   Period loss in the income statement</w:t>
+              <w:t xml:space="preserve">The job keeps the net cost of 3,500   ·   Dr Cash 600; Cr MOH Control 600   ·   Spread to all jobs through the overhead rate   ·   Period loss in the income statement</w:t>
             </w:r>
           </w:p>
         </w:tc>
       </w:tr>
     </w:tbl>
     <w:p/>
-    <w:p>
-      <w:pPr>
-        <w:pageBreakBefore w:val="true"/>
-        <w:spacing w:after="0"/>
-      </w:pPr>
-      <w:r>
-        <w:rPr>
-          <w:sz w:val="2"/>
-        </w:rPr>
-        <w:t xml:space="preserve"> </w:t>
-      </w:r>
-    </w:p>
     <w:p>
       <w:pPr>
         <w:spacing w:before="44" w:after="10"/>
@@ -8018,7 +8032,7 @@
                 <w:sz w:val="16"/>
                 <w:szCs w:val="16"/>
               </w:rPr>
-              <w:t xml:space="preserve">التلف   ·   rework   ·   spoilage</w:t>
+              <w:t xml:space="preserve">التلف   ·   scrap   ·   rework</w:t>
             </w:r>
           </w:p>
         </w:tc>
@@ -8360,7 +8374,7 @@
                 <w:sz w:val="16"/>
                 <w:szCs w:val="16"/>
               </w:rPr>
-              <w:t xml:space="preserve">Scrap</w:t>
+              <w:t xml:space="preserve">activity-based</w:t>
             </w:r>
           </w:p>
         </w:tc>
@@ -8463,7 +8477,7 @@
                 <w:sz w:val="16"/>
                 <w:szCs w:val="16"/>
               </w:rPr>
-              <w:t xml:space="preserve">through</w:t>
+              <w:t xml:space="preserve">recorded</w:t>
             </w:r>
           </w:p>
         </w:tc>
@@ -8496,7 +8510,7 @@
                 <w:sz w:val="16"/>
                 <w:szCs w:val="16"/>
               </w:rPr>
-              <w:t xml:space="preserve">Dr Spoiled Goods Inventory 500; Cr WIP (job) 500</w:t>
+              <w:t xml:space="preserve">The job keeps the net cost of 3,500</w:t>
             </w:r>
           </w:p>
         </w:tc>
@@ -8531,7 +8545,7 @@
                 <w:sz w:val="16"/>
                 <w:szCs w:val="16"/>
               </w:rPr>
-              <w:t xml:space="preserve">Abnormal</w:t>
+              <w:t xml:space="preserve">Rework</w:t>
             </w:r>
           </w:p>
         </w:tc>
@@ -8599,7 +8613,7 @@
                 <w:sz w:val="16"/>
                 <w:szCs w:val="16"/>
               </w:rPr>
-              <w:t xml:space="preserve">disposal</w:t>
+              <w:t xml:space="preserve">follows</w:t>
             </w:r>
           </w:p>
         </w:tc>
@@ -8667,7 +8681,7 @@
                 <w:sz w:val="16"/>
                 <w:szCs w:val="16"/>
               </w:rPr>
-              <w:t xml:space="preserve">recorded</w:t>
+              <w:t xml:space="preserve">leftover</w:t>
             </w:r>
           </w:p>
         </w:tc>
@@ -8700,7 +8714,7 @@
                 <w:sz w:val="16"/>
                 <w:szCs w:val="16"/>
               </w:rPr>
-              <w:t xml:space="preserve">spoilage</w:t>
+              <w:t xml:space="preserve">rework</w:t>
             </w:r>
           </w:p>
         </w:tc>
@@ -8735,7 +8749,7 @@
                 <w:sz w:val="16"/>
                 <w:szCs w:val="16"/>
               </w:rPr>
-              <w:t xml:space="preserve">Rework</w:t>
+              <w:t xml:space="preserve">setting</w:t>
             </w:r>
           </w:p>
         </w:tc>
@@ -8768,7 +8782,7 @@
                 <w:sz w:val="16"/>
                 <w:szCs w:val="16"/>
               </w:rPr>
-              <w:t xml:space="preserve">rework</w:t>
+              <w:t xml:space="preserve">scrap</w:t>
             </w:r>
           </w:p>
         </w:tc>
@@ -8803,7 +8817,7 @@
                 <w:sz w:val="16"/>
                 <w:szCs w:val="16"/>
               </w:rPr>
-              <w:t xml:space="preserve">follows</w:t>
+              <w:t xml:space="preserve">calculations</w:t>
             </w:r>
           </w:p>
         </w:tc>
@@ -9131,7 +9145,14 @@
           <w:sz w:val="19"/>
           <w:szCs w:val="19"/>
         </w:rPr>
-        <w:t xml:space="preserve"> oil costs $11.75; any price must cover that and the </w:t>
+        <w:t xml:space="preserve"> oil costs $11.75; any price must cover that and the selling costs. </w:t>
+      </w:r>
+      <w:r>
+        <w:rPr>
+          <w:sz w:val="19"/>
+          <w:szCs w:val="19"/>
+        </w:rPr>
+        <w:t xml:space="preserve">Job </w:t>
       </w:r>
       <w:r>
         <w:rPr>
@@ -9163,14 +9184,14 @@
           <w:sz w:val="19"/>
           <w:szCs w:val="19"/>
         </w:rPr>
-        <w:t xml:space="preserve"> costs. </w:t>
-      </w:r>
-      <w:r>
-        <w:rPr>
-          <w:sz w:val="19"/>
-          <w:szCs w:val="19"/>
-        </w:rPr>
-        <w:t xml:space="preserve">Job </w:t>
+        <w:t xml:space="preserve"> gives the same kind of information for each order. </w:t>
+      </w:r>
+      <w:r>
+        <w:rPr>
+          <w:sz w:val="19"/>
+          <w:szCs w:val="19"/>
+        </w:rPr>
+        <w:t xml:space="preserve"/>
       </w:r>
       <w:r>
         <w:rPr>
@@ -9202,14 +9223,14 @@
           <w:sz w:val="19"/>
           <w:szCs w:val="19"/>
         </w:rPr>
-        <w:t xml:space="preserve"> gives the same kind of information for each order. </w:t>
-      </w:r>
-      <w:r>
-        <w:rPr>
-          <w:sz w:val="19"/>
-          <w:szCs w:val="19"/>
-        </w:rPr>
-        <w:t xml:space="preserve"/>
+        <w:t xml:space="preserve"> job T-0303 cost $346,000 in March. </w:t>
+      </w:r>
+      <w:r>
+        <w:rPr>
+          <w:sz w:val="19"/>
+          <w:szCs w:val="19"/>
+        </w:rPr>
+        <w:t xml:space="preserve">When Barada asks for a repeat order, that job cost sheet is the </w:t>
       </w:r>
       <w:r>
         <w:rPr>
@@ -9241,14 +9262,7 @@
           <w:sz w:val="19"/>
           <w:szCs w:val="19"/>
         </w:rPr>
-        <w:t xml:space="preserve"> job T-0303 cost $346,000 in March. </w:t>
-      </w:r>
-      <w:r>
-        <w:rPr>
-          <w:sz w:val="19"/>
-          <w:szCs w:val="19"/>
-        </w:rPr>
-        <w:t xml:space="preserve">When Barada asks for a repeat order, that job cost sheet is the </w:t>
+        <w:t xml:space="preserve"> point for the quote, and it shows which cost items to </w:t>
       </w:r>
       <w:r>
         <w:rPr>
@@ -9280,7 +9294,28 @@
           <w:sz w:val="19"/>
           <w:szCs w:val="19"/>
         </w:rPr>
-        <w:t xml:space="preserve"> point for the quote, and it shows which cost items to </w:t>
+        <w:t xml:space="preserve">. </w:t>
+      </w:r>
+      <w:r>
+        <w:rPr>
+          <w:sz w:val="19"/>
+          <w:szCs w:val="19"/>
+        </w:rPr>
+        <w:t xml:space="preserve">Cost information also shows where value is lost. </w:t>
+      </w:r>
+      <w:r>
+        <w:rPr>
+          <w:sz w:val="19"/>
+          <w:szCs w:val="19"/>
+        </w:rPr>
+        <w:t xml:space="preserve">Each batch with abnormal spoilage like this one loses $11,660. </w:t>
+      </w:r>
+      <w:r>
+        <w:rPr>
+          <w:sz w:val="19"/>
+          <w:szCs w:val="19"/>
+        </w:rPr>
+        <w:t xml:space="preserve"/>
       </w:r>
       <w:r>
         <w:rPr>
@@ -9312,21 +9347,7 @@
           <w:sz w:val="19"/>
           <w:szCs w:val="19"/>
         </w:rPr>
-        <w:t xml:space="preserve">. </w:t>
-      </w:r>
-      <w:r>
-        <w:rPr>
-          <w:sz w:val="19"/>
-          <w:szCs w:val="19"/>
-        </w:rPr>
-        <w:t xml:space="preserve">Cost information also shows where value is lost. </w:t>
-      </w:r>
-      <w:r>
-        <w:rPr>
-          <w:sz w:val="19"/>
-          <w:szCs w:val="19"/>
-        </w:rPr>
-        <w:t xml:space="preserve">Each batch with </w:t>
+        <w:t xml:space="preserve"> spoilage by cause lets the Oils manager fix the line </w:t>
       </w:r>
       <w:r>
         <w:rPr>
@@ -9358,14 +9379,14 @@
           <w:sz w:val="19"/>
           <w:szCs w:val="19"/>
         </w:rPr>
-        <w:t xml:space="preserve"> spoilage like this one loses $11,660. </w:t>
-      </w:r>
-      <w:r>
-        <w:rPr>
-          <w:sz w:val="19"/>
-          <w:szCs w:val="19"/>
-        </w:rPr>
-        <w:t xml:space="preserve"/>
+        <w:t xml:space="preserve"> than accept the loss. </w:t>
+      </w:r>
+      <w:r>
+        <w:rPr>
+          <w:sz w:val="19"/>
+          <w:szCs w:val="19"/>
+        </w:rPr>
+        <w:t xml:space="preserve">Poor overhead allocation can mislead every one of these </w:t>
       </w:r>
       <w:r>
         <w:rPr>
@@ -9397,14 +9418,7 @@
           <w:sz w:val="19"/>
           <w:szCs w:val="19"/>
         </w:rPr>
-        <w:t xml:space="preserve"> spoilage by cause lets the Oils manager fix the line rather than accept the loss. </w:t>
-      </w:r>
-      <w:r>
-        <w:rPr>
-          <w:sz w:val="19"/>
-          <w:szCs w:val="19"/>
-        </w:rPr>
-        <w:t xml:space="preserve">Poor overhead allocation can mislead every one of these decisions. </w:t>
+        <w:t xml:space="preserve">. </w:t>
       </w:r>
     </w:p>
     <w:tbl>
@@ -9462,7 +9476,7 @@
                 <w:sz w:val="16"/>
                 <w:szCs w:val="16"/>
               </w:rPr>
-              <w:t xml:space="preserve">starting   ·   negotiate   ·   extra-virgin   ·   decisions   ·   abnormal   ·   selling   ·   Tahini   ·   costing   ·   Tracking   ·   Managers   ·   balance   ·   improve</w:t>
+              <w:t xml:space="preserve">negotiate   ·   Tracking   ·   extra-virgin   ·   spoilage   ·   rather   ·   costing   ·   starting   ·   Tahini   ·   decisions   ·   Managers   ·   balance   ·   improve</w:t>
             </w:r>
           </w:p>
         </w:tc>
@@ -9615,7 +9629,57 @@
                 <w:sz w:val="15"/>
                 <w:szCs w:val="15"/>
               </w:rPr>
-              <w:t xml:space="preserve">A good bottle of EVOO costs $11.75; prices must cover it plus </w:t>
+              <w:t xml:space="preserve">A good bottle of EVOO costs $11.75; prices must cover it plus selling costs</w:t>
+            </w:r>
+          </w:p>
+        </w:tc>
+      </w:tr>
+      <w:tr>
+        <w:tc>
+          <w:tcPr>
+            <w:tcW w:type="pct" w:w="2400"/>
+            <w:shd w:fill="FBFAF6" w:val="clear"/>
+            <w:tcMar>
+              <w:top w:type="dxa" w:w="50"/>
+              <w:left w:type="dxa" w:w="110"/>
+              <w:bottom w:type="dxa" w:w="50"/>
+              <w:right w:type="dxa" w:w="110"/>
+            </w:tcMar>
+          </w:tcPr>
+          <w:p>
+            <w:pPr>
+              <w:spacing w:before="28" w:after="28"/>
+            </w:pPr>
+            <w:r>
+              <w:rPr>
+                <w:sz w:val="15"/>
+                <w:szCs w:val="15"/>
+              </w:rPr>
+              <w:t xml:space="preserve">Product mix</w:t>
+            </w:r>
+          </w:p>
+        </w:tc>
+        <w:tc>
+          <w:tcPr>
+            <w:tcW w:type="pct" w:w="2600"/>
+            <w:shd w:fill="FBFAF6" w:val="clear"/>
+            <w:tcMar>
+              <w:top w:type="dxa" w:w="50"/>
+              <w:left w:type="dxa" w:w="110"/>
+              <w:bottom w:type="dxa" w:w="50"/>
+              <w:right w:type="dxa" w:w="110"/>
+            </w:tcMar>
+          </w:tcPr>
+          <w:p>
+            <w:pPr>
+              <w:spacing w:before="28" w:after="28"/>
+            </w:pPr>
+            <w:r>
+              <w:rPr>
+                <w:sz w:val="15"/>
+                <w:szCs w:val="15"/>
+              </w:rPr>
+              <w:t xml:space="preserve">Compare margins of EVOO, VOO and pomace before </w:t>
             </w:r>
             <w:r>
               <w:rPr>
@@ -9647,7 +9711,55 @@
                 <w:sz w:val="15"/>
                 <w:szCs w:val="15"/>
               </w:rPr>
-              <w:t xml:space="preserve"> costs</w:t>
+              <w:t xml:space="preserve"> the mix</w:t>
+            </w:r>
+          </w:p>
+        </w:tc>
+      </w:tr>
+      <w:tr>
+        <w:tc>
+          <w:tcPr>
+            <w:tcW w:type="pct" w:w="2400"/>
+            <w:tcMar>
+              <w:top w:type="dxa" w:w="50"/>
+              <w:left w:type="dxa" w:w="110"/>
+              <w:bottom w:type="dxa" w:w="50"/>
+              <w:right w:type="dxa" w:w="110"/>
+            </w:tcMar>
+          </w:tcPr>
+          <w:p>
+            <w:pPr>
+              <w:spacing w:before="28" w:after="28"/>
+            </w:pPr>
+            <w:r>
+              <w:rPr>
+                <w:sz w:val="15"/>
+                <w:szCs w:val="15"/>
+              </w:rPr>
+              <w:t xml:space="preserve">Quality and spoilage</w:t>
+            </w:r>
+          </w:p>
+        </w:tc>
+        <w:tc>
+          <w:tcPr>
+            <w:tcW w:type="pct" w:w="2600"/>
+            <w:tcMar>
+              <w:top w:type="dxa" w:w="50"/>
+              <w:left w:type="dxa" w:w="110"/>
+              <w:bottom w:type="dxa" w:w="50"/>
+              <w:right w:type="dxa" w:w="110"/>
+            </w:tcMar>
+          </w:tcPr>
+          <w:p>
+            <w:pPr>
+              <w:spacing w:before="28" w:after="28"/>
+            </w:pPr>
+            <w:r>
+              <w:rPr>
+                <w:sz w:val="15"/>
+                <w:szCs w:val="15"/>
+              </w:rPr>
+              <w:t xml:space="preserve">Each 1,000 liters of abnormal spoilage costs 11,660; target the causes</w:t>
             </w:r>
           </w:p>
         </w:tc>
@@ -9673,7 +9785,7 @@
                 <w:sz w:val="15"/>
                 <w:szCs w:val="15"/>
               </w:rPr>
-              <w:t xml:space="preserve">Product mix</w:t>
+              <w:t xml:space="preserve">Overhead allocation</w:t>
             </w:r>
           </w:p>
         </w:tc>
@@ -9697,7 +9809,55 @@
                 <w:sz w:val="15"/>
                 <w:szCs w:val="15"/>
               </w:rPr>
-              <w:t xml:space="preserve">Compare margins of EVOO, VOO and pomace before </w:t>
+              <w:t xml:space="preserve">A poor base distorts product costs (Chapters 8 and 12)</w:t>
+            </w:r>
+          </w:p>
+        </w:tc>
+      </w:tr>
+      <w:tr>
+        <w:tc>
+          <w:tcPr>
+            <w:tcW w:type="pct" w:w="2400"/>
+            <w:tcMar>
+              <w:top w:type="dxa" w:w="50"/>
+              <w:left w:type="dxa" w:w="110"/>
+              <w:bottom w:type="dxa" w:w="50"/>
+              <w:right w:type="dxa" w:w="110"/>
+            </w:tcMar>
+          </w:tcPr>
+          <w:p>
+            <w:pPr>
+              <w:spacing w:before="28" w:after="28"/>
+            </w:pPr>
+            <w:r>
+              <w:rPr>
+                <w:sz w:val="15"/>
+                <w:szCs w:val="15"/>
+              </w:rPr>
+              <w:t xml:space="preserve">Make or buy; process or sell</w:t>
+            </w:r>
+          </w:p>
+        </w:tc>
+        <w:tc>
+          <w:tcPr>
+            <w:tcW w:type="pct" w:w="2600"/>
+            <w:tcMar>
+              <w:top w:type="dxa" w:w="50"/>
+              <w:left w:type="dxa" w:w="110"/>
+              <w:bottom w:type="dxa" w:w="50"/>
+              <w:right w:type="dxa" w:w="110"/>
+            </w:tcMar>
+          </w:tcPr>
+          <w:p>
+            <w:pPr>
+              <w:spacing w:before="28" w:after="28"/>
+            </w:pPr>
+            <w:r>
+              <w:rPr>
+                <w:sz w:val="15"/>
+                <w:szCs w:val="15"/>
+              </w:rPr>
+              <w:t xml:space="preserve"/>
             </w:r>
             <w:r>
               <w:rPr>
@@ -9708,184 +9868,6 @@
                 <w:szCs w:val="14"/>
               </w:rPr>
               <w:t xml:space="preserve"> (13) </w:t>
-            </w:r>
-            <w:r>
-              <w:rPr>
-                <w:u w:val="single"/>
-                <w:sz w:val="15"/>
-                <w:szCs w:val="15"/>
-              </w:rPr>
-              <w:t xml:space="preserve">              </w:t>
-            </w:r>
-            <w:r>
-              <w:rPr>
-                <w:sz w:val="15"/>
-                <w:szCs w:val="15"/>
-              </w:rPr>
-              <w:t xml:space="preserve"> </w:t>
-            </w:r>
-            <w:r>
-              <w:rPr>
-                <w:sz w:val="15"/>
-                <w:szCs w:val="15"/>
-              </w:rPr>
-              <w:t xml:space="preserve"> the mix</w:t>
-            </w:r>
-          </w:p>
-        </w:tc>
-      </w:tr>
-      <w:tr>
-        <w:tc>
-          <w:tcPr>
-            <w:tcW w:type="pct" w:w="2400"/>
-            <w:tcMar>
-              <w:top w:type="dxa" w:w="50"/>
-              <w:left w:type="dxa" w:w="110"/>
-              <w:bottom w:type="dxa" w:w="50"/>
-              <w:right w:type="dxa" w:w="110"/>
-            </w:tcMar>
-          </w:tcPr>
-          <w:p>
-            <w:pPr>
-              <w:spacing w:before="28" w:after="28"/>
-            </w:pPr>
-            <w:r>
-              <w:rPr>
-                <w:sz w:val="15"/>
-                <w:szCs w:val="15"/>
-              </w:rPr>
-              <w:t xml:space="preserve">Quality and spoilage</w:t>
-            </w:r>
-          </w:p>
-        </w:tc>
-        <w:tc>
-          <w:tcPr>
-            <w:tcW w:type="pct" w:w="2600"/>
-            <w:tcMar>
-              <w:top w:type="dxa" w:w="50"/>
-              <w:left w:type="dxa" w:w="110"/>
-              <w:bottom w:type="dxa" w:w="50"/>
-              <w:right w:type="dxa" w:w="110"/>
-            </w:tcMar>
-          </w:tcPr>
-          <w:p>
-            <w:pPr>
-              <w:spacing w:before="28" w:after="28"/>
-            </w:pPr>
-            <w:r>
-              <w:rPr>
-                <w:sz w:val="15"/>
-                <w:szCs w:val="15"/>
-              </w:rPr>
-              <w:t xml:space="preserve">Each 1,000 liters of abnormal spoilage costs 11,660; target the causes</w:t>
-            </w:r>
-          </w:p>
-        </w:tc>
-      </w:tr>
-      <w:tr>
-        <w:tc>
-          <w:tcPr>
-            <w:tcW w:type="pct" w:w="2400"/>
-            <w:shd w:fill="FBFAF6" w:val="clear"/>
-            <w:tcMar>
-              <w:top w:type="dxa" w:w="50"/>
-              <w:left w:type="dxa" w:w="110"/>
-              <w:bottom w:type="dxa" w:w="50"/>
-              <w:right w:type="dxa" w:w="110"/>
-            </w:tcMar>
-          </w:tcPr>
-          <w:p>
-            <w:pPr>
-              <w:spacing w:before="28" w:after="28"/>
-            </w:pPr>
-            <w:r>
-              <w:rPr>
-                <w:sz w:val="15"/>
-                <w:szCs w:val="15"/>
-              </w:rPr>
-              <w:t xml:space="preserve">Overhead allocation</w:t>
-            </w:r>
-          </w:p>
-        </w:tc>
-        <w:tc>
-          <w:tcPr>
-            <w:tcW w:type="pct" w:w="2600"/>
-            <w:shd w:fill="FBFAF6" w:val="clear"/>
-            <w:tcMar>
-              <w:top w:type="dxa" w:w="50"/>
-              <w:left w:type="dxa" w:w="110"/>
-              <w:bottom w:type="dxa" w:w="50"/>
-              <w:right w:type="dxa" w:w="110"/>
-            </w:tcMar>
-          </w:tcPr>
-          <w:p>
-            <w:pPr>
-              <w:spacing w:before="28" w:after="28"/>
-            </w:pPr>
-            <w:r>
-              <w:rPr>
-                <w:sz w:val="15"/>
-                <w:szCs w:val="15"/>
-              </w:rPr>
-              <w:t xml:space="preserve">A poor base distorts product costs (Chapters 8 and 12)</w:t>
-            </w:r>
-          </w:p>
-        </w:tc>
-      </w:tr>
-      <w:tr>
-        <w:tc>
-          <w:tcPr>
-            <w:tcW w:type="pct" w:w="2400"/>
-            <w:tcMar>
-              <w:top w:type="dxa" w:w="50"/>
-              <w:left w:type="dxa" w:w="110"/>
-              <w:bottom w:type="dxa" w:w="50"/>
-              <w:right w:type="dxa" w:w="110"/>
-            </w:tcMar>
-          </w:tcPr>
-          <w:p>
-            <w:pPr>
-              <w:spacing w:before="28" w:after="28"/>
-            </w:pPr>
-            <w:r>
-              <w:rPr>
-                <w:sz w:val="15"/>
-                <w:szCs w:val="15"/>
-              </w:rPr>
-              <w:t xml:space="preserve">Make or buy; process or sell</w:t>
-            </w:r>
-          </w:p>
-        </w:tc>
-        <w:tc>
-          <w:tcPr>
-            <w:tcW w:type="pct" w:w="2600"/>
-            <w:tcMar>
-              <w:top w:type="dxa" w:w="50"/>
-              <w:left w:type="dxa" w:w="110"/>
-              <w:bottom w:type="dxa" w:w="50"/>
-              <w:right w:type="dxa" w:w="110"/>
-            </w:tcMar>
-          </w:tcPr>
-          <w:p>
-            <w:pPr>
-              <w:spacing w:before="28" w:after="28"/>
-            </w:pPr>
-            <w:r>
-              <w:rPr>
-                <w:sz w:val="15"/>
-                <w:szCs w:val="15"/>
-              </w:rPr>
-              <w:t xml:space="preserve"/>
-            </w:r>
-            <w:r>
-              <w:rPr>
-                <w:b/>
-                <w:bCs/>
-                <w:color w:val="8186EF"/>
-                <w:sz w:val="14"/>
-                <w:szCs w:val="14"/>
-              </w:rPr>
-              <w:t xml:space="preserve"> (14) </w:t>
             </w:r>
             <w:r>
               <w:rPr>
@@ -9969,7 +9951,7 @@
                 <w:sz w:val="16"/>
                 <w:szCs w:val="16"/>
               </w:rPr>
-              <w:t xml:space="preserve">changing   ·   Compare   ·   spoilage   ·   selling</w:t>
+              <w:t xml:space="preserve">Compare   ·   selling   ·   changing</w:t>
             </w:r>
           </w:p>
         </w:tc>
@@ -10106,7 +10088,7 @@
                 <w:sz w:val="16"/>
                 <w:szCs w:val="16"/>
               </w:rPr>
-              <w:t xml:space="preserve">starting</w:t>
+              <w:t xml:space="preserve">negotiate</w:t>
             </w:r>
           </w:p>
         </w:tc>
@@ -10174,7 +10156,7 @@
                 <w:sz w:val="16"/>
                 <w:szCs w:val="16"/>
               </w:rPr>
-              <w:t xml:space="preserve">negotiate</w:t>
+              <w:t xml:space="preserve">Tracking</w:t>
             </w:r>
           </w:p>
         </w:tc>
@@ -10242,7 +10224,7 @@
                 <w:sz w:val="16"/>
                 <w:szCs w:val="16"/>
               </w:rPr>
-              <w:t xml:space="preserve">abnormal</w:t>
+              <w:t xml:space="preserve">rather</w:t>
             </w:r>
           </w:p>
         </w:tc>
@@ -10310,7 +10292,7 @@
                 <w:sz w:val="16"/>
                 <w:szCs w:val="16"/>
               </w:rPr>
-              <w:t xml:space="preserve">Tracking</w:t>
+              <w:t xml:space="preserve">decisions</w:t>
             </w:r>
           </w:p>
         </w:tc>
@@ -10345,7 +10327,7 @@
                 <w:sz w:val="16"/>
                 <w:szCs w:val="16"/>
               </w:rPr>
-              <w:t xml:space="preserve">selling</w:t>
+              <w:t xml:space="preserve">costing</w:t>
             </w:r>
           </w:p>
         </w:tc>
@@ -10378,7 +10360,7 @@
                 <w:sz w:val="16"/>
                 <w:szCs w:val="16"/>
               </w:rPr>
-              <w:t xml:space="preserve">selling</w:t>
+              <w:t xml:space="preserve">changing</w:t>
             </w:r>
           </w:p>
         </w:tc>
@@ -10413,7 +10395,7 @@
                 <w:sz w:val="16"/>
                 <w:szCs w:val="16"/>
               </w:rPr>
-              <w:t xml:space="preserve">costing</w:t>
+              <w:t xml:space="preserve">Tahini</w:t>
             </w:r>
           </w:p>
         </w:tc>
@@ -10446,7 +10428,7 @@
                 <w:sz w:val="16"/>
                 <w:szCs w:val="16"/>
               </w:rPr>
-              <w:t xml:space="preserve">changing</w:t>
+              <w:t xml:space="preserve">Compare</w:t>
             </w:r>
           </w:p>
         </w:tc>
@@ -10481,7 +10463,7 @@
                 <w:sz w:val="16"/>
                 <w:szCs w:val="16"/>
               </w:rPr>
-              <w:t xml:space="preserve">Tahini</w:t>
+              <w:t xml:space="preserve">starting</w:t>
             </w:r>
           </w:p>
         </w:tc>
@@ -10497,24 +10479,14 @@
           </w:tcPr>
           <w:p>
             <w:pPr>
-              <w:spacing w:before="12" w:after="12"/>
-            </w:pPr>
-            <w:r>
-              <w:rPr>
-                <w:b/>
-                <w:bCs/>
-                <w:color w:val="8186EF"/>
-                <w:sz w:val="16"/>
-                <w:szCs w:val="16"/>
-              </w:rPr>
-              <w:t xml:space="preserve">14  </w:t>
-            </w:r>
-            <w:r>
-              <w:rPr>
-                <w:sz w:val="16"/>
-                <w:szCs w:val="16"/>
-              </w:rPr>
-              <w:t xml:space="preserve">Compare</w:t>
+              <w:spacing w:before="24" w:after="24"/>
+            </w:pPr>
+            <w:r>
+              <w:rPr>
+                <w:sz w:val="16"/>
+                <w:szCs w:val="16"/>
+              </w:rPr>
+              <w:t xml:space="preserve"/>
             </w:r>
           </w:p>
         </w:tc>
@@ -10664,7 +10636,7 @@
           <w:sz w:val="16"/>
           <w:szCs w:val="16"/>
         </w:rPr>
-        <w:t xml:space="preserve">      gaps 1–11</w:t>
+        <w:t xml:space="preserve">      gaps 1–9</w:t>
       </w:r>
     </w:p>
     <w:p>
@@ -10741,7 +10713,7 @@
           <w:sz w:val="19"/>
           <w:szCs w:val="19"/>
         </w:rPr>
-        <w:t xml:space="preserve"> every entry by </w:t>
+        <w:t xml:space="preserve"> every entry by department and </w:t>
       </w:r>
       <w:r>
         <w:rPr>
@@ -10759,7 +10731,7 @@
           <w:sz w:val="19"/>
           <w:szCs w:val="19"/>
         </w:rPr>
-        <w:t xml:space="preserve">            </w:t>
+        <w:t xml:space="preserve">           </w:t>
       </w:r>
       <w:r>
         <w:rPr>
@@ -10773,7 +10745,7 @@
           <w:sz w:val="19"/>
           <w:szCs w:val="19"/>
         </w:rPr>
-        <w:t xml:space="preserve"> and handles spoilage at the final inspection. </w:t>
+        <w:t xml:space="preserve"> spoilage at the final inspection. </w:t>
       </w:r>
       <w:r>
         <w:rPr>
@@ -10858,7 +10830,7 @@
           <w:sz w:val="19"/>
           <w:szCs w:val="19"/>
         </w:rPr>
-        <w:t xml:space="preserve">Split-off: pomace </w:t>
+        <w:t xml:space="preserve"/>
       </w:r>
       <w:r>
         <w:rPr>
@@ -10876,7 +10848,7 @@
           <w:sz w:val="19"/>
           <w:szCs w:val="19"/>
         </w:rPr>
-        <w:t xml:space="preserve">            </w:t>
+        <w:t xml:space="preserve">           </w:t>
       </w:r>
       <w:r>
         <w:rPr>
@@ -10890,7 +10862,7 @@
           <w:sz w:val="19"/>
           <w:szCs w:val="19"/>
         </w:rPr>
-        <w:t xml:space="preserve"> $100,000; virgin oil $252,200, sold in bulk; </w:t>
+        <w:t xml:space="preserve">: pomace by-product $100,000; virgin oil $252,200, sold in bulk; </w:t>
       </w:r>
       <w:r>
         <w:rPr>
@@ -10936,7 +10908,14 @@
           <w:sz w:val="19"/>
           <w:szCs w:val="19"/>
         </w:rPr>
-        <w:t xml:space="preserve">Inspection: 130,000 liters; 128,000 good; 1,000 normal and 1,000 abnormal spoilage; no </w:t>
+        <w:t xml:space="preserve">Inspection: 130,000 liters; 128,000 good; 1,000 normal and 1,000 abnormal spoilage; no disposal value. </w:t>
+      </w:r>
+      <w:r>
+        <w:rPr>
+          <w:sz w:val="19"/>
+          <w:szCs w:val="19"/>
+        </w:rPr>
+        <w:t xml:space="preserve">Record crushing, split the joint cost, record bottling, </w:t>
       </w:r>
       <w:r>
         <w:rPr>
@@ -10968,14 +10947,28 @@
           <w:sz w:val="19"/>
           <w:szCs w:val="19"/>
         </w:rPr>
-        <w:t xml:space="preserve"> value. </w:t>
-      </w:r>
-      <w:r>
-        <w:rPr>
-          <w:sz w:val="19"/>
-          <w:szCs w:val="19"/>
-        </w:rPr>
-        <w:t xml:space="preserve">Record crushing, split the joint cost, record bottling, </w:t>
+        <w:t xml:space="preserve"> the cost per liter, and move good output and abnormal spoilage out of Work in Process – Bottling. </w:t>
+      </w:r>
+      <w:r>
+        <w:rPr>
+          <w:sz w:val="19"/>
+          <w:szCs w:val="19"/>
+        </w:rPr>
+        <w:t xml:space="preserve">Bottling cost: $1,047,800 + $312,000 + $156,000 = $1,515,800; ÷ 130,000 liters = $11.66 per liter. </w:t>
+      </w:r>
+      <w:r>
+        <w:rPr>
+          <w:sz w:val="19"/>
+          <w:szCs w:val="19"/>
+        </w:rPr>
+        <w:t xml:space="preserve">Abnormal loss: 1,000 liters × $11.66 = $11,660. </w:t>
+      </w:r>
+      <w:r>
+        <w:rPr>
+          <w:sz w:val="19"/>
+          <w:szCs w:val="19"/>
+        </w:rPr>
+        <w:t xml:space="preserve">Finished goods: $1,515,800 − $11,660 = $1,504,140, which </w:t>
       </w:r>
       <w:r>
         <w:rPr>
@@ -10986,91 +10979,6 @@
           <w:szCs w:val="15"/>
         </w:rPr>
         <w:t xml:space="preserve"> (9) </w:t>
-      </w:r>
-      <w:r>
-        <w:rPr>
-          <w:u w:val="single"/>
-          <w:sz w:val="19"/>
-          <w:szCs w:val="19"/>
-        </w:rPr>
-        <w:t xml:space="preserve">           </w:t>
-      </w:r>
-      <w:r>
-        <w:rPr>
-          <w:sz w:val="19"/>
-          <w:szCs w:val="19"/>
-        </w:rPr>
-        <w:t xml:space="preserve"> </w:t>
-      </w:r>
-      <w:r>
-        <w:rPr>
-          <w:sz w:val="19"/>
-          <w:szCs w:val="19"/>
-        </w:rPr>
-        <w:t xml:space="preserve"> the cost per liter, and move good </w:t>
-      </w:r>
-      <w:r>
-        <w:rPr>
-          <w:b/>
-          <w:bCs/>
-          <w:color w:val="8186EF"/>
-          <w:sz w:val="15"/>
-          <w:szCs w:val="15"/>
-        </w:rPr>
-        <w:t xml:space="preserve"> (10) </w:t>
-      </w:r>
-      <w:r>
-        <w:rPr>
-          <w:u w:val="single"/>
-          <w:sz w:val="19"/>
-          <w:szCs w:val="19"/>
-        </w:rPr>
-        <w:t xml:space="preserve">           </w:t>
-      </w:r>
-      <w:r>
-        <w:rPr>
-          <w:sz w:val="19"/>
-          <w:szCs w:val="19"/>
-        </w:rPr>
-        <w:t xml:space="preserve"> </w:t>
-      </w:r>
-      <w:r>
-        <w:rPr>
-          <w:sz w:val="19"/>
-          <w:szCs w:val="19"/>
-        </w:rPr>
-        <w:t xml:space="preserve"> and abnormal spoilage out of Work in Process – Bottling. </w:t>
-      </w:r>
-      <w:r>
-        <w:rPr>
-          <w:sz w:val="19"/>
-          <w:szCs w:val="19"/>
-        </w:rPr>
-        <w:t xml:space="preserve">Bottling cost: $1,047,800 + $312,000 + $156,000 = $1,515,800; ÷ 130,000 liters = $11.66 per liter. </w:t>
-      </w:r>
-      <w:r>
-        <w:rPr>
-          <w:sz w:val="19"/>
-          <w:szCs w:val="19"/>
-        </w:rPr>
-        <w:t xml:space="preserve">Abnormal loss: 1,000 liters × $11.66 = $11,660. </w:t>
-      </w:r>
-      <w:r>
-        <w:rPr>
-          <w:sz w:val="19"/>
-          <w:szCs w:val="19"/>
-        </w:rPr>
-        <w:t xml:space="preserve">Finished goods: $1,515,800 − $11,660 = $1,504,140, which </w:t>
-      </w:r>
-      <w:r>
-        <w:rPr>
-          <w:b/>
-          <w:bCs/>
-          <w:color w:val="8186EF"/>
-          <w:sz w:val="15"/>
-          <w:szCs w:val="15"/>
-        </w:rPr>
-        <w:t xml:space="preserve"> (11) </w:t>
       </w:r>
       <w:r>
         <w:rPr>
@@ -11150,7 +11058,7 @@
                 <w:sz w:val="16"/>
                 <w:szCs w:val="16"/>
               </w:rPr>
-              <w:t xml:space="preserve">disposal   ·   by-product   ·   calculations   ·   follows   ·   abnormal   ·   settings   ·   extra-virgin   ·   compute   ·   records   ·   includes   ·   department   ·   output</w:t>
+              <w:t xml:space="preserve">records   ·   calculations   ·   settings   ·   compute   ·   Split-off   ·   follows   ·   extra-virgin   ·   includes   ·   handles   ·   summarizes</w:t>
             </w:r>
           </w:p>
         </w:tc>
@@ -11567,7 +11475,7 @@
                 <w:sz w:val="14"/>
                 <w:szCs w:val="14"/>
               </w:rPr>
-              <w:t xml:space="preserve">(12)</w:t>
+              <w:t xml:space="preserve">(10)</w:t>
             </w:r>
           </w:p>
         </w:tc>
@@ -11955,7 +11863,7 @@
                 <w:sz w:val="14"/>
                 <w:szCs w:val="14"/>
               </w:rPr>
-              <w:t xml:space="preserve">(13)</w:t>
+              <w:t xml:space="preserve">(11)</w:t>
             </w:r>
           </w:p>
         </w:tc>
@@ -12151,7 +12059,7 @@
                 <w:sz w:val="14"/>
                 <w:szCs w:val="14"/>
               </w:rPr>
-              <w:t xml:space="preserve">(14)</w:t>
+              <w:t xml:space="preserve">(12)</w:t>
             </w:r>
           </w:p>
         </w:tc>
@@ -12442,7 +12350,7 @@
                 <w:sz w:val="14"/>
                 <w:szCs w:val="14"/>
               </w:rPr>
-              <w:t xml:space="preserve">(15)</w:t>
+              <w:t xml:space="preserve">(13)</w:t>
             </w:r>
           </w:p>
         </w:tc>
@@ -12542,7 +12450,7 @@
                 <w:sz w:val="14"/>
                 <w:szCs w:val="14"/>
               </w:rPr>
-              <w:t xml:space="preserve">(16)</w:t>
+              <w:t xml:space="preserve">(14)</w:t>
             </w:r>
           </w:p>
         </w:tc>
@@ -12641,7 +12549,7 @@
                 <w:sz w:val="14"/>
                 <w:szCs w:val="14"/>
               </w:rPr>
-              <w:t xml:space="preserve">(17)</w:t>
+              <w:t xml:space="preserve">(15)</w:t>
             </w:r>
           </w:p>
         </w:tc>
@@ -12836,7 +12744,7 @@
                 <w:sz w:val="14"/>
                 <w:szCs w:val="14"/>
               </w:rPr>
-              <w:t xml:space="preserve">(18)</w:t>
+              <w:t xml:space="preserve">(16)</w:t>
             </w:r>
           </w:p>
         </w:tc>
@@ -12936,7 +12844,7 @@
                 <w:sz w:val="14"/>
                 <w:szCs w:val="14"/>
               </w:rPr>
-              <w:t xml:space="preserve">(19)</w:t>
+              <w:t xml:space="preserve">(17)</w:t>
             </w:r>
           </w:p>
         </w:tc>
@@ -13227,7 +13135,7 @@
                 <w:sz w:val="14"/>
                 <w:szCs w:val="14"/>
               </w:rPr>
-              <w:t xml:space="preserve">(20)</w:t>
+              <w:t xml:space="preserve">(18)</w:t>
             </w:r>
           </w:p>
         </w:tc>
@@ -13337,7 +13245,7 @@
                 <w:sz w:val="16"/>
                 <w:szCs w:val="16"/>
               </w:rPr>
-              <w:t xml:space="preserve">Pomace (By-product) Inventory   ·   Totals   ·   Finished Goods - EVOO   ·   Raw Materials Inventory   ·   Manufacturing Overhead Applied   ·   Finished Goods - VOO   ·   Costs to account for   ·   WIP - Bottling   ·   Wages Payable   ·   WIP - Crushing</w:t>
+              <w:t xml:space="preserve">Pomace (By-product) Inventory   ·   Totals   ·   Finished Goods - EVOO   ·   Raw Materials Inventory   ·   Manufacturing Overhead Applied   ·   Finished Goods - VOO   ·   Manufacturing Overhead Control   ·   WIP - Bottling   ·   Wages Payable   ·   WIP - Crushing</w:t>
             </w:r>
           </w:p>
         </w:tc>
@@ -13364,7 +13272,7 @@
           <w:sz w:val="16"/>
           <w:szCs w:val="16"/>
         </w:rPr>
-        <w:t xml:space="preserve">      gaps 21–22</w:t>
+        <w:t xml:space="preserve">      gaps 19–20</w:t>
       </w:r>
     </w:p>
     <w:p>
@@ -13387,7 +13295,7 @@
           <w:sz w:val="15"/>
           <w:szCs w:val="15"/>
         </w:rPr>
-        <w:t xml:space="preserve"> (21) </w:t>
+        <w:t xml:space="preserve"> (19) </w:t>
       </w:r>
       <w:r>
         <w:rPr>
@@ -13426,7 +13334,7 @@
           <w:sz w:val="15"/>
           <w:szCs w:val="15"/>
         </w:rPr>
-        <w:t xml:space="preserve"> (22) </w:t>
+        <w:t xml:space="preserve"> (20) </w:t>
       </w:r>
       <w:r>
         <w:rPr>
@@ -13580,7 +13488,7 @@
           <w:sz w:val="16"/>
           <w:szCs w:val="16"/>
         </w:rPr>
-        <w:t xml:space="preserve">      gaps 23–24</w:t>
+        <w:t xml:space="preserve">      gaps 21–22</w:t>
       </w:r>
     </w:p>
     <w:p>
@@ -13610,7 +13518,7 @@
           <w:sz w:val="15"/>
           <w:szCs w:val="15"/>
         </w:rPr>
-        <w:t xml:space="preserve"> (23) </w:t>
+        <w:t xml:space="preserve"> (21) </w:t>
       </w:r>
       <w:r>
         <w:rPr>
@@ -13632,14 +13540,7 @@
           <w:sz w:val="19"/>
           <w:szCs w:val="19"/>
         </w:rPr>
-        <w:t xml:space="preserve">: $1,515,800 = finished goods $1,504,140 + loss $11,660. </w:t>
-      </w:r>
-      <w:r>
-        <w:rPr>
-          <w:sz w:val="19"/>
-          <w:szCs w:val="19"/>
-        </w:rPr>
-        <w:t xml:space="preserve"/>
+        <w:t xml:space="preserve">: $1,515,800 = </w:t>
       </w:r>
       <w:r>
         <w:rPr>
@@ -13649,7 +13550,7 @@
           <w:sz w:val="15"/>
           <w:szCs w:val="15"/>
         </w:rPr>
-        <w:t xml:space="preserve"> (24) </w:t>
+        <w:t xml:space="preserve"> (22) </w:t>
       </w:r>
       <w:r>
         <w:rPr>
@@ -13671,7 +13572,14 @@
           <w:sz w:val="19"/>
           <w:szCs w:val="19"/>
         </w:rPr>
-        <w:t xml:space="preserve">: 128,000 + 1,000 + 1,000 = 130,000. </w:t>
+        <w:t xml:space="preserve"> goods $1,504,140 + loss $11,660. </w:t>
+      </w:r>
+      <w:r>
+        <w:rPr>
+          <w:sz w:val="19"/>
+          <w:szCs w:val="19"/>
+        </w:rPr>
+        <w:t xml:space="preserve">Liters: 128,000 + 1,000 + 1,000 = 130,000. </w:t>
       </w:r>
     </w:p>
     <w:tbl>
@@ -13729,25 +13637,13 @@
                 <w:sz w:val="16"/>
                 <w:szCs w:val="16"/>
               </w:rPr>
-              <w:t xml:space="preserve">Crushing   ·   Bottling   ·   Liters</w:t>
+              <w:t xml:space="preserve">handles   ·   Bottling   ·   finished</w:t>
             </w:r>
           </w:p>
         </w:tc>
       </w:tr>
     </w:tbl>
     <w:p/>
-    <w:p>
-      <w:pPr>
-        <w:pageBreakBefore w:val="true"/>
-        <w:spacing w:after="0"/>
-      </w:pPr>
-      <w:r>
-        <w:rPr>
-          <w:sz w:val="2"/>
-        </w:rPr>
-        <w:t xml:space="preserve"> </w:t>
-      </w:r>
-    </w:p>
     <w:tbl>
       <w:tblPr>
         <w:tblW w:type="pct" w:w="100%"/>
@@ -13797,6 +13693,18 @@
     <w:p/>
     <w:p>
       <w:pPr>
+        <w:pageBreakBefore w:val="true"/>
+        <w:spacing w:after="0"/>
+      </w:pPr>
+      <w:r>
+        <w:rPr>
+          <w:sz w:val="2"/>
+        </w:rPr>
+        <w:t xml:space="preserve"> </w:t>
+      </w:r>
+    </w:p>
+    <w:p>
+      <w:pPr>
         <w:spacing w:before="44" w:after="14"/>
       </w:pPr>
       <w:r>
@@ -13815,7 +13723,7 @@
           <w:sz w:val="16"/>
           <w:szCs w:val="16"/>
         </w:rPr>
-        <w:t xml:space="preserve">      gaps 25–27</w:t>
+        <w:t xml:space="preserve">      gaps 23–25</w:t>
       </w:r>
     </w:p>
     <w:p>
@@ -13838,7 +13746,7 @@
           <w:sz w:val="15"/>
           <w:szCs w:val="15"/>
         </w:rPr>
-        <w:t xml:space="preserve"> (25) </w:t>
+        <w:t xml:space="preserve"> (23) </w:t>
       </w:r>
       <w:r>
         <w:rPr>
@@ -13877,7 +13785,7 @@
           <w:sz w:val="15"/>
           <w:szCs w:val="15"/>
         </w:rPr>
-        <w:t xml:space="preserve"> (26) </w:t>
+        <w:t xml:space="preserve"> (24) </w:t>
       </w:r>
       <w:r>
         <w:rPr>
@@ -13899,14 +13807,7 @@
           <w:sz w:val="19"/>
           <w:szCs w:val="19"/>
         </w:rPr>
-        <w:t xml:space="preserve"> units at the full cost per unit, and report them as a loss. </w:t>
-      </w:r>
-      <w:r>
-        <w:rPr>
-          <w:sz w:val="19"/>
-          <w:szCs w:val="19"/>
-        </w:rPr>
-        <w:t xml:space="preserve">Normal </w:t>
+        <w:t xml:space="preserve"> units at the full cost per unit, and </w:t>
       </w:r>
       <w:r>
         <w:rPr>
@@ -13916,7 +13817,7 @@
           <w:sz w:val="15"/>
           <w:szCs w:val="15"/>
         </w:rPr>
-        <w:t xml:space="preserve"> (27) </w:t>
+        <w:t xml:space="preserve"> (25) </w:t>
       </w:r>
       <w:r>
         <w:rPr>
@@ -13938,7 +13839,14 @@
           <w:sz w:val="19"/>
           <w:szCs w:val="19"/>
         </w:rPr>
-        <w:t xml:space="preserve"> stays in the good units. </w:t>
+        <w:t xml:space="preserve"> them as a loss. </w:t>
+      </w:r>
+      <w:r>
+        <w:rPr>
+          <w:sz w:val="19"/>
+          <w:szCs w:val="19"/>
+        </w:rPr>
+        <w:t xml:space="preserve">Normal spoilage stays in the good units. </w:t>
       </w:r>
     </w:p>
     <w:tbl>
@@ -13996,7 +13904,7 @@
                 <w:sz w:val="16"/>
                 <w:szCs w:val="16"/>
               </w:rPr>
-              <w:t xml:space="preserve">abnormal   ·   spoiled   ·   by-product   ·   spoilage</w:t>
+              <w:t xml:space="preserve">abnormal   ·   spoiled   ·   overhead   ·   report</w:t>
             </w:r>
           </w:p>
         </w:tc>
@@ -14276,7 +14184,7 @@
                 <w:sz w:val="14"/>
                 <w:szCs w:val="14"/>
               </w:rPr>
-              <w:t xml:space="preserve">(28)</w:t>
+              <w:t xml:space="preserve">(26)</w:t>
             </w:r>
           </w:p>
         </w:tc>
@@ -14377,7 +14285,7 @@
                 <w:sz w:val="14"/>
                 <w:szCs w:val="14"/>
               </w:rPr>
-              <w:t xml:space="preserve">(29)</w:t>
+              <w:t xml:space="preserve">(27)</w:t>
             </w:r>
           </w:p>
         </w:tc>
@@ -14430,7 +14338,7 @@
                 <w:sz w:val="14"/>
                 <w:szCs w:val="14"/>
               </w:rPr>
-              <w:t xml:space="preserve">(30)</w:t>
+              <w:t xml:space="preserve">(28)</w:t>
             </w:r>
           </w:p>
         </w:tc>
@@ -14532,7 +14440,7 @@
                 <w:sz w:val="14"/>
                 <w:szCs w:val="14"/>
               </w:rPr>
-              <w:t xml:space="preserve">(31)</w:t>
+              <w:t xml:space="preserve">(29)</w:t>
             </w:r>
           </w:p>
         </w:tc>
@@ -14584,7 +14492,7 @@
                 <w:sz w:val="14"/>
                 <w:szCs w:val="14"/>
               </w:rPr>
-              <w:t xml:space="preserve">(32)</w:t>
+              <w:t xml:space="preserve">(30)</w:t>
             </w:r>
           </w:p>
         </w:tc>
@@ -14637,7 +14545,7 @@
                 <w:sz w:val="14"/>
                 <w:szCs w:val="14"/>
               </w:rPr>
-              <w:t xml:space="preserve">(33)</w:t>
+              <w:t xml:space="preserve">(31)</w:t>
             </w:r>
           </w:p>
         </w:tc>
@@ -14885,7 +14793,7 @@
                 <w:sz w:val="14"/>
                 <w:szCs w:val="14"/>
               </w:rPr>
-              <w:t xml:space="preserve">(34)</w:t>
+              <w:t xml:space="preserve">(32)</w:t>
             </w:r>
           </w:p>
         </w:tc>
@@ -14971,7 +14879,7 @@
                 <w:sz w:val="16"/>
                 <w:szCs w:val="16"/>
               </w:rPr>
-              <w:t xml:space="preserve">Costs to account for   ·   Normal spoilage   ·   Cost per good liter   ·   Cost per liter started   ·   Conversion (labor + overhead)   ·   process costing   ·   Total   ·   Transferred-in cost</w:t>
+              <w:t xml:space="preserve">Costs to account for   ·   Normal spoilage   ·   Cost per good liter   ·   Cost per liter started   ·   Conversion (labor + overhead)   ·   Wages Payable   ·   Total   ·   Transferred-in cost</w:t>
             </w:r>
           </w:p>
         </w:tc>
@@ -15139,7 +15047,7 @@
                 <w:sz w:val="14"/>
                 <w:szCs w:val="14"/>
               </w:rPr>
-              <w:t xml:space="preserve"> (35) </w:t>
+              <w:t xml:space="preserve"> (33) </w:t>
             </w:r>
             <w:r>
               <w:rPr>
@@ -15381,7 +15289,7 @@
                 <w:sz w:val="14"/>
                 <w:szCs w:val="14"/>
               </w:rPr>
-              <w:t xml:space="preserve">(36)</w:t>
+              <w:t xml:space="preserve">(34)</w:t>
             </w:r>
           </w:p>
         </w:tc>
@@ -15458,7 +15366,7 @@
                 <w:sz w:val="14"/>
                 <w:szCs w:val="14"/>
               </w:rPr>
-              <w:t xml:space="preserve">(37)</w:t>
+              <w:t xml:space="preserve">(35)</w:t>
             </w:r>
           </w:p>
         </w:tc>
@@ -15566,7 +15474,7 @@
                 <w:sz w:val="16"/>
                 <w:szCs w:val="16"/>
               </w:rPr>
-              <w:t xml:space="preserve">Spoiled jars on job T-0412 (normal   ·   Spoiled jars on T-0412 (Barada's special tolerance)   ·   Rework on routine jobs (common to all jobs)   ·   Scrap sold (common to all jobs): proceeds</w:t>
+              <w:t xml:space="preserve">Spoiled jars on job T-0412 (normal   ·   Bottling department · production cost report · b   ·   Rework on routine jobs (common to all jobs)   ·   Scrap sold (common to all jobs): proceeds</w:t>
             </w:r>
           </w:p>
         </w:tc>
@@ -15735,7 +15643,7 @@
                 <w:sz w:val="14"/>
                 <w:szCs w:val="14"/>
               </w:rPr>
-              <w:t xml:space="preserve">(38)</w:t>
+              <w:t xml:space="preserve">(36)</w:t>
             </w:r>
           </w:p>
         </w:tc>
@@ -15847,7 +15755,7 @@
                 <w:sz w:val="16"/>
                 <w:szCs w:val="16"/>
               </w:rPr>
-              <w:t xml:space="preserve">Jars ruined in the power failure   ·   2% × 20,000 = 400 units</w:t>
+              <w:t xml:space="preserve">500 − 400 = 100 units   ·   2% × 20,000 = 400 units</w:t>
             </w:r>
           </w:p>
         </w:tc>
@@ -15890,7 +15798,7 @@
       <w:r>
         <w:drawing>
           <wp:inline distT="0" distB="0" distL="0" distR="0">
-            <wp:extent cx="5734050" cy="1961650"/>
+            <wp:extent cx="5734050" cy="2067275"/>
             <wp:effectExtent t="0" r="0" b="0" l="0"/>
             <wp:docPr id="1" name="" descr="" title=""/>
             <wp:cNvGraphicFramePr>
@@ -15915,7 +15823,7 @@
                   <pic:spPr bwMode="auto">
                     <a:xfrm>
                       <a:off x="0" y="0"/>
-                      <a:ext cx="5734050" cy="1961650"/>
+                      <a:ext cx="5734050" cy="2067275"/>
                     </a:xfrm>
                     <a:prstGeom prst="rect">
                       <a:avLst/>
@@ -15983,7 +15891,7 @@
                 <w:sz w:val="16"/>
                 <w:szCs w:val="16"/>
               </w:rPr>
-              <w:t xml:space="preserve">Normal spoiled jars common to all jobs   ·   Proceeds from scrap sold   ·   Spoiled jars on T-0412 (Barada's special tolerance)</w:t>
+              <w:t xml:space="preserve">Rework on routine jobs   ·   Proceeds from scrap sold   ·   Loss from abnormal spoilage</w:t>
             </w:r>
           </w:p>
         </w:tc>
@@ -16568,14 +16476,14 @@
                 <w:sz w:val="16"/>
                 <w:szCs w:val="16"/>
               </w:rPr>
-              <w:t xml:space="preserve">22  </w:t>
-            </w:r>
-            <w:r>
-              <w:rPr>
-                <w:sz w:val="16"/>
-                <w:szCs w:val="16"/>
-              </w:rPr>
-              <w:t xml:space="preserve">department's</w:t>
+              <w:t xml:space="preserve">21  </w:t>
+            </w:r>
+            <w:r>
+              <w:rPr>
+                <w:sz w:val="16"/>
+                <w:szCs w:val="16"/>
+              </w:rPr>
+              <w:t xml:space="preserve">Bottling</w:t>
             </w:r>
           </w:p>
         </w:tc>
@@ -16636,14 +16544,14 @@
                 <w:sz w:val="16"/>
                 <w:szCs w:val="16"/>
               </w:rPr>
-              <w:t xml:space="preserve">23  </w:t>
-            </w:r>
-            <w:r>
-              <w:rPr>
-                <w:sz w:val="16"/>
-                <w:szCs w:val="16"/>
-              </w:rPr>
-              <w:t xml:space="preserve">Bottling</w:t>
+              <w:t xml:space="preserve">22  </w:t>
+            </w:r>
+            <w:r>
+              <w:rPr>
+                <w:sz w:val="16"/>
+                <w:szCs w:val="16"/>
+              </w:rPr>
+              <w:t xml:space="preserve">finished</w:t>
             </w:r>
           </w:p>
         </w:tc>
@@ -16678,7 +16586,7 @@
                 <w:sz w:val="16"/>
                 <w:szCs w:val="16"/>
               </w:rPr>
-              <w:t xml:space="preserve">department</w:t>
+              <w:t xml:space="preserve">handles</w:t>
             </w:r>
           </w:p>
         </w:tc>
@@ -16704,14 +16612,14 @@
                 <w:sz w:val="16"/>
                 <w:szCs w:val="16"/>
               </w:rPr>
-              <w:t xml:space="preserve">24  </w:t>
-            </w:r>
-            <w:r>
-              <w:rPr>
-                <w:sz w:val="16"/>
-                <w:szCs w:val="16"/>
-              </w:rPr>
-              <w:t xml:space="preserve">Liters</w:t>
+              <w:t xml:space="preserve">23  </w:t>
+            </w:r>
+            <w:r>
+              <w:rPr>
+                <w:sz w:val="16"/>
+                <w:szCs w:val="16"/>
+              </w:rPr>
+              <w:t xml:space="preserve">spoiled</w:t>
             </w:r>
           </w:p>
         </w:tc>
@@ -16772,14 +16680,14 @@
                 <w:sz w:val="16"/>
                 <w:szCs w:val="16"/>
               </w:rPr>
-              <w:t xml:space="preserve">25  </w:t>
-            </w:r>
-            <w:r>
-              <w:rPr>
-                <w:sz w:val="16"/>
-                <w:szCs w:val="16"/>
-              </w:rPr>
-              <w:t xml:space="preserve">spoiled</w:t>
+              <w:t xml:space="preserve">24  </w:t>
+            </w:r>
+            <w:r>
+              <w:rPr>
+                <w:sz w:val="16"/>
+                <w:szCs w:val="16"/>
+              </w:rPr>
+              <w:t xml:space="preserve">abnormal</w:t>
             </w:r>
           </w:p>
         </w:tc>
@@ -16840,14 +16748,14 @@
                 <w:sz w:val="16"/>
                 <w:szCs w:val="16"/>
               </w:rPr>
-              <w:t xml:space="preserve">26  </w:t>
-            </w:r>
-            <w:r>
-              <w:rPr>
-                <w:sz w:val="16"/>
-                <w:szCs w:val="16"/>
-              </w:rPr>
-              <w:t xml:space="preserve">abnormal</w:t>
+              <w:t xml:space="preserve">25  </w:t>
+            </w:r>
+            <w:r>
+              <w:rPr>
+                <w:sz w:val="16"/>
+                <w:szCs w:val="16"/>
+              </w:rPr>
+              <w:t xml:space="preserve">report</w:t>
             </w:r>
           </w:p>
         </w:tc>
@@ -16882,7 +16790,7 @@
                 <w:sz w:val="16"/>
                 <w:szCs w:val="16"/>
               </w:rPr>
-              <w:t xml:space="preserve">by-product</w:t>
+              <w:t xml:space="preserve">Split-off</w:t>
             </w:r>
           </w:p>
         </w:tc>
@@ -16908,14 +16816,14 @@
                 <w:sz w:val="16"/>
                 <w:szCs w:val="16"/>
               </w:rPr>
-              <w:t xml:space="preserve">27  </w:t>
-            </w:r>
-            <w:r>
-              <w:rPr>
-                <w:sz w:val="16"/>
-                <w:szCs w:val="16"/>
-              </w:rPr>
-              <w:t xml:space="preserve">spoilage</w:t>
+              <w:t xml:space="preserve">26  </w:t>
+            </w:r>
+            <w:r>
+              <w:rPr>
+                <w:sz w:val="16"/>
+                <w:szCs w:val="16"/>
+              </w:rPr>
+              <w:t xml:space="preserve">Normal spoilage</w:t>
             </w:r>
           </w:p>
         </w:tc>
@@ -16976,14 +16884,14 @@
                 <w:sz w:val="16"/>
                 <w:szCs w:val="16"/>
               </w:rPr>
-              <w:t xml:space="preserve">28  </w:t>
-            </w:r>
-            <w:r>
-              <w:rPr>
-                <w:sz w:val="16"/>
-                <w:szCs w:val="16"/>
-              </w:rPr>
-              <w:t xml:space="preserve">Normal spoilage</w:t>
+              <w:t xml:space="preserve">27  </w:t>
+            </w:r>
+            <w:r>
+              <w:rPr>
+                <w:sz w:val="16"/>
+                <w:szCs w:val="16"/>
+              </w:rPr>
+              <w:t xml:space="preserve">Costs to account for</w:t>
             </w:r>
           </w:p>
         </w:tc>
@@ -17018,7 +16926,7 @@
                 <w:sz w:val="16"/>
                 <w:szCs w:val="16"/>
               </w:rPr>
-              <w:t xml:space="preserve">disposal</w:t>
+              <w:t xml:space="preserve">compute</w:t>
             </w:r>
           </w:p>
         </w:tc>
@@ -17044,14 +16952,14 @@
                 <w:sz w:val="16"/>
                 <w:szCs w:val="16"/>
               </w:rPr>
-              <w:t xml:space="preserve">29  </w:t>
-            </w:r>
-            <w:r>
-              <w:rPr>
-                <w:sz w:val="16"/>
-                <w:szCs w:val="16"/>
-              </w:rPr>
-              <w:t xml:space="preserve">Costs to account for</w:t>
+              <w:t xml:space="preserve">28  </w:t>
+            </w:r>
+            <w:r>
+              <w:rPr>
+                <w:sz w:val="16"/>
+                <w:szCs w:val="16"/>
+              </w:rPr>
+              <w:t xml:space="preserve">Transferred-in cost</w:t>
             </w:r>
           </w:p>
         </w:tc>
@@ -17086,7 +16994,7 @@
                 <w:sz w:val="16"/>
                 <w:szCs w:val="16"/>
               </w:rPr>
-              <w:t xml:space="preserve">compute</w:t>
+              <w:t xml:space="preserve">includes</w:t>
             </w:r>
           </w:p>
         </w:tc>
@@ -17112,14 +17020,14 @@
                 <w:sz w:val="16"/>
                 <w:szCs w:val="16"/>
               </w:rPr>
-              <w:t xml:space="preserve">30  </w:t>
-            </w:r>
-            <w:r>
-              <w:rPr>
-                <w:sz w:val="16"/>
-                <w:szCs w:val="16"/>
-              </w:rPr>
-              <w:t xml:space="preserve">Transferred-in cost</w:t>
+              <w:t xml:space="preserve">29  </w:t>
+            </w:r>
+            <w:r>
+              <w:rPr>
+                <w:sz w:val="16"/>
+                <w:szCs w:val="16"/>
+              </w:rPr>
+              <w:t xml:space="preserve">Conversion (labor + overhead)</w:t>
             </w:r>
           </w:p>
         </w:tc>
@@ -17154,7 +17062,7 @@
                 <w:sz w:val="16"/>
                 <w:szCs w:val="16"/>
               </w:rPr>
-              <w:t xml:space="preserve">output</w:t>
+              <w:t xml:space="preserve">WIP - Crushing</w:t>
             </w:r>
           </w:p>
         </w:tc>
@@ -17180,14 +17088,14 @@
                 <w:sz w:val="16"/>
                 <w:szCs w:val="16"/>
               </w:rPr>
-              <w:t xml:space="preserve">31  </w:t>
-            </w:r>
-            <w:r>
-              <w:rPr>
-                <w:sz w:val="16"/>
-                <w:szCs w:val="16"/>
-              </w:rPr>
-              <w:t xml:space="preserve">Conversion (labor + overhead)</w:t>
+              <w:t xml:space="preserve">30  </w:t>
+            </w:r>
+            <w:r>
+              <w:rPr>
+                <w:sz w:val="16"/>
+                <w:szCs w:val="16"/>
+              </w:rPr>
+              <w:t xml:space="preserve">Total</w:t>
             </w:r>
           </w:p>
         </w:tc>
@@ -17222,7 +17130,7 @@
                 <w:sz w:val="16"/>
                 <w:szCs w:val="16"/>
               </w:rPr>
-              <w:t xml:space="preserve">includes</w:t>
+              <w:t xml:space="preserve">Pomace (By-product) Inventory</w:t>
             </w:r>
           </w:p>
         </w:tc>
@@ -17248,14 +17156,14 @@
                 <w:sz w:val="16"/>
                 <w:szCs w:val="16"/>
               </w:rPr>
-              <w:t xml:space="preserve">32  </w:t>
-            </w:r>
-            <w:r>
-              <w:rPr>
-                <w:sz w:val="16"/>
-                <w:szCs w:val="16"/>
-              </w:rPr>
-              <w:t xml:space="preserve">Total</w:t>
+              <w:t xml:space="preserve">31  </w:t>
+            </w:r>
+            <w:r>
+              <w:rPr>
+                <w:sz w:val="16"/>
+                <w:szCs w:val="16"/>
+              </w:rPr>
+              <w:t xml:space="preserve">Cost per liter started</w:t>
             </w:r>
           </w:p>
         </w:tc>
@@ -17290,7 +17198,7 @@
                 <w:sz w:val="16"/>
                 <w:szCs w:val="16"/>
               </w:rPr>
-              <w:t xml:space="preserve">WIP - Crushing</w:t>
+              <w:t xml:space="preserve">Finished Goods - VOO</w:t>
             </w:r>
           </w:p>
         </w:tc>
@@ -17316,14 +17224,14 @@
                 <w:sz w:val="16"/>
                 <w:szCs w:val="16"/>
               </w:rPr>
-              <w:t xml:space="preserve">33  </w:t>
-            </w:r>
-            <w:r>
-              <w:rPr>
-                <w:sz w:val="16"/>
-                <w:szCs w:val="16"/>
-              </w:rPr>
-              <w:t xml:space="preserve">Cost per liter started</w:t>
+              <w:t xml:space="preserve">32  </w:t>
+            </w:r>
+            <w:r>
+              <w:rPr>
+                <w:sz w:val="16"/>
+                <w:szCs w:val="16"/>
+              </w:rPr>
+              <w:t xml:space="preserve">Cost per good liter</w:t>
             </w:r>
           </w:p>
         </w:tc>
@@ -17358,7 +17266,7 @@
                 <w:sz w:val="16"/>
                 <w:szCs w:val="16"/>
               </w:rPr>
-              <w:t xml:space="preserve">Pomace (By-product) Inventory</w:t>
+              <w:t xml:space="preserve">Raw Materials Inventory</w:t>
             </w:r>
           </w:p>
         </w:tc>
@@ -17384,14 +17292,14 @@
                 <w:sz w:val="16"/>
                 <w:szCs w:val="16"/>
               </w:rPr>
-              <w:t xml:space="preserve">34  </w:t>
-            </w:r>
-            <w:r>
-              <w:rPr>
-                <w:sz w:val="16"/>
-                <w:szCs w:val="16"/>
-              </w:rPr>
-              <w:t xml:space="preserve">Cost per good liter</w:t>
+              <w:t xml:space="preserve">33  </w:t>
+            </w:r>
+            <w:r>
+              <w:rPr>
+                <w:sz w:val="16"/>
+                <w:szCs w:val="16"/>
+              </w:rPr>
+              <w:t xml:space="preserve">Spoiled jars on job T-0412 (normal</w:t>
             </w:r>
           </w:p>
         </w:tc>
@@ -17426,7 +17334,7 @@
                 <w:sz w:val="16"/>
                 <w:szCs w:val="16"/>
               </w:rPr>
-              <w:t xml:space="preserve">Finished Goods - VOO</w:t>
+              <w:t xml:space="preserve">WIP - Bottling</w:t>
             </w:r>
           </w:p>
         </w:tc>
@@ -17452,14 +17360,14 @@
                 <w:sz w:val="16"/>
                 <w:szCs w:val="16"/>
               </w:rPr>
-              <w:t xml:space="preserve">35  </w:t>
-            </w:r>
-            <w:r>
-              <w:rPr>
-                <w:sz w:val="16"/>
-                <w:szCs w:val="16"/>
-              </w:rPr>
-              <w:t xml:space="preserve">Spoiled jars on job T-0412 (normal</w:t>
+              <w:t xml:space="preserve">34  </w:t>
+            </w:r>
+            <w:r>
+              <w:rPr>
+                <w:sz w:val="16"/>
+                <w:szCs w:val="16"/>
+              </w:rPr>
+              <w:t xml:space="preserve">Rework on routine jobs (common to all jobs)</w:t>
             </w:r>
           </w:p>
         </w:tc>
@@ -17494,7 +17402,7 @@
                 <w:sz w:val="16"/>
                 <w:szCs w:val="16"/>
               </w:rPr>
-              <w:t xml:space="preserve">Raw Materials Inventory</w:t>
+              <w:t xml:space="preserve">Wages Payable</w:t>
             </w:r>
           </w:p>
         </w:tc>
@@ -17520,14 +17428,14 @@
                 <w:sz w:val="16"/>
                 <w:szCs w:val="16"/>
               </w:rPr>
-              <w:t xml:space="preserve">36  </w:t>
-            </w:r>
-            <w:r>
-              <w:rPr>
-                <w:sz w:val="16"/>
-                <w:szCs w:val="16"/>
-              </w:rPr>
-              <w:t xml:space="preserve">Rework on routine jobs (common to all jobs)</w:t>
+              <w:t xml:space="preserve">35  </w:t>
+            </w:r>
+            <w:r>
+              <w:rPr>
+                <w:sz w:val="16"/>
+                <w:szCs w:val="16"/>
+              </w:rPr>
+              <w:t xml:space="preserve">Scrap sold (common to all jobs): proceeds</w:t>
             </w:r>
           </w:p>
         </w:tc>
@@ -17562,7 +17470,7 @@
                 <w:sz w:val="16"/>
                 <w:szCs w:val="16"/>
               </w:rPr>
-              <w:t xml:space="preserve">WIP - Bottling</w:t>
+              <w:t xml:space="preserve">Manufacturing Overhead Applied</w:t>
             </w:r>
           </w:p>
         </w:tc>
@@ -17588,14 +17496,14 @@
                 <w:sz w:val="16"/>
                 <w:szCs w:val="16"/>
               </w:rPr>
-              <w:t xml:space="preserve">37  </w:t>
-            </w:r>
-            <w:r>
-              <w:rPr>
-                <w:sz w:val="16"/>
-                <w:szCs w:val="16"/>
-              </w:rPr>
-              <w:t xml:space="preserve">Scrap sold (common to all jobs): proceeds</w:t>
+              <w:t xml:space="preserve">36  </w:t>
+            </w:r>
+            <w:r>
+              <w:rPr>
+                <w:sz w:val="16"/>
+                <w:szCs w:val="16"/>
+              </w:rPr>
+              <w:t xml:space="preserve">2% × 20,000 = 400 units</w:t>
             </w:r>
           </w:p>
         </w:tc>
@@ -17630,7 +17538,7 @@
                 <w:sz w:val="16"/>
                 <w:szCs w:val="16"/>
               </w:rPr>
-              <w:t xml:space="preserve">Wages Payable</w:t>
+              <w:t xml:space="preserve">Finished Goods - EVOO</w:t>
             </w:r>
           </w:p>
         </w:tc>
@@ -17656,14 +17564,14 @@
                 <w:sz w:val="16"/>
                 <w:szCs w:val="16"/>
               </w:rPr>
-              <w:t xml:space="preserve">38  </w:t>
-            </w:r>
-            <w:r>
-              <w:rPr>
-                <w:sz w:val="16"/>
-                <w:szCs w:val="16"/>
-              </w:rPr>
-              <w:t xml:space="preserve">2% × 20,000 = 400 units</w:t>
+              <w:t xml:space="preserve">37  </w:t>
+            </w:r>
+            <w:r>
+              <w:rPr>
+                <w:sz w:val="16"/>
+                <w:szCs w:val="16"/>
+              </w:rPr>
+              <w:t xml:space="preserve">Rework on routine jobs</w:t>
             </w:r>
           </w:p>
         </w:tc>
@@ -17698,7 +17606,7 @@
                 <w:sz w:val="16"/>
                 <w:szCs w:val="16"/>
               </w:rPr>
-              <w:t xml:space="preserve">Manufacturing Overhead Applied</w:t>
+              <w:t xml:space="preserve">Totals</w:t>
             </w:r>
           </w:p>
         </w:tc>
@@ -17724,14 +17632,14 @@
                 <w:sz w:val="16"/>
                 <w:szCs w:val="16"/>
               </w:rPr>
-              <w:t xml:space="preserve">39  </w:t>
-            </w:r>
-            <w:r>
-              <w:rPr>
-                <w:sz w:val="16"/>
-                <w:szCs w:val="16"/>
-              </w:rPr>
-              <w:t xml:space="preserve">Normal spoiled jars common to all jobs</w:t>
+              <w:t xml:space="preserve">38  </w:t>
+            </w:r>
+            <w:r>
+              <w:rPr>
+                <w:sz w:val="16"/>
+                <w:szCs w:val="16"/>
+              </w:rPr>
+              <w:t xml:space="preserve">Proceeds from scrap sold</w:t>
             </w:r>
           </w:p>
         </w:tc>
@@ -17766,7 +17674,7 @@
                 <w:sz w:val="16"/>
                 <w:szCs w:val="16"/>
               </w:rPr>
-              <w:t xml:space="preserve">Finished Goods - EVOO</w:t>
+              <w:t xml:space="preserve">Work-in-Process</w:t>
             </w:r>
           </w:p>
         </w:tc>
@@ -17792,14 +17700,14 @@
                 <w:sz w:val="16"/>
                 <w:szCs w:val="16"/>
               </w:rPr>
-              <w:t xml:space="preserve">40  </w:t>
-            </w:r>
-            <w:r>
-              <w:rPr>
-                <w:sz w:val="16"/>
-                <w:szCs w:val="16"/>
-              </w:rPr>
-              <w:t xml:space="preserve">Proceeds from scrap sold</w:t>
+              <w:t xml:space="preserve">39  </w:t>
+            </w:r>
+            <w:r>
+              <w:rPr>
+                <w:sz w:val="16"/>
+                <w:szCs w:val="16"/>
+              </w:rPr>
+              <w:t xml:space="preserve">transferred-in costs</w:t>
             </w:r>
           </w:p>
         </w:tc>
@@ -17834,7 +17742,7 @@
                 <w:sz w:val="16"/>
                 <w:szCs w:val="16"/>
               </w:rPr>
-              <w:t xml:space="preserve">Totals</w:t>
+              <w:t xml:space="preserve">department's</w:t>
             </w:r>
           </w:p>
         </w:tc>
@@ -17860,75 +17768,7 @@
                 <w:sz w:val="16"/>
                 <w:szCs w:val="16"/>
               </w:rPr>
-              <w:t xml:space="preserve">41  </w:t>
-            </w:r>
-            <w:r>
-              <w:rPr>
-                <w:sz w:val="16"/>
-                <w:szCs w:val="16"/>
-              </w:rPr>
-              <w:t xml:space="preserve">transferred-in costs</w:t>
-            </w:r>
-          </w:p>
-        </w:tc>
-      </w:tr>
-      <w:tr>
-        <w:tc>
-          <w:tcPr>
-            <w:tcW w:type="pct" w:w="2500"/>
-            <w:tcMar>
-              <w:top w:type="dxa" w:w="20"/>
-              <w:left w:type="dxa" w:w="80"/>
-              <w:bottom w:type="dxa" w:w="20"/>
-              <w:right w:type="dxa" w:w="80"/>
-            </w:tcMar>
-          </w:tcPr>
-          <w:p>
-            <w:pPr>
-              <w:spacing w:before="12" w:after="12"/>
-            </w:pPr>
-            <w:r>
-              <w:rPr>
-                <w:b/>
-                <w:bCs/>
-                <w:color w:val="8186EF"/>
-                <w:sz w:val="16"/>
-                <w:szCs w:val="16"/>
-              </w:rPr>
-              <w:t xml:space="preserve">21  </w:t>
-            </w:r>
-            <w:r>
-              <w:rPr>
-                <w:sz w:val="16"/>
-                <w:szCs w:val="16"/>
-              </w:rPr>
-              <w:t xml:space="preserve">Work-in-Process</w:t>
-            </w:r>
-          </w:p>
-        </w:tc>
-        <w:tc>
-          <w:tcPr>
-            <w:tcW w:type="pct" w:w="2500"/>
-            <w:tcMar>
-              <w:top w:type="dxa" w:w="20"/>
-              <w:left w:type="dxa" w:w="80"/>
-              <w:bottom w:type="dxa" w:w="20"/>
-              <w:right w:type="dxa" w:w="80"/>
-            </w:tcMar>
-          </w:tcPr>
-          <w:p>
-            <w:pPr>
-              <w:spacing w:before="12" w:after="12"/>
-            </w:pPr>
-            <w:r>
-              <w:rPr>
-                <w:b/>
-                <w:bCs/>
-                <w:color w:val="8186EF"/>
-                <w:sz w:val="16"/>
-                <w:szCs w:val="16"/>
-              </w:rPr>
-              <w:t xml:space="preserve">42  </w:t>
+              <w:t xml:space="preserve">40  </w:t>
             </w:r>
             <w:r>
               <w:rPr>
